--- a/插件详细手册/8.物体/解谜设计-推搬箱子.docx
+++ b/插件详细手册/8.物体/解谜设计-推搬箱子.docx
@@ -13,8 +13,20 @@
         <w:rPr>
           <w:rFonts w:hint="eastAsia"/>
         </w:rPr>
+        <w:t>===</w:t>
+      </w:r>
+      <w:r>
+        <w:rPr>
+          <w:rFonts w:hint="eastAsia"/>
+        </w:rPr>
         <w:t>概述</w:t>
       </w:r>
+      <w:r>
+        <w:rPr>
+          <w:rFonts w:hint="eastAsia"/>
+        </w:rPr>
+        <w:t>===</w:t>
+      </w:r>
     </w:p>
     <w:p>
       <w:pPr>
@@ -27,13 +39,7 @@
         <w:rPr>
           <w:rFonts w:hint="eastAsia"/>
         </w:rPr>
-        <w:t>基础</w:t>
-      </w:r>
-      <w:r>
-        <w:rPr>
-          <w:rFonts w:hint="eastAsia"/>
-        </w:rPr>
-        <w:t>插件</w:t>
+        <w:t>示例图</w:t>
       </w:r>
     </w:p>
     <w:p>
@@ -109,9 +115,9 @@
           <w:szCs w:val="24"/>
         </w:rPr>
         <w:drawing>
-          <wp:inline distT="0" distB="0" distL="0" distR="0" wp14:anchorId="58628581" wp14:editId="56A881E0">
-            <wp:extent cx="3779520" cy="1827849"/>
-            <wp:effectExtent l="0" t="0" r="0" b="1270"/>
+          <wp:inline distT="0" distB="0" distL="0" distR="0" wp14:anchorId="58628581" wp14:editId="7221D097">
+            <wp:extent cx="4128123" cy="1996440"/>
+            <wp:effectExtent l="0" t="0" r="6350" b="3810"/>
             <wp:docPr id="1311896928" name="图片 1311896928"/>
             <wp:cNvGraphicFramePr>
               <a:graphicFrameLocks xmlns:a="http://schemas.openxmlformats.org/drawingml/2006/main" noChangeAspect="1"/>
@@ -141,7 +147,7 @@
                   <pic:spPr bwMode="auto">
                     <a:xfrm>
                       <a:off x="0" y="0"/>
-                      <a:ext cx="3783110" cy="1829585"/>
+                      <a:ext cx="4135271" cy="1999897"/>
                     </a:xfrm>
                     <a:prstGeom prst="rect">
                       <a:avLst/>
@@ -162,387 +168,23 @@
       <w:pPr>
         <w:widowControl/>
         <w:adjustRightInd w:val="0"/>
-        <w:snapToGrid w:val="0"/>
-        <w:jc w:val="left"/>
-        <w:rPr>
-          <w:rFonts w:ascii="Tahoma" w:eastAsia="微软雅黑" w:hAnsi="Tahoma"/>
-          <w:kern w:val="0"/>
-          <w:sz w:val="22"/>
-        </w:rPr>
-      </w:pPr>
-      <w:r>
-        <w:rPr>
-          <w:rFonts w:ascii="Tahoma" w:eastAsia="微软雅黑" w:hAnsi="Tahoma" w:hint="eastAsia"/>
-          <w:kern w:val="0"/>
-          <w:sz w:val="22"/>
-        </w:rPr>
-        <w:t>如果要从零开始设计，</w:t>
-      </w:r>
-      <w:r>
-        <w:rPr>
-          <w:rFonts w:ascii="Tahoma" w:eastAsia="微软雅黑" w:hAnsi="Tahoma" w:hint="eastAsia"/>
-          <w:kern w:val="0"/>
-          <w:sz w:val="22"/>
-        </w:rPr>
-        <w:t>需要下图的插件：</w:t>
-      </w:r>
-    </w:p>
-    <w:p>
-      <w:pPr>
-        <w:widowControl/>
-        <w:jc w:val="center"/>
-        <w:rPr>
-          <w:rFonts w:ascii="宋体" w:eastAsia="宋体" w:hAnsi="宋体" w:cs="宋体" w:hint="eastAsia"/>
-          <w:kern w:val="0"/>
-          <w:sz w:val="24"/>
-          <w:szCs w:val="24"/>
-        </w:rPr>
-      </w:pPr>
-      <w:r>
-        <w:rPr>
-          <w:rFonts w:hint="eastAsia"/>
-          <w:noProof/>
-        </w:rPr>
-        <w:drawing>
-          <wp:inline distT="0" distB="0" distL="0" distR="0" wp14:anchorId="10BDE49C" wp14:editId="3D69E271">
-            <wp:extent cx="5021580" cy="2114795"/>
-            <wp:effectExtent l="0" t="0" r="7620" b="0"/>
-            <wp:docPr id="1624539803" name="图片 3"/>
-            <wp:cNvGraphicFramePr>
-              <a:graphicFrameLocks xmlns:a="http://schemas.openxmlformats.org/drawingml/2006/main" noChangeAspect="1"/>
-            </wp:cNvGraphicFramePr>
-            <a:graphic xmlns:a="http://schemas.openxmlformats.org/drawingml/2006/main">
-              <a:graphicData uri="http://schemas.openxmlformats.org/drawingml/2006/picture">
-                <pic:pic xmlns:pic="http://schemas.openxmlformats.org/drawingml/2006/picture">
-                  <pic:nvPicPr>
-                    <pic:cNvPr id="0" name="Picture 5"/>
-                    <pic:cNvPicPr>
-                      <a:picLocks noChangeAspect="1" noChangeArrowheads="1"/>
-                    </pic:cNvPicPr>
-                  </pic:nvPicPr>
-                  <pic:blipFill>
-                    <a:blip r:embed="rId8">
-                      <a:extLst>
-                        <a:ext uri="{28A0092B-C50C-407E-A947-70E740481C1C}">
-                          <a14:useLocalDpi xmlns:a14="http://schemas.microsoft.com/office/drawing/2010/main" val="0"/>
-                        </a:ext>
-                      </a:extLst>
-                    </a:blip>
-                    <a:srcRect/>
-                    <a:stretch>
-                      <a:fillRect/>
-                    </a:stretch>
-                  </pic:blipFill>
-                  <pic:spPr bwMode="auto">
-                    <a:xfrm>
-                      <a:off x="0" y="0"/>
-                      <a:ext cx="5025342" cy="2116379"/>
-                    </a:xfrm>
-                    <a:prstGeom prst="rect">
-                      <a:avLst/>
-                    </a:prstGeom>
-                    <a:noFill/>
-                    <a:ln>
-                      <a:noFill/>
-                    </a:ln>
-                  </pic:spPr>
-                </pic:pic>
-              </a:graphicData>
-            </a:graphic>
-          </wp:inline>
-        </w:drawing>
-      </w:r>
-    </w:p>
-    <w:p>
-      <w:pPr>
-        <w:widowControl/>
-        <w:snapToGrid w:val="0"/>
-        <w:jc w:val="left"/>
-        <w:rPr>
-          <w:rFonts w:ascii="Tahoma" w:eastAsia="微软雅黑" w:hAnsi="Tahoma"/>
-          <w:b/>
-          <w:bCs/>
-          <w:kern w:val="0"/>
-          <w:sz w:val="22"/>
-        </w:rPr>
-      </w:pPr>
-      <w:r>
-        <w:rPr>
-          <w:rFonts w:ascii="Tahoma" w:eastAsia="微软雅黑" w:hAnsi="Tahoma" w:hint="eastAsia"/>
-          <w:b/>
-          <w:bCs/>
-          <w:kern w:val="0"/>
-          <w:sz w:val="22"/>
-        </w:rPr>
-        <w:t>注意，该文档</w:t>
-      </w:r>
-      <w:r>
-        <w:rPr>
-          <w:rFonts w:ascii="Tahoma" w:eastAsia="微软雅黑" w:hAnsi="Tahoma" w:hint="eastAsia"/>
-          <w:b/>
-          <w:bCs/>
-          <w:kern w:val="0"/>
-          <w:sz w:val="22"/>
-        </w:rPr>
-        <w:t>只</w:t>
-      </w:r>
-      <w:r>
-        <w:rPr>
-          <w:rFonts w:ascii="Tahoma" w:eastAsia="微软雅黑" w:hAnsi="Tahoma" w:hint="eastAsia"/>
-          <w:b/>
-          <w:bCs/>
-          <w:kern w:val="0"/>
-          <w:sz w:val="22"/>
-        </w:rPr>
-        <w:t>详细说明</w:t>
-      </w:r>
-      <w:r>
-        <w:rPr>
-          <w:rFonts w:ascii="Tahoma" w:eastAsia="微软雅黑" w:hAnsi="Tahoma" w:hint="eastAsia"/>
-          <w:b/>
-          <w:bCs/>
-          <w:kern w:val="0"/>
-          <w:sz w:val="22"/>
-        </w:rPr>
-        <w:t xml:space="preserve"> </w:t>
-      </w:r>
-      <w:r>
-        <w:rPr>
-          <w:rFonts w:ascii="Tahoma" w:eastAsia="微软雅黑" w:hAnsi="Tahoma" w:hint="eastAsia"/>
-          <w:b/>
-          <w:bCs/>
-          <w:kern w:val="0"/>
-          <w:sz w:val="22"/>
-        </w:rPr>
-        <w:t>整体</w:t>
-      </w:r>
-      <w:r>
-        <w:rPr>
-          <w:rFonts w:ascii="Tahoma" w:eastAsia="微软雅黑" w:hAnsi="Tahoma" w:hint="eastAsia"/>
-          <w:b/>
-          <w:bCs/>
-          <w:kern w:val="0"/>
-          <w:sz w:val="22"/>
-        </w:rPr>
-        <w:t>设计</w:t>
-      </w:r>
-      <w:r>
-        <w:rPr>
-          <w:rFonts w:ascii="Tahoma" w:eastAsia="微软雅黑" w:hAnsi="Tahoma" w:hint="eastAsia"/>
-          <w:b/>
-          <w:bCs/>
-          <w:kern w:val="0"/>
-          <w:sz w:val="22"/>
-        </w:rPr>
-        <w:t>思路</w:t>
-      </w:r>
-      <w:r>
-        <w:rPr>
-          <w:rFonts w:ascii="Tahoma" w:eastAsia="微软雅黑" w:hAnsi="Tahoma" w:hint="eastAsia"/>
-          <w:b/>
-          <w:bCs/>
-          <w:kern w:val="0"/>
-          <w:sz w:val="22"/>
-        </w:rPr>
-        <w:t xml:space="preserve"> </w:t>
-      </w:r>
-      <w:r>
-        <w:rPr>
-          <w:rFonts w:ascii="Tahoma" w:eastAsia="微软雅黑" w:hAnsi="Tahoma" w:hint="eastAsia"/>
-          <w:b/>
-          <w:bCs/>
-          <w:kern w:val="0"/>
-          <w:sz w:val="22"/>
-        </w:rPr>
-        <w:t>和</w:t>
-      </w:r>
-      <w:r>
-        <w:rPr>
-          <w:rFonts w:ascii="Tahoma" w:eastAsia="微软雅黑" w:hAnsi="Tahoma" w:hint="eastAsia"/>
-          <w:b/>
-          <w:bCs/>
-          <w:kern w:val="0"/>
-          <w:sz w:val="22"/>
-        </w:rPr>
-        <w:t xml:space="preserve"> </w:t>
-      </w:r>
-      <w:r>
-        <w:rPr>
-          <w:rFonts w:ascii="Tahoma" w:eastAsia="微软雅黑" w:hAnsi="Tahoma" w:hint="eastAsia"/>
-          <w:b/>
-          <w:bCs/>
-          <w:kern w:val="0"/>
-          <w:sz w:val="22"/>
-        </w:rPr>
-        <w:t>解谜方法</w:t>
-      </w:r>
-      <w:r>
-        <w:rPr>
-          <w:rFonts w:ascii="Tahoma" w:eastAsia="微软雅黑" w:hAnsi="Tahoma" w:hint="eastAsia"/>
-          <w:b/>
-          <w:bCs/>
-          <w:kern w:val="0"/>
-          <w:sz w:val="22"/>
-        </w:rPr>
-        <w:t xml:space="preserve"> </w:t>
-      </w:r>
-      <w:r>
-        <w:rPr>
-          <w:rFonts w:ascii="Tahoma" w:eastAsia="微软雅黑" w:hAnsi="Tahoma" w:hint="eastAsia"/>
-          <w:b/>
-          <w:bCs/>
-          <w:kern w:val="0"/>
-          <w:sz w:val="22"/>
-        </w:rPr>
-        <w:t>。</w:t>
-      </w:r>
-    </w:p>
-    <w:p>
-      <w:pPr>
-        <w:widowControl/>
-        <w:snapToGrid w:val="0"/>
-        <w:jc w:val="left"/>
-        <w:rPr>
-          <w:rFonts w:ascii="Tahoma" w:eastAsia="微软雅黑" w:hAnsi="Tahoma"/>
-          <w:b/>
-          <w:bCs/>
-          <w:kern w:val="0"/>
-          <w:sz w:val="22"/>
-        </w:rPr>
-      </w:pPr>
-      <w:r>
-        <w:rPr>
-          <w:rFonts w:ascii="Tahoma" w:eastAsia="微软雅黑" w:hAnsi="Tahoma" w:hint="eastAsia"/>
-          <w:b/>
-          <w:bCs/>
-          <w:kern w:val="0"/>
-          <w:sz w:val="22"/>
-        </w:rPr>
-        <w:t>对于</w:t>
-      </w:r>
-      <w:r>
-        <w:rPr>
-          <w:rFonts w:ascii="Tahoma" w:eastAsia="微软雅黑" w:hAnsi="Tahoma" w:hint="eastAsia"/>
-          <w:b/>
-          <w:bCs/>
-          <w:kern w:val="0"/>
-          <w:sz w:val="22"/>
-        </w:rPr>
-        <w:t>举起物体的细节</w:t>
-      </w:r>
-      <w:r>
-        <w:rPr>
-          <w:rFonts w:ascii="Tahoma" w:eastAsia="微软雅黑" w:hAnsi="Tahoma" w:hint="eastAsia"/>
-          <w:b/>
-          <w:bCs/>
-          <w:kern w:val="0"/>
-          <w:sz w:val="22"/>
-        </w:rPr>
-        <w:t>，需要去看看：“</w:t>
-      </w:r>
-      <w:r>
-        <w:rPr>
-          <w:rFonts w:ascii="Tahoma" w:eastAsia="微软雅黑" w:hAnsi="Tahoma"/>
-          <w:b/>
-          <w:bCs/>
-          <w:kern w:val="0"/>
-          <w:sz w:val="22"/>
-        </w:rPr>
-        <w:t>10.</w:t>
-      </w:r>
-      <w:r>
-        <w:rPr>
-          <w:rFonts w:ascii="Tahoma" w:eastAsia="微软雅黑" w:hAnsi="Tahoma"/>
-          <w:b/>
-          <w:bCs/>
-          <w:kern w:val="0"/>
-          <w:sz w:val="22"/>
-        </w:rPr>
-        <w:t>互动</w:t>
-      </w:r>
-      <w:r>
-        <w:rPr>
-          <w:rFonts w:ascii="Tahoma" w:eastAsia="微软雅黑" w:hAnsi="Tahoma" w:hint="eastAsia"/>
-          <w:b/>
-          <w:bCs/>
-          <w:kern w:val="0"/>
-          <w:sz w:val="22"/>
-        </w:rPr>
-        <w:t xml:space="preserve"> &gt; </w:t>
-      </w:r>
-      <w:r>
-        <w:rPr>
-          <w:rFonts w:ascii="Tahoma" w:eastAsia="微软雅黑" w:hAnsi="Tahoma" w:hint="eastAsia"/>
-          <w:b/>
-          <w:bCs/>
-          <w:kern w:val="0"/>
-          <w:sz w:val="22"/>
-        </w:rPr>
-        <w:t>关于</w:t>
-      </w:r>
-      <w:r>
-        <w:rPr>
-          <w:rFonts w:ascii="Tahoma" w:eastAsia="微软雅黑" w:hAnsi="Tahoma" w:hint="eastAsia"/>
-          <w:b/>
-          <w:bCs/>
-          <w:kern w:val="0"/>
-          <w:sz w:val="22"/>
-        </w:rPr>
-        <w:t>举起花盆能力</w:t>
-      </w:r>
-      <w:r>
-        <w:rPr>
-          <w:rFonts w:ascii="Tahoma" w:eastAsia="微软雅黑" w:hAnsi="Tahoma"/>
-          <w:b/>
-          <w:bCs/>
-          <w:kern w:val="0"/>
-          <w:sz w:val="22"/>
-        </w:rPr>
-        <w:t>.docx</w:t>
-      </w:r>
-      <w:r>
-        <w:rPr>
-          <w:rFonts w:ascii="Tahoma" w:eastAsia="微软雅黑" w:hAnsi="Tahoma" w:hint="eastAsia"/>
-          <w:b/>
-          <w:bCs/>
-          <w:kern w:val="0"/>
-          <w:sz w:val="22"/>
-        </w:rPr>
-        <w:t>”</w:t>
-      </w:r>
-    </w:p>
-    <w:p>
-      <w:pPr>
-        <w:widowControl/>
-        <w:jc w:val="left"/>
-        <w:rPr>
-          <w:rFonts w:ascii="宋体" w:eastAsia="宋体" w:hAnsi="宋体" w:cs="宋体" w:hint="eastAsia"/>
-          <w:kern w:val="0"/>
-          <w:sz w:val="24"/>
-          <w:szCs w:val="24"/>
-        </w:rPr>
-      </w:pPr>
-    </w:p>
-    <w:p>
-      <w:pPr>
-        <w:widowControl/>
-        <w:jc w:val="left"/>
-        <w:rPr>
-          <w:rFonts w:ascii="宋体" w:eastAsia="宋体" w:hAnsi="宋体" w:cs="宋体" w:hint="eastAsia"/>
-          <w:kern w:val="0"/>
-          <w:sz w:val="24"/>
-          <w:szCs w:val="24"/>
-        </w:rPr>
-      </w:pPr>
-      <w:r>
-        <w:rPr>
-          <w:rFonts w:ascii="宋体" w:eastAsia="宋体" w:hAnsi="宋体" w:cs="宋体"/>
-          <w:kern w:val="0"/>
-          <w:sz w:val="24"/>
-          <w:szCs w:val="24"/>
-        </w:rPr>
-        <w:br w:type="page"/>
-      </w:r>
+        <w:rPr>
+          <w:rFonts w:ascii="Tahoma" w:eastAsia="微软雅黑" w:hAnsi="Tahoma"/>
+          <w:kern w:val="0"/>
+          <w:sz w:val="22"/>
+        </w:rPr>
+      </w:pPr>
+    </w:p>
+    <w:p>
+      <w:pPr>
+        <w:widowControl/>
+        <w:adjustRightInd w:val="0"/>
+        <w:rPr>
+          <w:rFonts w:ascii="Tahoma" w:eastAsia="微软雅黑" w:hAnsi="Tahoma" w:hint="eastAsia"/>
+          <w:kern w:val="0"/>
+          <w:sz w:val="22"/>
+        </w:rPr>
+      </w:pPr>
     </w:p>
     <w:p>
       <w:pPr>
@@ -555,8 +197,13 @@
         <w:rPr>
           <w:rFonts w:hint="eastAsia"/>
         </w:rPr>
-        <w:lastRenderedPageBreak/>
-        <w:t>基础工程示例</w:t>
+        <w:t>示例</w:t>
+      </w:r>
+      <w:r>
+        <w:rPr>
+          <w:rFonts w:hint="eastAsia"/>
+        </w:rPr>
+        <w:t>工程</w:t>
       </w:r>
     </w:p>
     <w:p>
@@ -667,7 +314,7 @@
               </w:rPr>
               <w:t xml:space="preserve">: </w:t>
             </w:r>
-            <w:hyperlink r:id="rId9" w:history="1">
+            <w:hyperlink r:id="rId8" w:history="1">
               <w:r>
                 <w:rPr>
                   <w:rStyle w:val="a4"/>
@@ -785,13 +432,342 @@
           <w:rFonts w:hint="eastAsia"/>
         </w:rPr>
         <w:lastRenderedPageBreak/>
-        <w:t>基础</w:t>
-      </w:r>
-      <w:r>
-        <w:rPr>
-          <w:rFonts w:hint="eastAsia"/>
-        </w:rPr>
-        <w:t>配置</w:t>
+        <w:t>灵感来源</w:t>
+      </w:r>
+    </w:p>
+    <w:p>
+      <w:pPr>
+        <w:snapToGrid w:val="0"/>
+        <w:rPr>
+          <w:rFonts w:ascii="Tahoma" w:eastAsia="微软雅黑" w:hAnsi="Tahoma"/>
+          <w:kern w:val="0"/>
+          <w:sz w:val="22"/>
+        </w:rPr>
+      </w:pPr>
+      <w:r>
+        <w:rPr>
+          <w:rFonts w:ascii="Tahoma" w:eastAsia="微软雅黑" w:hAnsi="Tahoma" w:hint="eastAsia"/>
+          <w:kern w:val="0"/>
+          <w:sz w:val="22"/>
+        </w:rPr>
+        <w:t>箱子设计的灵感来源相当早，早到作者我制作黑历史的时期：</w:t>
+      </w:r>
+      <w:r>
+        <w:rPr>
+          <w:rFonts w:ascii="Tahoma" w:eastAsia="微软雅黑" w:hAnsi="Tahoma" w:hint="eastAsia"/>
+          <w:kern w:val="0"/>
+          <w:sz w:val="22"/>
+        </w:rPr>
+        <w:t>2017</w:t>
+      </w:r>
+      <w:r>
+        <w:rPr>
+          <w:rFonts w:ascii="Tahoma" w:eastAsia="微软雅黑" w:hAnsi="Tahoma" w:hint="eastAsia"/>
+          <w:kern w:val="0"/>
+          <w:sz w:val="22"/>
+        </w:rPr>
+        <w:t>年</w:t>
+      </w:r>
+      <w:r>
+        <w:rPr>
+          <w:rFonts w:ascii="Tahoma" w:eastAsia="微软雅黑" w:hAnsi="Tahoma" w:hint="eastAsia"/>
+          <w:kern w:val="0"/>
+          <w:sz w:val="22"/>
+        </w:rPr>
+        <w:t>11</w:t>
+      </w:r>
+      <w:r>
+        <w:rPr>
+          <w:rFonts w:ascii="Tahoma" w:eastAsia="微软雅黑" w:hAnsi="Tahoma" w:hint="eastAsia"/>
+          <w:kern w:val="0"/>
+          <w:sz w:val="22"/>
+        </w:rPr>
+        <w:t>月。</w:t>
+      </w:r>
+    </w:p>
+    <w:p>
+      <w:pPr>
+        <w:snapToGrid w:val="0"/>
+        <w:rPr>
+          <w:rFonts w:ascii="Tahoma" w:eastAsia="微软雅黑" w:hAnsi="Tahoma"/>
+          <w:kern w:val="0"/>
+          <w:sz w:val="22"/>
+        </w:rPr>
+      </w:pPr>
+      <w:r>
+        <w:rPr>
+          <w:rFonts w:ascii="Tahoma" w:eastAsia="微软雅黑" w:hAnsi="Tahoma" w:hint="eastAsia"/>
+          <w:kern w:val="0"/>
+          <w:sz w:val="22"/>
+        </w:rPr>
+        <w:t>当时因为箱子事件的设计非常简单，确定键事件后，事件向前移动即可，</w:t>
+      </w:r>
+    </w:p>
+    <w:p>
+      <w:pPr>
+        <w:snapToGrid w:val="0"/>
+        <w:rPr>
+          <w:rFonts w:ascii="Tahoma" w:eastAsia="微软雅黑" w:hAnsi="Tahoma"/>
+          <w:kern w:val="0"/>
+          <w:sz w:val="22"/>
+        </w:rPr>
+      </w:pPr>
+      <w:r>
+        <w:rPr>
+          <w:rFonts w:ascii="Tahoma" w:eastAsia="微软雅黑" w:hAnsi="Tahoma" w:hint="eastAsia"/>
+          <w:kern w:val="0"/>
+          <w:sz w:val="22"/>
+        </w:rPr>
+        <w:t>于是作者我设计了下图的最初原型。（绿色的事件是弹簧，能左跳右跳，防卡关用）</w:t>
+      </w:r>
+    </w:p>
+    <w:p>
+      <w:pPr>
+        <w:snapToGrid w:val="0"/>
+        <w:jc w:val="center"/>
+        <w:rPr>
+          <w:rFonts w:ascii="Tahoma" w:eastAsia="微软雅黑" w:hAnsi="Tahoma"/>
+          <w:kern w:val="0"/>
+          <w:sz w:val="22"/>
+        </w:rPr>
+      </w:pPr>
+      <w:r>
+        <w:rPr>
+          <w:rFonts w:ascii="Tahoma" w:eastAsia="微软雅黑" w:hAnsi="Tahoma" w:hint="eastAsia"/>
+          <w:noProof/>
+          <w:kern w:val="0"/>
+          <w:sz w:val="22"/>
+        </w:rPr>
+        <w:drawing>
+          <wp:inline distT="0" distB="0" distL="0" distR="0" wp14:anchorId="414848FF" wp14:editId="0D254332">
+            <wp:extent cx="4245026" cy="1749425"/>
+            <wp:effectExtent l="0" t="0" r="3175" b="3175"/>
+            <wp:docPr id="57200736" name="图片 1"/>
+            <wp:cNvGraphicFramePr>
+              <a:graphicFrameLocks xmlns:a="http://schemas.openxmlformats.org/drawingml/2006/main" noChangeAspect="1"/>
+            </wp:cNvGraphicFramePr>
+            <a:graphic xmlns:a="http://schemas.openxmlformats.org/drawingml/2006/main">
+              <a:graphicData uri="http://schemas.openxmlformats.org/drawingml/2006/picture">
+                <pic:pic xmlns:pic="http://schemas.openxmlformats.org/drawingml/2006/picture">
+                  <pic:nvPicPr>
+                    <pic:cNvPr id="0" name="Picture 1"/>
+                    <pic:cNvPicPr>
+                      <a:picLocks noChangeAspect="1" noChangeArrowheads="1"/>
+                    </pic:cNvPicPr>
+                  </pic:nvPicPr>
+                  <pic:blipFill>
+                    <a:blip r:embed="rId9">
+                      <a:extLst>
+                        <a:ext uri="{28A0092B-C50C-407E-A947-70E740481C1C}">
+                          <a14:useLocalDpi xmlns:a14="http://schemas.microsoft.com/office/drawing/2010/main" val="0"/>
+                        </a:ext>
+                      </a:extLst>
+                    </a:blip>
+                    <a:srcRect/>
+                    <a:stretch>
+                      <a:fillRect/>
+                    </a:stretch>
+                  </pic:blipFill>
+                  <pic:spPr bwMode="auto">
+                    <a:xfrm>
+                      <a:off x="0" y="0"/>
+                      <a:ext cx="4253860" cy="1753066"/>
+                    </a:xfrm>
+                    <a:prstGeom prst="rect">
+                      <a:avLst/>
+                    </a:prstGeom>
+                    <a:noFill/>
+                    <a:ln>
+                      <a:noFill/>
+                    </a:ln>
+                  </pic:spPr>
+                </pic:pic>
+              </a:graphicData>
+            </a:graphic>
+          </wp:inline>
+        </w:drawing>
+      </w:r>
+    </w:p>
+    <w:p>
+      <w:pPr>
+        <w:snapToGrid w:val="0"/>
+        <w:rPr>
+          <w:rFonts w:ascii="Tahoma" w:eastAsia="微软雅黑" w:hAnsi="Tahoma"/>
+          <w:kern w:val="0"/>
+          <w:sz w:val="22"/>
+        </w:rPr>
+      </w:pPr>
+      <w:r>
+        <w:rPr>
+          <w:rFonts w:ascii="Tahoma" w:eastAsia="微软雅黑" w:hAnsi="Tahoma" w:hint="eastAsia"/>
+          <w:kern w:val="0"/>
+          <w:sz w:val="22"/>
+        </w:rPr>
+        <w:t>由于黑历史没人玩，这些箱子解谜也就石沉大海了。</w:t>
+      </w:r>
+    </w:p>
+    <w:p>
+      <w:pPr>
+        <w:snapToGrid w:val="0"/>
+        <w:rPr>
+          <w:rFonts w:ascii="Tahoma" w:eastAsia="微软雅黑" w:hAnsi="Tahoma"/>
+          <w:kern w:val="0"/>
+          <w:sz w:val="22"/>
+        </w:rPr>
+      </w:pPr>
+      <w:r>
+        <w:rPr>
+          <w:rFonts w:ascii="Tahoma" w:eastAsia="微软雅黑" w:hAnsi="Tahoma" w:hint="eastAsia"/>
+          <w:kern w:val="0"/>
+          <w:sz w:val="22"/>
+        </w:rPr>
+        <w:t>后来的</w:t>
+      </w:r>
+      <w:r>
+        <w:rPr>
+          <w:rFonts w:ascii="Tahoma" w:eastAsia="微软雅黑" w:hAnsi="Tahoma" w:hint="eastAsia"/>
+          <w:kern w:val="0"/>
+          <w:sz w:val="22"/>
+        </w:rPr>
+        <w:t>2018</w:t>
+      </w:r>
+      <w:r>
+        <w:rPr>
+          <w:rFonts w:ascii="Tahoma" w:eastAsia="微软雅黑" w:hAnsi="Tahoma" w:hint="eastAsia"/>
+          <w:kern w:val="0"/>
+          <w:sz w:val="22"/>
+        </w:rPr>
+        <w:t>年</w:t>
+      </w:r>
+      <w:r>
+        <w:rPr>
+          <w:rFonts w:ascii="Tahoma" w:eastAsia="微软雅黑" w:hAnsi="Tahoma" w:hint="eastAsia"/>
+          <w:kern w:val="0"/>
+          <w:sz w:val="22"/>
+        </w:rPr>
+        <w:t>10</w:t>
+      </w:r>
+      <w:r>
+        <w:rPr>
+          <w:rFonts w:ascii="Tahoma" w:eastAsia="微软雅黑" w:hAnsi="Tahoma" w:hint="eastAsia"/>
+          <w:kern w:val="0"/>
+          <w:sz w:val="22"/>
+        </w:rPr>
+        <w:t>月，我开始写插件，就想到把这些我设计过的解谜，单独搬出来。</w:t>
+      </w:r>
+    </w:p>
+    <w:p>
+      <w:pPr>
+        <w:snapToGrid w:val="0"/>
+        <w:rPr>
+          <w:rFonts w:ascii="Tahoma" w:eastAsia="微软雅黑" w:hAnsi="Tahoma"/>
+          <w:kern w:val="0"/>
+          <w:sz w:val="22"/>
+        </w:rPr>
+      </w:pPr>
+      <w:r>
+        <w:rPr>
+          <w:rFonts w:ascii="Tahoma" w:eastAsia="微软雅黑" w:hAnsi="Tahoma" w:hint="eastAsia"/>
+          <w:kern w:val="0"/>
+          <w:sz w:val="22"/>
+        </w:rPr>
+        <w:t>于是就有了现在的箱子解谜。</w:t>
+      </w:r>
+    </w:p>
+    <w:p>
+      <w:pPr>
+        <w:snapToGrid w:val="0"/>
+        <w:rPr>
+          <w:rFonts w:ascii="Tahoma" w:eastAsia="微软雅黑" w:hAnsi="Tahoma"/>
+          <w:kern w:val="0"/>
+          <w:sz w:val="22"/>
+        </w:rPr>
+      </w:pPr>
+    </w:p>
+    <w:p>
+      <w:pPr>
+        <w:widowControl/>
+        <w:jc w:val="left"/>
+        <w:rPr>
+          <w:rFonts w:ascii="Tahoma" w:eastAsia="微软雅黑" w:hAnsi="Tahoma"/>
+          <w:kern w:val="0"/>
+          <w:sz w:val="22"/>
+        </w:rPr>
+      </w:pPr>
+      <w:r>
+        <w:rPr>
+          <w:rFonts w:ascii="Tahoma" w:eastAsia="微软雅黑" w:hAnsi="Tahoma"/>
+          <w:kern w:val="0"/>
+          <w:sz w:val="22"/>
+        </w:rPr>
+        <w:br w:type="page"/>
+      </w:r>
+    </w:p>
+    <w:p>
+      <w:pPr>
+        <w:pStyle w:val="2"/>
+        <w:rPr>
+          <w:rFonts w:hint="eastAsia"/>
+        </w:rPr>
+      </w:pPr>
+      <w:r>
+        <w:rPr>
+          <w:rFonts w:hint="eastAsia"/>
+        </w:rPr>
+        <w:lastRenderedPageBreak/>
+        <w:t>===推搬</w:t>
+      </w:r>
+      <w:r>
+        <w:rPr>
+          <w:rFonts w:hint="eastAsia"/>
+        </w:rPr>
+        <w:t>箱子</w:t>
+      </w:r>
+      <w:r>
+        <w:rPr>
+          <w:rFonts w:hint="eastAsia"/>
+        </w:rPr>
+        <w:t xml:space="preserve"> - 游戏===</w:t>
+      </w:r>
+    </w:p>
+    <w:p>
+      <w:pPr>
+        <w:pStyle w:val="3"/>
+        <w:rPr>
+          <w:rFonts w:hint="eastAsia"/>
+        </w:rPr>
+      </w:pPr>
+      <w:r>
+        <w:rPr>
+          <w:rFonts w:hint="eastAsia"/>
+        </w:rPr>
+        <w:t>游戏</w:t>
+      </w:r>
+      <w:r>
+        <w:rPr>
+          <w:rFonts w:hint="eastAsia"/>
+        </w:rPr>
+        <w:t>简介</w:t>
+      </w:r>
+    </w:p>
+    <w:p>
+      <w:pPr>
+        <w:pStyle w:val="4"/>
+        <w:rPr>
+          <w:rFonts w:hint="eastAsia"/>
+        </w:rPr>
+      </w:pPr>
+      <w:r>
+        <w:rPr>
+          <w:rFonts w:hint="eastAsia"/>
+        </w:rPr>
+        <w:t>1）</w:t>
+      </w:r>
+      <w:r>
+        <w:rPr>
+          <w:rFonts w:hint="eastAsia"/>
+        </w:rPr>
+        <w:t>游戏规则</w:t>
       </w:r>
     </w:p>
     <w:p>
@@ -799,22 +775,116 @@
         <w:widowControl/>
         <w:adjustRightInd w:val="0"/>
         <w:snapToGrid w:val="0"/>
-        <w:spacing w:after="200"/>
-        <w:jc w:val="left"/>
-        <w:rPr>
-          <w:rFonts w:ascii="Tahoma" w:eastAsia="微软雅黑" w:hAnsi="Tahoma"/>
-          <w:kern w:val="0"/>
-          <w:sz w:val="22"/>
-        </w:rPr>
-      </w:pPr>
-      <w:r>
-        <w:rPr>
-          <w:rFonts w:ascii="Tahoma" w:eastAsia="微软雅黑" w:hAnsi="Tahoma" w:hint="eastAsia"/>
-          <w:kern w:val="0"/>
-          <w:sz w:val="22"/>
-        </w:rPr>
-        <w:t>具体注意示例下面的地方：</w:t>
-      </w:r>
+        <w:jc w:val="left"/>
+        <w:rPr>
+          <w:rFonts w:ascii="Tahoma" w:eastAsia="微软雅黑" w:hAnsi="Tahoma"/>
+          <w:kern w:val="0"/>
+          <w:sz w:val="22"/>
+        </w:rPr>
+      </w:pPr>
+      <w:r>
+        <w:rPr>
+          <w:rFonts w:ascii="Tahoma" w:eastAsia="微软雅黑" w:hAnsi="Tahoma" w:hint="eastAsia"/>
+          <w:kern w:val="0"/>
+          <w:sz w:val="22"/>
+        </w:rPr>
+        <w:t>道路旁放置一堆堵路的箱子。</w:t>
+      </w:r>
+    </w:p>
+    <w:p>
+      <w:pPr>
+        <w:widowControl/>
+        <w:adjustRightInd w:val="0"/>
+        <w:snapToGrid w:val="0"/>
+        <w:jc w:val="left"/>
+        <w:rPr>
+          <w:rFonts w:ascii="Tahoma" w:eastAsia="微软雅黑" w:hAnsi="Tahoma"/>
+          <w:kern w:val="0"/>
+          <w:sz w:val="22"/>
+        </w:rPr>
+      </w:pPr>
+      <w:r>
+        <w:rPr>
+          <w:rFonts w:ascii="Tahoma" w:eastAsia="微软雅黑" w:hAnsi="Tahoma" w:hint="eastAsia"/>
+          <w:kern w:val="0"/>
+          <w:sz w:val="22"/>
+        </w:rPr>
+        <w:t>玩家只需要考虑自己，通过推箱子开辟一条路。</w:t>
+      </w:r>
+      <w:r>
+        <w:rPr>
+          <w:rFonts w:ascii="Tahoma" w:eastAsia="微软雅黑" w:hAnsi="Tahoma" w:hint="eastAsia"/>
+          <w:kern w:val="0"/>
+          <w:sz w:val="22"/>
+        </w:rPr>
+        <w:t>(</w:t>
+      </w:r>
+      <w:r>
+        <w:rPr>
+          <w:rFonts w:ascii="Tahoma" w:eastAsia="微软雅黑" w:hAnsi="Tahoma" w:hint="eastAsia"/>
+          <w:kern w:val="0"/>
+          <w:sz w:val="22"/>
+        </w:rPr>
+        <w:t>迷宫中</w:t>
+      </w:r>
+      <w:r>
+        <w:rPr>
+          <w:rFonts w:ascii="Tahoma" w:eastAsia="微软雅黑" w:hAnsi="Tahoma" w:hint="eastAsia"/>
+          <w:kern w:val="0"/>
+          <w:sz w:val="22"/>
+        </w:rPr>
+        <w:t>极为</w:t>
+      </w:r>
+      <w:r>
+        <w:rPr>
+          <w:rFonts w:ascii="Tahoma" w:eastAsia="微软雅黑" w:hAnsi="Tahoma" w:hint="eastAsia"/>
+          <w:kern w:val="0"/>
+          <w:sz w:val="22"/>
+        </w:rPr>
+        <w:t>常见</w:t>
+      </w:r>
+      <w:r>
+        <w:rPr>
+          <w:rFonts w:ascii="Tahoma" w:eastAsia="微软雅黑" w:hAnsi="Tahoma"/>
+          <w:kern w:val="0"/>
+          <w:sz w:val="22"/>
+        </w:rPr>
+        <w:t>)</w:t>
+      </w:r>
+    </w:p>
+    <w:p>
+      <w:pPr>
+        <w:widowControl/>
+        <w:adjustRightInd w:val="0"/>
+        <w:snapToGrid w:val="0"/>
+        <w:jc w:val="left"/>
+        <w:rPr>
+          <w:rFonts w:ascii="Tahoma" w:eastAsia="微软雅黑" w:hAnsi="Tahoma"/>
+          <w:kern w:val="0"/>
+          <w:sz w:val="22"/>
+        </w:rPr>
+      </w:pPr>
+      <w:r>
+        <w:rPr>
+          <w:rFonts w:ascii="Tahoma" w:eastAsia="微软雅黑" w:hAnsi="Tahoma" w:hint="eastAsia"/>
+          <w:kern w:val="0"/>
+          <w:sz w:val="22"/>
+        </w:rPr>
+        <w:t>部分小箱子可以举起。</w:t>
+      </w:r>
+    </w:p>
+    <w:p>
+      <w:pPr>
+        <w:widowControl/>
+        <w:adjustRightInd w:val="0"/>
+        <w:snapToGrid w:val="0"/>
+        <w:jc w:val="left"/>
+        <w:rPr>
+          <w:rFonts w:ascii="Tahoma" w:eastAsia="微软雅黑" w:hAnsi="Tahoma"/>
+          <w:kern w:val="0"/>
+          <w:sz w:val="22"/>
+        </w:rPr>
+      </w:pPr>
     </w:p>
     <w:p>
       <w:pPr>
@@ -824,19 +894,13 @@
         </w:rPr>
       </w:pPr>
       <w:r>
-        <w:t>1</w:t>
-      </w:r>
-      <w:r>
-        <w:rPr>
-          <w:rFonts w:hint="eastAsia"/>
-        </w:rPr>
-        <w:t>）</w:t>
-      </w:r>
-      <w:r>
-        <w:rPr>
-          <w:rFonts w:hint="eastAsia"/>
-        </w:rPr>
-        <w:t>地形设计</w:t>
+        <w:t>2</w:t>
+      </w:r>
+      <w:r>
+        <w:rPr>
+          <w:rFonts w:hint="eastAsia"/>
+        </w:rPr>
+        <w:t>）难度分配</w:t>
       </w:r>
     </w:p>
     <w:p>
@@ -857,7 +921,7 @@
           <w:kern w:val="0"/>
           <w:sz w:val="22"/>
         </w:rPr>
-        <w:t>你需要注意地形的入口和出口，通常入口和出口都很宽。</w:t>
+        <w:t>迷宫中的堵路会影响解谜难度。</w:t>
       </w:r>
     </w:p>
     <w:p>
@@ -878,7 +942,7 @@
           <w:kern w:val="0"/>
           <w:sz w:val="22"/>
         </w:rPr>
-        <w:t>另外留意墙壁等地形</w:t>
+        <w:t>斜向的箱子会影响解谜的难度</w:t>
       </w:r>
       <w:r>
         <w:rPr>
@@ -887,6 +951,297 @@
           <w:sz w:val="22"/>
         </w:rPr>
         <w:t>。</w:t>
+      </w:r>
+    </w:p>
+    <w:p>
+      <w:pPr>
+        <w:widowControl/>
+        <w:adjustRightInd w:val="0"/>
+        <w:snapToGrid w:val="0"/>
+        <w:jc w:val="left"/>
+        <w:rPr>
+          <w:rFonts w:ascii="Tahoma" w:eastAsia="微软雅黑" w:hAnsi="Tahoma"/>
+          <w:kern w:val="0"/>
+          <w:sz w:val="22"/>
+        </w:rPr>
+      </w:pPr>
+      <w:r>
+        <w:rPr>
+          <w:rFonts w:ascii="Tahoma" w:eastAsia="微软雅黑" w:hAnsi="Tahoma" w:hint="eastAsia"/>
+          <w:kern w:val="0"/>
+          <w:sz w:val="22"/>
+        </w:rPr>
+        <w:t>两个以上相连的箱子会加大解谜的难度。</w:t>
+      </w:r>
+    </w:p>
+    <w:p>
+      <w:pPr>
+        <w:widowControl/>
+        <w:adjustRightInd w:val="0"/>
+        <w:snapToGrid w:val="0"/>
+        <w:jc w:val="left"/>
+        <w:rPr>
+          <w:rFonts w:ascii="Tahoma" w:eastAsia="微软雅黑" w:hAnsi="Tahoma"/>
+          <w:color w:val="A6A6A6" w:themeColor="background1" w:themeShade="A6"/>
+          <w:kern w:val="0"/>
+          <w:sz w:val="22"/>
+        </w:rPr>
+      </w:pPr>
+      <w:r>
+        <w:rPr>
+          <w:rFonts w:ascii="Tahoma" w:eastAsia="微软雅黑" w:hAnsi="Tahoma" w:hint="eastAsia"/>
+          <w:kern w:val="0"/>
+          <w:sz w:val="22"/>
+        </w:rPr>
+        <w:t>可举起的小箱子可以使得解谜复杂度进一步上升。</w:t>
+      </w:r>
+    </w:p>
+    <w:p>
+      <w:pPr>
+        <w:widowControl/>
+        <w:adjustRightInd w:val="0"/>
+        <w:snapToGrid w:val="0"/>
+        <w:jc w:val="left"/>
+        <w:rPr>
+          <w:rFonts w:ascii="Tahoma" w:eastAsia="微软雅黑" w:hAnsi="Tahoma"/>
+          <w:kern w:val="0"/>
+          <w:sz w:val="22"/>
+        </w:rPr>
+      </w:pPr>
+    </w:p>
+    <w:p>
+      <w:pPr>
+        <w:pStyle w:val="4"/>
+        <w:rPr>
+          <w:rFonts w:hint="eastAsia"/>
+        </w:rPr>
+      </w:pPr>
+      <w:bookmarkStart w:id="0" w:name="_Hlk74556982"/>
+      <w:r>
+        <w:t>3</w:t>
+      </w:r>
+      <w:r>
+        <w:rPr>
+          <w:rFonts w:hint="eastAsia"/>
+        </w:rPr>
+        <w:t>）禁用能力</w:t>
+      </w:r>
+    </w:p>
+    <w:p>
+      <w:pPr>
+        <w:widowControl/>
+        <w:adjustRightInd w:val="0"/>
+        <w:snapToGrid w:val="0"/>
+        <w:jc w:val="left"/>
+        <w:rPr>
+          <w:rFonts w:ascii="Tahoma" w:eastAsia="微软雅黑" w:hAnsi="Tahoma"/>
+          <w:kern w:val="0"/>
+          <w:sz w:val="22"/>
+        </w:rPr>
+      </w:pPr>
+      <w:r>
+        <w:rPr>
+          <w:rFonts w:ascii="Tahoma" w:eastAsia="微软雅黑" w:hAnsi="Tahoma" w:hint="eastAsia"/>
+          <w:kern w:val="0"/>
+          <w:sz w:val="22"/>
+        </w:rPr>
+        <w:t>禁跳跃</w:t>
+      </w:r>
+      <w:r>
+        <w:rPr>
+          <w:rFonts w:ascii="Tahoma" w:eastAsia="微软雅黑" w:hAnsi="Tahoma" w:hint="eastAsia"/>
+          <w:kern w:val="0"/>
+          <w:sz w:val="22"/>
+        </w:rPr>
+        <w:t>。</w:t>
+      </w:r>
+      <w:bookmarkEnd w:id="0"/>
+    </w:p>
+    <w:p>
+      <w:pPr>
+        <w:widowControl/>
+        <w:adjustRightInd w:val="0"/>
+        <w:snapToGrid w:val="0"/>
+        <w:jc w:val="left"/>
+        <w:rPr>
+          <w:rFonts w:ascii="Tahoma" w:eastAsia="微软雅黑" w:hAnsi="Tahoma"/>
+          <w:kern w:val="0"/>
+          <w:sz w:val="22"/>
+        </w:rPr>
+      </w:pPr>
+    </w:p>
+    <w:p>
+      <w:pPr>
+        <w:pStyle w:val="4"/>
+        <w:rPr>
+          <w:rFonts w:hint="eastAsia"/>
+        </w:rPr>
+      </w:pPr>
+      <w:r>
+        <w:t>4</w:t>
+      </w:r>
+      <w:r>
+        <w:rPr>
+          <w:rFonts w:hint="eastAsia"/>
+        </w:rPr>
+        <w:t>）卡关注意事项</w:t>
+      </w:r>
+    </w:p>
+    <w:p>
+      <w:pPr>
+        <w:widowControl/>
+        <w:adjustRightInd w:val="0"/>
+        <w:snapToGrid w:val="0"/>
+        <w:jc w:val="left"/>
+        <w:rPr>
+          <w:rFonts w:ascii="Tahoma" w:eastAsia="微软雅黑" w:hAnsi="Tahoma"/>
+          <w:kern w:val="0"/>
+          <w:sz w:val="22"/>
+        </w:rPr>
+      </w:pPr>
+      <w:r>
+        <w:rPr>
+          <w:rFonts w:ascii="Tahoma" w:eastAsia="微软雅黑" w:hAnsi="Tahoma" w:hint="eastAsia"/>
+          <w:kern w:val="0"/>
+          <w:sz w:val="22"/>
+        </w:rPr>
+        <w:t>这里使用了插件：</w:t>
+      </w:r>
+    </w:p>
+    <w:p>
+      <w:pPr>
+        <w:widowControl/>
+        <w:adjustRightInd w:val="0"/>
+        <w:snapToGrid w:val="0"/>
+        <w:ind w:firstLine="420"/>
+        <w:jc w:val="left"/>
+        <w:rPr>
+          <w:rFonts w:ascii="Tahoma" w:eastAsia="微软雅黑" w:hAnsi="Tahoma"/>
+          <w:kern w:val="0"/>
+          <w:sz w:val="22"/>
+        </w:rPr>
+      </w:pPr>
+      <w:r>
+        <w:rPr>
+          <w:rFonts w:ascii="Tahoma" w:eastAsia="微软雅黑" w:hAnsi="Tahoma"/>
+          <w:kern w:val="0"/>
+          <w:sz w:val="22"/>
+        </w:rPr>
+        <w:t>Drill_WindowMenuButton</w:t>
+      </w:r>
+      <w:r>
+        <w:rPr>
+          <w:rFonts w:ascii="Tahoma" w:eastAsia="微软雅黑" w:hAnsi="Tahoma"/>
+          <w:kern w:val="0"/>
+          <w:sz w:val="22"/>
+        </w:rPr>
+        <w:tab/>
+      </w:r>
+      <w:r>
+        <w:rPr>
+          <w:rFonts w:ascii="Tahoma" w:eastAsia="微软雅黑" w:hAnsi="Tahoma"/>
+          <w:kern w:val="0"/>
+          <w:sz w:val="22"/>
+        </w:rPr>
+        <w:tab/>
+      </w:r>
+      <w:r>
+        <w:rPr>
+          <w:rFonts w:ascii="Tahoma" w:eastAsia="微软雅黑" w:hAnsi="Tahoma"/>
+          <w:kern w:val="0"/>
+          <w:sz w:val="22"/>
+        </w:rPr>
+        <w:tab/>
+      </w:r>
+      <w:r>
+        <w:rPr>
+          <w:rFonts w:ascii="Tahoma" w:eastAsia="微软雅黑" w:hAnsi="Tahoma" w:hint="eastAsia"/>
+          <w:kern w:val="0"/>
+          <w:sz w:val="22"/>
+        </w:rPr>
+        <w:t>控件</w:t>
+      </w:r>
+      <w:r>
+        <w:rPr>
+          <w:rFonts w:ascii="Tahoma" w:eastAsia="微软雅黑" w:hAnsi="Tahoma"/>
+          <w:kern w:val="0"/>
+          <w:sz w:val="22"/>
+        </w:rPr>
+        <w:t xml:space="preserve"> - </w:t>
+      </w:r>
+      <w:r>
+        <w:rPr>
+          <w:rFonts w:ascii="Tahoma" w:eastAsia="微软雅黑" w:hAnsi="Tahoma" w:hint="eastAsia"/>
+          <w:kern w:val="0"/>
+          <w:sz w:val="22"/>
+        </w:rPr>
+        <w:t>主菜单选项按钮管理器</w:t>
+      </w:r>
+    </w:p>
+    <w:p>
+      <w:pPr>
+        <w:widowControl/>
+        <w:adjustRightInd w:val="0"/>
+        <w:snapToGrid w:val="0"/>
+        <w:jc w:val="left"/>
+        <w:rPr>
+          <w:rFonts w:ascii="Tahoma" w:eastAsia="微软雅黑" w:hAnsi="Tahoma"/>
+          <w:kern w:val="0"/>
+          <w:sz w:val="22"/>
+        </w:rPr>
+      </w:pPr>
+      <w:r>
+        <w:rPr>
+          <w:rFonts w:ascii="Tahoma" w:eastAsia="微软雅黑" w:hAnsi="Tahoma" w:hint="eastAsia"/>
+          <w:kern w:val="0"/>
+          <w:sz w:val="22"/>
+        </w:rPr>
+        <w:t>并连接到了公共事件：</w:t>
+      </w:r>
+      <w:r>
+        <w:rPr>
+          <w:rFonts w:ascii="Tahoma" w:eastAsia="微软雅黑" w:hAnsi="Tahoma" w:hint="eastAsia"/>
+          <w:kern w:val="0"/>
+          <w:sz w:val="22"/>
+        </w:rPr>
+        <w:t>“</w:t>
+      </w:r>
+      <w:r>
+        <w:rPr>
+          <w:rFonts w:ascii="Tahoma" w:eastAsia="微软雅黑" w:hAnsi="Tahoma" w:hint="eastAsia"/>
+          <w:kern w:val="0"/>
+          <w:sz w:val="22"/>
+        </w:rPr>
+        <w:t>箱子</w:t>
+      </w:r>
+      <w:r>
+        <w:rPr>
+          <w:rFonts w:ascii="Tahoma" w:eastAsia="微软雅黑" w:hAnsi="Tahoma" w:hint="eastAsia"/>
+          <w:kern w:val="0"/>
+          <w:sz w:val="22"/>
+        </w:rPr>
+        <w:t>卡关”。</w:t>
+      </w:r>
+    </w:p>
+    <w:p>
+      <w:pPr>
+        <w:widowControl/>
+        <w:adjustRightInd w:val="0"/>
+        <w:snapToGrid w:val="0"/>
+        <w:jc w:val="left"/>
+        <w:rPr>
+          <w:rFonts w:ascii="Tahoma" w:eastAsia="微软雅黑" w:hAnsi="Tahoma"/>
+          <w:kern w:val="0"/>
+          <w:sz w:val="22"/>
+        </w:rPr>
+      </w:pPr>
+      <w:r>
+        <w:rPr>
+          <w:rFonts w:ascii="Tahoma" w:eastAsia="微软雅黑" w:hAnsi="Tahoma" w:hint="eastAsia"/>
+          <w:kern w:val="0"/>
+          <w:sz w:val="22"/>
+        </w:rPr>
+        <w:t>玩家可以在菜单界面瞬间传回地图的开始点。</w:t>
       </w:r>
     </w:p>
     <w:p>
@@ -909,7 +1264,1426 @@
           <w:szCs w:val="24"/>
         </w:rPr>
         <w:drawing>
-          <wp:inline distT="0" distB="0" distL="0" distR="0" wp14:anchorId="0494ED91" wp14:editId="460C7DE8">
+          <wp:inline distT="0" distB="0" distL="0" distR="0" wp14:anchorId="396E2FC7" wp14:editId="532BB817">
+            <wp:extent cx="2979420" cy="876300"/>
+            <wp:effectExtent l="0" t="0" r="0" b="0"/>
+            <wp:docPr id="13" name="图片 13"/>
+            <wp:cNvGraphicFramePr>
+              <a:graphicFrameLocks xmlns:a="http://schemas.openxmlformats.org/drawingml/2006/main" noChangeAspect="1"/>
+            </wp:cNvGraphicFramePr>
+            <a:graphic xmlns:a="http://schemas.openxmlformats.org/drawingml/2006/main">
+              <a:graphicData uri="http://schemas.openxmlformats.org/drawingml/2006/picture">
+                <pic:pic xmlns:pic="http://schemas.openxmlformats.org/drawingml/2006/picture">
+                  <pic:nvPicPr>
+                    <pic:cNvPr id="0" name="Picture 1"/>
+                    <pic:cNvPicPr>
+                      <a:picLocks noChangeAspect="1" noChangeArrowheads="1"/>
+                    </pic:cNvPicPr>
+                  </pic:nvPicPr>
+                  <pic:blipFill>
+                    <a:blip r:embed="rId10">
+                      <a:extLst>
+                        <a:ext uri="{28A0092B-C50C-407E-A947-70E740481C1C}">
+                          <a14:useLocalDpi xmlns:a14="http://schemas.microsoft.com/office/drawing/2010/main" val="0"/>
+                        </a:ext>
+                      </a:extLst>
+                    </a:blip>
+                    <a:srcRect/>
+                    <a:stretch>
+                      <a:fillRect/>
+                    </a:stretch>
+                  </pic:blipFill>
+                  <pic:spPr bwMode="auto">
+                    <a:xfrm>
+                      <a:off x="0" y="0"/>
+                      <a:ext cx="2979420" cy="876300"/>
+                    </a:xfrm>
+                    <a:prstGeom prst="rect">
+                      <a:avLst/>
+                    </a:prstGeom>
+                    <a:noFill/>
+                    <a:ln>
+                      <a:noFill/>
+                    </a:ln>
+                  </pic:spPr>
+                </pic:pic>
+              </a:graphicData>
+            </a:graphic>
+          </wp:inline>
+        </w:drawing>
+      </w:r>
+    </w:p>
+    <w:p>
+      <w:pPr>
+        <w:widowControl/>
+        <w:adjustRightInd w:val="0"/>
+        <w:snapToGrid w:val="0"/>
+        <w:jc w:val="left"/>
+        <w:rPr>
+          <w:rFonts w:ascii="Tahoma" w:eastAsia="微软雅黑" w:hAnsi="Tahoma"/>
+          <w:kern w:val="0"/>
+          <w:sz w:val="22"/>
+        </w:rPr>
+      </w:pPr>
+    </w:p>
+    <w:p>
+      <w:pPr>
+        <w:widowControl/>
+        <w:jc w:val="left"/>
+        <w:rPr>
+          <w:rFonts w:ascii="Tahoma" w:eastAsia="微软雅黑" w:hAnsi="Tahoma"/>
+          <w:kern w:val="0"/>
+          <w:sz w:val="22"/>
+        </w:rPr>
+      </w:pPr>
+      <w:r>
+        <w:rPr>
+          <w:rFonts w:ascii="Tahoma" w:eastAsia="微软雅黑" w:hAnsi="Tahoma"/>
+          <w:kern w:val="0"/>
+          <w:sz w:val="22"/>
+        </w:rPr>
+        <w:br w:type="page"/>
+      </w:r>
+    </w:p>
+    <w:p>
+      <w:pPr>
+        <w:pStyle w:val="3"/>
+        <w:rPr>
+          <w:rFonts w:hint="eastAsia"/>
+        </w:rPr>
+      </w:pPr>
+      <w:r>
+        <w:rPr>
+          <w:rFonts w:hint="eastAsia"/>
+        </w:rPr>
+        <w:lastRenderedPageBreak/>
+        <w:t>设计</w:t>
+      </w:r>
+      <w:r>
+        <w:rPr>
+          <w:rFonts w:hint="eastAsia"/>
+        </w:rPr>
+        <w:t>者视角</w:t>
+      </w:r>
+    </w:p>
+    <w:p>
+      <w:pPr>
+        <w:pStyle w:val="4"/>
+        <w:rPr>
+          <w:rFonts w:hint="eastAsia"/>
+        </w:rPr>
+      </w:pPr>
+      <w:r>
+        <w:t>1</w:t>
+      </w:r>
+      <w:r>
+        <w:rPr>
+          <w:rFonts w:hint="eastAsia"/>
+        </w:rPr>
+        <w:t>）</w:t>
+      </w:r>
+      <w:r>
+        <w:rPr>
+          <w:rFonts w:hint="eastAsia"/>
+        </w:rPr>
+        <w:t>用途</w:t>
+      </w:r>
+    </w:p>
+    <w:p>
+      <w:pPr>
+        <w:widowControl/>
+        <w:adjustRightInd w:val="0"/>
+        <w:snapToGrid w:val="0"/>
+        <w:jc w:val="left"/>
+        <w:rPr>
+          <w:rFonts w:ascii="Tahoma" w:eastAsia="微软雅黑" w:hAnsi="Tahoma"/>
+          <w:kern w:val="0"/>
+          <w:sz w:val="22"/>
+        </w:rPr>
+      </w:pPr>
+      <w:r>
+        <w:rPr>
+          <w:rFonts w:ascii="Tahoma" w:eastAsia="微软雅黑" w:hAnsi="Tahoma" w:hint="eastAsia"/>
+          <w:kern w:val="0"/>
+          <w:sz w:val="22"/>
+        </w:rPr>
+        <w:t>游戏中你可以先放几个箱子，然后控制角色走动。</w:t>
+      </w:r>
+    </w:p>
+    <w:p>
+      <w:pPr>
+        <w:widowControl/>
+        <w:adjustRightInd w:val="0"/>
+        <w:snapToGrid w:val="0"/>
+        <w:spacing w:after="200"/>
+        <w:jc w:val="left"/>
+        <w:rPr>
+          <w:rFonts w:ascii="Tahoma" w:eastAsia="微软雅黑" w:hAnsi="Tahoma"/>
+          <w:kern w:val="0"/>
+          <w:sz w:val="22"/>
+        </w:rPr>
+      </w:pPr>
+      <w:r>
+        <w:rPr>
+          <w:rFonts w:ascii="Tahoma" w:eastAsia="微软雅黑" w:hAnsi="Tahoma" w:hint="eastAsia"/>
+          <w:kern w:val="0"/>
+          <w:sz w:val="22"/>
+        </w:rPr>
+        <w:t>然后在合适的地方继续加箱子即可。</w:t>
+      </w:r>
+    </w:p>
+    <w:p>
+      <w:pPr>
+        <w:widowControl/>
+        <w:adjustRightInd w:val="0"/>
+        <w:snapToGrid w:val="0"/>
+        <w:jc w:val="left"/>
+        <w:rPr>
+          <w:rFonts w:ascii="Tahoma" w:eastAsia="微软雅黑" w:hAnsi="Tahoma"/>
+          <w:kern w:val="0"/>
+          <w:sz w:val="22"/>
+        </w:rPr>
+      </w:pPr>
+      <w:r>
+        <w:rPr>
+          <w:rFonts w:ascii="Tahoma" w:eastAsia="微软雅黑" w:hAnsi="Tahoma" w:hint="eastAsia"/>
+          <w:kern w:val="0"/>
+          <w:sz w:val="22"/>
+        </w:rPr>
+        <w:t>推箱子</w:t>
+      </w:r>
+      <w:r>
+        <w:rPr>
+          <w:rFonts w:ascii="Tahoma" w:eastAsia="微软雅黑" w:hAnsi="Tahoma" w:hint="eastAsia"/>
+          <w:kern w:val="0"/>
+          <w:sz w:val="22"/>
+        </w:rPr>
+        <w:t>游戏</w:t>
+      </w:r>
+      <w:r>
+        <w:rPr>
+          <w:rFonts w:ascii="Tahoma" w:eastAsia="微软雅黑" w:hAnsi="Tahoma" w:hint="eastAsia"/>
+          <w:kern w:val="0"/>
+          <w:sz w:val="22"/>
+        </w:rPr>
+        <w:t>是玩家逆推</w:t>
+      </w:r>
+      <w:r>
+        <w:rPr>
+          <w:rFonts w:ascii="Tahoma" w:eastAsia="微软雅黑" w:hAnsi="Tahoma" w:hint="eastAsia"/>
+          <w:kern w:val="0"/>
+          <w:sz w:val="22"/>
+        </w:rPr>
+        <w:t xml:space="preserve"> </w:t>
+      </w:r>
+      <w:r>
+        <w:rPr>
+          <w:rFonts w:ascii="Tahoma" w:eastAsia="微软雅黑" w:hAnsi="Tahoma" w:hint="eastAsia"/>
+          <w:kern w:val="0"/>
+          <w:sz w:val="22"/>
+        </w:rPr>
+        <w:t>设计者</w:t>
+      </w:r>
+      <w:r>
+        <w:rPr>
+          <w:rFonts w:ascii="Tahoma" w:eastAsia="微软雅黑" w:hAnsi="Tahoma" w:hint="eastAsia"/>
+          <w:kern w:val="0"/>
+          <w:sz w:val="22"/>
+        </w:rPr>
+        <w:t xml:space="preserve"> </w:t>
+      </w:r>
+      <w:r>
+        <w:rPr>
+          <w:rFonts w:ascii="Tahoma" w:eastAsia="微软雅黑" w:hAnsi="Tahoma" w:hint="eastAsia"/>
+          <w:kern w:val="0"/>
+          <w:sz w:val="22"/>
+        </w:rPr>
+        <w:t>摆箱子</w:t>
+      </w:r>
+      <w:r>
+        <w:rPr>
+          <w:rFonts w:ascii="Tahoma" w:eastAsia="微软雅黑" w:hAnsi="Tahoma" w:hint="eastAsia"/>
+          <w:kern w:val="0"/>
+          <w:sz w:val="22"/>
+        </w:rPr>
+        <w:t>前</w:t>
+      </w:r>
+      <w:r>
+        <w:rPr>
+          <w:rFonts w:ascii="Tahoma" w:eastAsia="微软雅黑" w:hAnsi="Tahoma" w:hint="eastAsia"/>
+          <w:kern w:val="0"/>
+          <w:sz w:val="22"/>
+        </w:rPr>
+        <w:t>的过程。</w:t>
+      </w:r>
+    </w:p>
+    <w:p>
+      <w:pPr>
+        <w:widowControl/>
+        <w:adjustRightInd w:val="0"/>
+        <w:snapToGrid w:val="0"/>
+        <w:jc w:val="left"/>
+        <w:rPr>
+          <w:rFonts w:ascii="Tahoma" w:eastAsia="微软雅黑" w:hAnsi="Tahoma"/>
+          <w:kern w:val="0"/>
+          <w:sz w:val="22"/>
+        </w:rPr>
+      </w:pPr>
+      <w:r>
+        <w:rPr>
+          <w:rFonts w:ascii="Tahoma" w:eastAsia="微软雅黑" w:hAnsi="Tahoma" w:hint="eastAsia"/>
+          <w:kern w:val="0"/>
+          <w:sz w:val="22"/>
+        </w:rPr>
+        <w:t>作为设计者，你可以提前知道箱子</w:t>
+      </w:r>
+      <w:r>
+        <w:rPr>
+          <w:rFonts w:ascii="Tahoma" w:eastAsia="微软雅黑" w:hAnsi="Tahoma" w:hint="eastAsia"/>
+          <w:kern w:val="0"/>
+          <w:sz w:val="22"/>
+        </w:rPr>
+        <w:t>移动后形成的路线</w:t>
+      </w:r>
+      <w:r>
+        <w:rPr>
+          <w:rFonts w:ascii="Tahoma" w:eastAsia="微软雅黑" w:hAnsi="Tahoma" w:hint="eastAsia"/>
+          <w:kern w:val="0"/>
+          <w:sz w:val="22"/>
+        </w:rPr>
+        <w:t>，确认路线后，再</w:t>
+      </w:r>
+      <w:r>
+        <w:rPr>
+          <w:rFonts w:ascii="Tahoma" w:eastAsia="微软雅黑" w:hAnsi="Tahoma" w:hint="eastAsia"/>
+          <w:kern w:val="0"/>
+          <w:sz w:val="22"/>
+        </w:rPr>
+        <w:t>往其它路线</w:t>
+      </w:r>
+      <w:r>
+        <w:rPr>
+          <w:rFonts w:ascii="Tahoma" w:eastAsia="微软雅黑" w:hAnsi="Tahoma" w:hint="eastAsia"/>
+          <w:kern w:val="0"/>
+          <w:sz w:val="22"/>
+        </w:rPr>
+        <w:t>加堵路箱子，</w:t>
+      </w:r>
+      <w:r>
+        <w:rPr>
+          <w:rFonts w:ascii="Tahoma" w:eastAsia="微软雅黑" w:hAnsi="Tahoma" w:hint="eastAsia"/>
+          <w:kern w:val="0"/>
+          <w:sz w:val="22"/>
+        </w:rPr>
+        <w:t>确保只有这一个路线解法</w:t>
+      </w:r>
+      <w:r>
+        <w:rPr>
+          <w:rFonts w:ascii="Tahoma" w:eastAsia="微软雅黑" w:hAnsi="Tahoma" w:hint="eastAsia"/>
+          <w:kern w:val="0"/>
+          <w:sz w:val="22"/>
+        </w:rPr>
+        <w:t>就可以了。</w:t>
+      </w:r>
+    </w:p>
+    <w:p>
+      <w:pPr>
+        <w:rPr>
+          <w:rFonts w:hint="eastAsia"/>
+        </w:rPr>
+      </w:pPr>
+    </w:p>
+    <w:p>
+      <w:pPr>
+        <w:pStyle w:val="4"/>
+        <w:rPr>
+          <w:rFonts w:hint="eastAsia"/>
+        </w:rPr>
+      </w:pPr>
+      <w:r>
+        <w:t>2</w:t>
+      </w:r>
+      <w:r>
+        <w:rPr>
+          <w:rFonts w:hint="eastAsia"/>
+        </w:rPr>
+        <w:t>）</w:t>
+      </w:r>
+      <w:r>
+        <w:rPr>
+          <w:rFonts w:hint="eastAsia"/>
+        </w:rPr>
+        <w:t>难度</w:t>
+      </w:r>
+      <w:r>
+        <w:rPr>
+          <w:rFonts w:hint="eastAsia"/>
+        </w:rPr>
+        <w:t>安排</w:t>
+      </w:r>
+    </w:p>
+    <w:p>
+      <w:pPr>
+        <w:snapToGrid w:val="0"/>
+        <w:rPr>
+          <w:rFonts w:ascii="Tahoma" w:eastAsia="微软雅黑" w:hAnsi="Tahoma"/>
+          <w:kern w:val="0"/>
+          <w:sz w:val="22"/>
+        </w:rPr>
+      </w:pPr>
+      <w:r>
+        <w:rPr>
+          <w:rFonts w:ascii="Tahoma" w:eastAsia="微软雅黑" w:hAnsi="Tahoma" w:hint="eastAsia"/>
+          <w:kern w:val="0"/>
+          <w:sz w:val="22"/>
+        </w:rPr>
+        <w:t>如果你需要在你的游戏中添加该解谜类型，</w:t>
+      </w:r>
+    </w:p>
+    <w:p>
+      <w:pPr>
+        <w:snapToGrid w:val="0"/>
+        <w:rPr>
+          <w:rFonts w:ascii="Tahoma" w:eastAsia="微软雅黑" w:hAnsi="Tahoma"/>
+          <w:kern w:val="0"/>
+          <w:sz w:val="22"/>
+        </w:rPr>
+      </w:pPr>
+      <w:r>
+        <w:rPr>
+          <w:rFonts w:ascii="Tahoma" w:eastAsia="微软雅黑" w:hAnsi="Tahoma" w:hint="eastAsia"/>
+          <w:kern w:val="0"/>
+          <w:sz w:val="22"/>
+        </w:rPr>
+        <w:t>这些关卡可以被切分成许多小的迷宫解谜，</w:t>
+      </w:r>
+      <w:r>
+        <w:rPr>
+          <w:rFonts w:ascii="Tahoma" w:eastAsia="微软雅黑" w:hAnsi="Tahoma" w:hint="eastAsia"/>
+          <w:kern w:val="0"/>
+          <w:sz w:val="22"/>
+        </w:rPr>
+        <w:t>难度最大</w:t>
+      </w:r>
+      <w:r>
+        <w:rPr>
+          <w:rFonts w:ascii="Tahoma" w:eastAsia="微软雅黑" w:hAnsi="Tahoma" w:hint="eastAsia"/>
+          <w:kern w:val="0"/>
+          <w:sz w:val="22"/>
+        </w:rPr>
+        <w:t>到</w:t>
+      </w:r>
+      <w:r>
+        <w:rPr>
+          <w:rFonts w:ascii="Tahoma" w:eastAsia="微软雅黑" w:hAnsi="Tahoma" w:hint="eastAsia"/>
+          <w:kern w:val="0"/>
+          <w:sz w:val="22"/>
+        </w:rPr>
+        <w:t>第</w:t>
+      </w:r>
+      <w:r>
+        <w:rPr>
+          <w:rFonts w:ascii="Tahoma" w:eastAsia="微软雅黑" w:hAnsi="Tahoma" w:hint="eastAsia"/>
+          <w:kern w:val="0"/>
+          <w:sz w:val="22"/>
+        </w:rPr>
+        <w:t>五</w:t>
+      </w:r>
+      <w:r>
+        <w:rPr>
+          <w:rFonts w:ascii="Tahoma" w:eastAsia="微软雅黑" w:hAnsi="Tahoma" w:hint="eastAsia"/>
+          <w:kern w:val="0"/>
+          <w:sz w:val="22"/>
+        </w:rPr>
+        <w:t>关</w:t>
+      </w:r>
+      <w:r>
+        <w:rPr>
+          <w:rFonts w:ascii="Tahoma" w:eastAsia="微软雅黑" w:hAnsi="Tahoma" w:hint="eastAsia"/>
+          <w:kern w:val="0"/>
+          <w:sz w:val="22"/>
+        </w:rPr>
+        <w:t>，作为</w:t>
+      </w:r>
+      <w:r>
+        <w:rPr>
+          <w:rFonts w:ascii="Tahoma" w:eastAsia="微软雅黑" w:hAnsi="Tahoma" w:hint="eastAsia"/>
+          <w:kern w:val="0"/>
+          <w:sz w:val="22"/>
+        </w:rPr>
+        <w:t xml:space="preserve"> </w:t>
+      </w:r>
+      <w:r>
+        <w:rPr>
+          <w:rFonts w:ascii="Tahoma" w:eastAsia="微软雅黑" w:hAnsi="Tahoma" w:hint="eastAsia"/>
+          <w:kern w:val="0"/>
+          <w:sz w:val="22"/>
+        </w:rPr>
+        <w:t>支线或主线谜题</w:t>
+      </w:r>
+      <w:r>
+        <w:rPr>
+          <w:rFonts w:ascii="Tahoma" w:eastAsia="微软雅黑" w:hAnsi="Tahoma" w:hint="eastAsia"/>
+          <w:kern w:val="0"/>
+          <w:sz w:val="22"/>
+        </w:rPr>
+        <w:t xml:space="preserve"> </w:t>
+      </w:r>
+      <w:r>
+        <w:rPr>
+          <w:rFonts w:ascii="Tahoma" w:eastAsia="微软雅黑" w:hAnsi="Tahoma" w:hint="eastAsia"/>
+          <w:kern w:val="0"/>
+          <w:sz w:val="22"/>
+        </w:rPr>
+        <w:t>。</w:t>
+      </w:r>
+    </w:p>
+    <w:p>
+      <w:pPr>
+        <w:snapToGrid w:val="0"/>
+        <w:rPr>
+          <w:rFonts w:ascii="Tahoma" w:eastAsia="微软雅黑" w:hAnsi="Tahoma"/>
+          <w:kern w:val="0"/>
+          <w:sz w:val="22"/>
+        </w:rPr>
+      </w:pPr>
+      <w:r>
+        <w:rPr>
+          <w:rFonts w:ascii="Tahoma" w:eastAsia="微软雅黑" w:hAnsi="Tahoma" w:hint="eastAsia"/>
+          <w:kern w:val="0"/>
+          <w:sz w:val="22"/>
+        </w:rPr>
+        <w:t>第六关的设计误导程度太高，所以最多作为</w:t>
+      </w:r>
+      <w:r>
+        <w:rPr>
+          <w:rFonts w:ascii="Tahoma" w:eastAsia="微软雅黑" w:hAnsi="Tahoma" w:hint="eastAsia"/>
+          <w:kern w:val="0"/>
+          <w:sz w:val="22"/>
+        </w:rPr>
+        <w:t xml:space="preserve"> </w:t>
+      </w:r>
+      <w:r>
+        <w:rPr>
+          <w:rFonts w:ascii="Tahoma" w:eastAsia="微软雅黑" w:hAnsi="Tahoma" w:hint="eastAsia"/>
+          <w:kern w:val="0"/>
+          <w:sz w:val="22"/>
+        </w:rPr>
+        <w:t>小支线或奖励成就</w:t>
+      </w:r>
+      <w:r>
+        <w:rPr>
+          <w:rFonts w:ascii="Tahoma" w:eastAsia="微软雅黑" w:hAnsi="Tahoma" w:hint="eastAsia"/>
+          <w:kern w:val="0"/>
+          <w:sz w:val="22"/>
+        </w:rPr>
+        <w:t xml:space="preserve"> </w:t>
+      </w:r>
+      <w:r>
+        <w:rPr>
+          <w:rFonts w:ascii="Tahoma" w:eastAsia="微软雅黑" w:hAnsi="Tahoma" w:hint="eastAsia"/>
+          <w:kern w:val="0"/>
+          <w:sz w:val="22"/>
+        </w:rPr>
+        <w:t>即可。</w:t>
+      </w:r>
+    </w:p>
+    <w:p>
+      <w:pPr>
+        <w:rPr>
+          <w:rFonts w:ascii="Tahoma" w:eastAsia="微软雅黑" w:hAnsi="Tahoma"/>
+          <w:kern w:val="0"/>
+          <w:sz w:val="22"/>
+        </w:rPr>
+      </w:pPr>
+      <w:r>
+        <w:rPr>
+          <w:rFonts w:ascii="Tahoma" w:eastAsia="微软雅黑" w:hAnsi="Tahoma" w:hint="eastAsia"/>
+          <w:kern w:val="0"/>
+          <w:sz w:val="22"/>
+        </w:rPr>
+        <w:t>此解谜游戏的设计建议最多出现两次，平时的箱子都不要</w:t>
+      </w:r>
+      <w:r>
+        <w:rPr>
+          <w:rFonts w:ascii="Tahoma" w:eastAsia="微软雅黑" w:hAnsi="Tahoma" w:hint="eastAsia"/>
+          <w:kern w:val="0"/>
+          <w:sz w:val="22"/>
+        </w:rPr>
+        <w:t>刻意挡住玩家的道</w:t>
+      </w:r>
+      <w:r>
+        <w:rPr>
+          <w:rFonts w:ascii="Tahoma" w:eastAsia="微软雅黑" w:hAnsi="Tahoma" w:hint="eastAsia"/>
+          <w:kern w:val="0"/>
+          <w:sz w:val="22"/>
+        </w:rPr>
+        <w:t>。</w:t>
+      </w:r>
+    </w:p>
+    <w:p>
+      <w:pPr>
+        <w:rPr>
+          <w:rFonts w:ascii="Tahoma" w:eastAsia="微软雅黑" w:hAnsi="Tahoma"/>
+          <w:kern w:val="0"/>
+          <w:sz w:val="22"/>
+        </w:rPr>
+      </w:pPr>
+    </w:p>
+    <w:p>
+      <w:pPr>
+        <w:widowControl/>
+        <w:jc w:val="left"/>
+        <w:rPr>
+          <w:rFonts w:ascii="Tahoma" w:eastAsia="微软雅黑" w:hAnsi="Tahoma"/>
+          <w:kern w:val="0"/>
+          <w:sz w:val="22"/>
+        </w:rPr>
+      </w:pPr>
+      <w:r>
+        <w:rPr>
+          <w:rFonts w:ascii="Tahoma" w:eastAsia="微软雅黑" w:hAnsi="Tahoma"/>
+          <w:kern w:val="0"/>
+          <w:sz w:val="22"/>
+        </w:rPr>
+        <w:br w:type="page"/>
+      </w:r>
+    </w:p>
+    <w:p>
+      <w:pPr>
+        <w:pStyle w:val="3"/>
+        <w:rPr>
+          <w:rFonts w:hint="eastAsia"/>
+        </w:rPr>
+      </w:pPr>
+      <w:r>
+        <w:rPr>
+          <w:rFonts w:hint="eastAsia"/>
+        </w:rPr>
+        <w:lastRenderedPageBreak/>
+        <w:t>谜题解法</w:t>
+      </w:r>
+    </w:p>
+    <w:p>
+      <w:pPr>
+        <w:pStyle w:val="4"/>
+        <w:rPr>
+          <w:rFonts w:hint="eastAsia"/>
+        </w:rPr>
+      </w:pPr>
+      <w:r>
+        <w:rPr>
+          <w:rFonts w:hint="eastAsia"/>
+        </w:rPr>
+        <w:t>1）空位预判法</w:t>
+      </w:r>
+    </w:p>
+    <w:p>
+      <w:pPr>
+        <w:snapToGrid w:val="0"/>
+        <w:rPr>
+          <w:rFonts w:ascii="Tahoma" w:eastAsia="微软雅黑" w:hAnsi="Tahoma"/>
+          <w:kern w:val="0"/>
+          <w:sz w:val="22"/>
+        </w:rPr>
+      </w:pPr>
+      <w:r>
+        <w:rPr>
+          <w:rFonts w:ascii="Tahoma" w:eastAsia="微软雅黑" w:hAnsi="Tahoma" w:hint="eastAsia"/>
+          <w:kern w:val="0"/>
+          <w:sz w:val="22"/>
+        </w:rPr>
+        <w:t>解谜堵路箱子时，有一个比较明显的特点，就是没有往回推的箱子。</w:t>
+      </w:r>
+    </w:p>
+    <w:p>
+      <w:pPr>
+        <w:snapToGrid w:val="0"/>
+        <w:rPr>
+          <w:rFonts w:ascii="Tahoma" w:eastAsia="微软雅黑" w:hAnsi="Tahoma"/>
+          <w:kern w:val="0"/>
+          <w:sz w:val="22"/>
+        </w:rPr>
+      </w:pPr>
+      <w:r>
+        <w:rPr>
+          <w:rFonts w:ascii="Tahoma" w:eastAsia="微软雅黑" w:hAnsi="Tahoma" w:hint="eastAsia"/>
+          <w:kern w:val="0"/>
+          <w:sz w:val="22"/>
+        </w:rPr>
+        <w:t>那么，现有的空位，极有可能是真实解的实际落脚点。</w:t>
+      </w:r>
+    </w:p>
+    <w:p>
+      <w:pPr>
+        <w:snapToGrid w:val="0"/>
+        <w:rPr>
+          <w:rFonts w:ascii="Tahoma" w:eastAsia="微软雅黑" w:hAnsi="Tahoma"/>
+          <w:color w:val="0070C0"/>
+          <w:kern w:val="0"/>
+          <w:sz w:val="22"/>
+        </w:rPr>
+      </w:pPr>
+      <w:r>
+        <w:rPr>
+          <w:rFonts w:ascii="Tahoma" w:eastAsia="微软雅黑" w:hAnsi="Tahoma" w:hint="eastAsia"/>
+          <w:color w:val="0070C0"/>
+          <w:kern w:val="0"/>
+          <w:sz w:val="22"/>
+        </w:rPr>
+        <w:t>这里需要遵循先考虑上下，再考虑向右。</w:t>
+      </w:r>
+    </w:p>
+    <w:p>
+      <w:pPr>
+        <w:snapToGrid w:val="0"/>
+        <w:rPr>
+          <w:rFonts w:ascii="Tahoma" w:eastAsia="微软雅黑" w:hAnsi="Tahoma"/>
+          <w:kern w:val="0"/>
+          <w:sz w:val="22"/>
+        </w:rPr>
+      </w:pPr>
+      <w:r>
+        <w:rPr>
+          <w:rFonts w:ascii="Tahoma" w:eastAsia="微软雅黑" w:hAnsi="Tahoma" w:hint="eastAsia"/>
+          <w:kern w:val="0"/>
+          <w:sz w:val="22"/>
+        </w:rPr>
+        <w:t>比如，下图的箱子，上下推就可以排除。</w:t>
+      </w:r>
+    </w:p>
+    <w:p>
+      <w:pPr>
+        <w:widowControl/>
+        <w:jc w:val="center"/>
+        <w:rPr>
+          <w:rFonts w:ascii="宋体" w:eastAsia="宋体" w:hAnsi="宋体" w:cs="宋体" w:hint="eastAsia"/>
+          <w:kern w:val="0"/>
+          <w:sz w:val="24"/>
+          <w:szCs w:val="24"/>
+        </w:rPr>
+      </w:pPr>
+      <w:r>
+        <w:rPr>
+          <w:rFonts w:ascii="宋体" w:eastAsia="宋体" w:hAnsi="宋体" w:cs="宋体"/>
+          <w:noProof/>
+          <w:kern w:val="0"/>
+          <w:sz w:val="24"/>
+          <w:szCs w:val="24"/>
+        </w:rPr>
+        <w:drawing>
+          <wp:inline distT="0" distB="0" distL="0" distR="0" wp14:anchorId="155B86FF" wp14:editId="7356B27C">
+            <wp:extent cx="3665220" cy="2020570"/>
+            <wp:effectExtent l="0" t="0" r="0" b="0"/>
+            <wp:docPr id="12" name="图片 12"/>
+            <wp:cNvGraphicFramePr>
+              <a:graphicFrameLocks xmlns:a="http://schemas.openxmlformats.org/drawingml/2006/main" noChangeAspect="1"/>
+            </wp:cNvGraphicFramePr>
+            <a:graphic xmlns:a="http://schemas.openxmlformats.org/drawingml/2006/main">
+              <a:graphicData uri="http://schemas.openxmlformats.org/drawingml/2006/picture">
+                <pic:pic xmlns:pic="http://schemas.openxmlformats.org/drawingml/2006/picture">
+                  <pic:nvPicPr>
+                    <pic:cNvPr id="0" name="Picture 24"/>
+                    <pic:cNvPicPr>
+                      <a:picLocks noChangeAspect="1" noChangeArrowheads="1"/>
+                    </pic:cNvPicPr>
+                  </pic:nvPicPr>
+                  <pic:blipFill>
+                    <a:blip r:embed="rId11">
+                      <a:extLst>
+                        <a:ext uri="{28A0092B-C50C-407E-A947-70E740481C1C}">
+                          <a14:useLocalDpi xmlns:a14="http://schemas.microsoft.com/office/drawing/2010/main" val="0"/>
+                        </a:ext>
+                      </a:extLst>
+                    </a:blip>
+                    <a:srcRect/>
+                    <a:stretch>
+                      <a:fillRect/>
+                    </a:stretch>
+                  </pic:blipFill>
+                  <pic:spPr bwMode="auto">
+                    <a:xfrm>
+                      <a:off x="0" y="0"/>
+                      <a:ext cx="3667635" cy="2021901"/>
+                    </a:xfrm>
+                    <a:prstGeom prst="rect">
+                      <a:avLst/>
+                    </a:prstGeom>
+                    <a:noFill/>
+                    <a:ln>
+                      <a:noFill/>
+                    </a:ln>
+                  </pic:spPr>
+                </pic:pic>
+              </a:graphicData>
+            </a:graphic>
+          </wp:inline>
+        </w:drawing>
+      </w:r>
+    </w:p>
+    <w:p>
+      <w:pPr>
+        <w:snapToGrid w:val="0"/>
+        <w:rPr>
+          <w:rFonts w:ascii="Tahoma" w:eastAsia="微软雅黑" w:hAnsi="Tahoma"/>
+          <w:kern w:val="0"/>
+          <w:sz w:val="22"/>
+        </w:rPr>
+      </w:pPr>
+      <w:r>
+        <w:rPr>
+          <w:rFonts w:ascii="Tahoma" w:eastAsia="微软雅黑" w:hAnsi="Tahoma" w:hint="eastAsia"/>
+          <w:kern w:val="0"/>
+          <w:sz w:val="22"/>
+        </w:rPr>
+        <w:t>如果</w:t>
+      </w:r>
+      <w:r>
+        <w:rPr>
+          <w:rFonts w:ascii="Tahoma" w:eastAsia="微软雅黑" w:hAnsi="Tahoma" w:hint="eastAsia"/>
+          <w:kern w:val="0"/>
+          <w:sz w:val="22"/>
+        </w:rPr>
+        <w:t>遇到</w:t>
+      </w:r>
+      <w:r>
+        <w:rPr>
+          <w:rFonts w:ascii="Tahoma" w:eastAsia="微软雅黑" w:hAnsi="Tahoma" w:hint="eastAsia"/>
+          <w:kern w:val="0"/>
+          <w:sz w:val="22"/>
+        </w:rPr>
+        <w:t>了</w:t>
+      </w:r>
+      <w:r>
+        <w:rPr>
+          <w:rFonts w:ascii="Tahoma" w:eastAsia="微软雅黑" w:hAnsi="Tahoma" w:hint="eastAsia"/>
+          <w:kern w:val="0"/>
+          <w:sz w:val="22"/>
+        </w:rPr>
+        <w:t>阶梯状的</w:t>
+      </w:r>
+      <w:r>
+        <w:rPr>
+          <w:rFonts w:ascii="Tahoma" w:eastAsia="微软雅黑" w:hAnsi="Tahoma" w:hint="eastAsia"/>
+          <w:kern w:val="0"/>
+          <w:sz w:val="22"/>
+        </w:rPr>
+        <w:t>箱子，对角判断空位即可。</w:t>
+      </w:r>
+    </w:p>
+    <w:p>
+      <w:pPr>
+        <w:widowControl/>
+        <w:jc w:val="center"/>
+        <w:rPr>
+          <w:rFonts w:ascii="宋体" w:eastAsia="宋体" w:hAnsi="宋体" w:cs="宋体" w:hint="eastAsia"/>
+          <w:kern w:val="0"/>
+          <w:sz w:val="24"/>
+          <w:szCs w:val="24"/>
+        </w:rPr>
+      </w:pPr>
+      <w:r>
+        <w:rPr>
+          <w:rFonts w:ascii="宋体" w:eastAsia="宋体" w:hAnsi="宋体" w:cs="宋体"/>
+          <w:noProof/>
+          <w:kern w:val="0"/>
+          <w:sz w:val="24"/>
+          <w:szCs w:val="24"/>
+        </w:rPr>
+        <w:drawing>
+          <wp:inline distT="0" distB="0" distL="0" distR="0" wp14:anchorId="600A34AF" wp14:editId="0293FE50">
+            <wp:extent cx="3390900" cy="2631087"/>
+            <wp:effectExtent l="0" t="0" r="0" b="0"/>
+            <wp:docPr id="11" name="图片 11"/>
+            <wp:cNvGraphicFramePr>
+              <a:graphicFrameLocks xmlns:a="http://schemas.openxmlformats.org/drawingml/2006/main" noChangeAspect="1"/>
+            </wp:cNvGraphicFramePr>
+            <a:graphic xmlns:a="http://schemas.openxmlformats.org/drawingml/2006/main">
+              <a:graphicData uri="http://schemas.openxmlformats.org/drawingml/2006/picture">
+                <pic:pic xmlns:pic="http://schemas.openxmlformats.org/drawingml/2006/picture">
+                  <pic:nvPicPr>
+                    <pic:cNvPr id="0" name="Picture 22"/>
+                    <pic:cNvPicPr>
+                      <a:picLocks noChangeAspect="1" noChangeArrowheads="1"/>
+                    </pic:cNvPicPr>
+                  </pic:nvPicPr>
+                  <pic:blipFill>
+                    <a:blip r:embed="rId12">
+                      <a:extLst>
+                        <a:ext uri="{28A0092B-C50C-407E-A947-70E740481C1C}">
+                          <a14:useLocalDpi xmlns:a14="http://schemas.microsoft.com/office/drawing/2010/main" val="0"/>
+                        </a:ext>
+                      </a:extLst>
+                    </a:blip>
+                    <a:srcRect/>
+                    <a:stretch>
+                      <a:fillRect/>
+                    </a:stretch>
+                  </pic:blipFill>
+                  <pic:spPr bwMode="auto">
+                    <a:xfrm>
+                      <a:off x="0" y="0"/>
+                      <a:ext cx="3393193" cy="2632866"/>
+                    </a:xfrm>
+                    <a:prstGeom prst="rect">
+                      <a:avLst/>
+                    </a:prstGeom>
+                    <a:noFill/>
+                    <a:ln>
+                      <a:noFill/>
+                    </a:ln>
+                  </pic:spPr>
+                </pic:pic>
+              </a:graphicData>
+            </a:graphic>
+          </wp:inline>
+        </w:drawing>
+      </w:r>
+    </w:p>
+    <w:p>
+      <w:pPr>
+        <w:rPr>
+          <w:rFonts w:hint="eastAsia"/>
+        </w:rPr>
+      </w:pPr>
+    </w:p>
+    <w:p>
+      <w:pPr>
+        <w:widowControl/>
+        <w:jc w:val="left"/>
+        <w:rPr>
+          <w:rFonts w:hint="eastAsia"/>
+        </w:rPr>
+      </w:pPr>
+      <w:r>
+        <w:rPr>
+          <w:rFonts w:hint="eastAsia"/>
+        </w:rPr>
+        <w:br w:type="page"/>
+      </w:r>
+    </w:p>
+    <w:p>
+      <w:pPr>
+        <w:pStyle w:val="2"/>
+        <w:rPr>
+          <w:rFonts w:hint="eastAsia"/>
+        </w:rPr>
+      </w:pPr>
+      <w:r>
+        <w:rPr>
+          <w:rFonts w:hint="eastAsia"/>
+        </w:rPr>
+        <w:lastRenderedPageBreak/>
+        <w:t>===推搬箱子 - 实现===</w:t>
+      </w:r>
+    </w:p>
+    <w:p>
+      <w:pPr>
+        <w:pStyle w:val="3"/>
+        <w:rPr>
+          <w:rFonts w:hint="eastAsia"/>
+        </w:rPr>
+      </w:pPr>
+      <w:r>
+        <w:rPr>
+          <w:rFonts w:hint="eastAsia"/>
+        </w:rPr>
+        <w:t>基础插件</w:t>
+      </w:r>
+    </w:p>
+    <w:p>
+      <w:pPr>
+        <w:widowControl/>
+        <w:adjustRightInd w:val="0"/>
+        <w:snapToGrid w:val="0"/>
+        <w:jc w:val="left"/>
+        <w:rPr>
+          <w:rFonts w:ascii="Tahoma" w:eastAsia="微软雅黑" w:hAnsi="Tahoma"/>
+          <w:kern w:val="0"/>
+          <w:sz w:val="22"/>
+        </w:rPr>
+      </w:pPr>
+      <w:r>
+        <w:rPr>
+          <w:rFonts w:ascii="Tahoma" w:eastAsia="微软雅黑" w:hAnsi="Tahoma" w:hint="eastAsia"/>
+          <w:kern w:val="0"/>
+          <w:sz w:val="22"/>
+        </w:rPr>
+        <w:t>如果要从零开始设计，需要下图的插件：</w:t>
+      </w:r>
+    </w:p>
+    <w:p>
+      <w:pPr>
+        <w:widowControl/>
+        <w:jc w:val="center"/>
+        <w:rPr>
+          <w:rFonts w:ascii="宋体" w:eastAsia="宋体" w:hAnsi="宋体" w:cs="宋体" w:hint="eastAsia"/>
+          <w:kern w:val="0"/>
+          <w:sz w:val="24"/>
+          <w:szCs w:val="24"/>
+        </w:rPr>
+      </w:pPr>
+      <w:r>
+        <w:rPr>
+          <w:rFonts w:hint="eastAsia"/>
+          <w:noProof/>
+        </w:rPr>
+        <w:drawing>
+          <wp:inline distT="0" distB="0" distL="0" distR="0" wp14:anchorId="57646F55" wp14:editId="430FFEC6">
+            <wp:extent cx="5021580" cy="2114795"/>
+            <wp:effectExtent l="0" t="0" r="7620" b="0"/>
+            <wp:docPr id="1624539803" name="图片 3"/>
+            <wp:cNvGraphicFramePr>
+              <a:graphicFrameLocks xmlns:a="http://schemas.openxmlformats.org/drawingml/2006/main" noChangeAspect="1"/>
+            </wp:cNvGraphicFramePr>
+            <a:graphic xmlns:a="http://schemas.openxmlformats.org/drawingml/2006/main">
+              <a:graphicData uri="http://schemas.openxmlformats.org/drawingml/2006/picture">
+                <pic:pic xmlns:pic="http://schemas.openxmlformats.org/drawingml/2006/picture">
+                  <pic:nvPicPr>
+                    <pic:cNvPr id="0" name="Picture 5"/>
+                    <pic:cNvPicPr>
+                      <a:picLocks noChangeAspect="1" noChangeArrowheads="1"/>
+                    </pic:cNvPicPr>
+                  </pic:nvPicPr>
+                  <pic:blipFill>
+                    <a:blip r:embed="rId13">
+                      <a:extLst>
+                        <a:ext uri="{28A0092B-C50C-407E-A947-70E740481C1C}">
+                          <a14:useLocalDpi xmlns:a14="http://schemas.microsoft.com/office/drawing/2010/main" val="0"/>
+                        </a:ext>
+                      </a:extLst>
+                    </a:blip>
+                    <a:srcRect/>
+                    <a:stretch>
+                      <a:fillRect/>
+                    </a:stretch>
+                  </pic:blipFill>
+                  <pic:spPr bwMode="auto">
+                    <a:xfrm>
+                      <a:off x="0" y="0"/>
+                      <a:ext cx="5025342" cy="2116379"/>
+                    </a:xfrm>
+                    <a:prstGeom prst="rect">
+                      <a:avLst/>
+                    </a:prstGeom>
+                    <a:noFill/>
+                    <a:ln>
+                      <a:noFill/>
+                    </a:ln>
+                  </pic:spPr>
+                </pic:pic>
+              </a:graphicData>
+            </a:graphic>
+          </wp:inline>
+        </w:drawing>
+      </w:r>
+    </w:p>
+    <w:p>
+      <w:pPr>
+        <w:widowControl/>
+        <w:snapToGrid w:val="0"/>
+        <w:jc w:val="left"/>
+        <w:rPr>
+          <w:rFonts w:ascii="Tahoma" w:eastAsia="微软雅黑" w:hAnsi="Tahoma"/>
+          <w:b/>
+          <w:bCs/>
+          <w:kern w:val="0"/>
+          <w:sz w:val="22"/>
+        </w:rPr>
+      </w:pPr>
+      <w:r>
+        <w:rPr>
+          <w:rFonts w:ascii="Tahoma" w:eastAsia="微软雅黑" w:hAnsi="Tahoma" w:hint="eastAsia"/>
+          <w:b/>
+          <w:bCs/>
+          <w:kern w:val="0"/>
+          <w:sz w:val="22"/>
+        </w:rPr>
+        <w:t>注意，该文档</w:t>
+      </w:r>
+      <w:r>
+        <w:rPr>
+          <w:rFonts w:ascii="Tahoma" w:eastAsia="微软雅黑" w:hAnsi="Tahoma" w:hint="eastAsia"/>
+          <w:b/>
+          <w:bCs/>
+          <w:kern w:val="0"/>
+          <w:sz w:val="22"/>
+        </w:rPr>
+        <w:t>只</w:t>
+      </w:r>
+      <w:r>
+        <w:rPr>
+          <w:rFonts w:ascii="Tahoma" w:eastAsia="微软雅黑" w:hAnsi="Tahoma" w:hint="eastAsia"/>
+          <w:b/>
+          <w:bCs/>
+          <w:kern w:val="0"/>
+          <w:sz w:val="22"/>
+        </w:rPr>
+        <w:t>详细说明</w:t>
+      </w:r>
+      <w:r>
+        <w:rPr>
+          <w:rFonts w:ascii="Tahoma" w:eastAsia="微软雅黑" w:hAnsi="Tahoma" w:hint="eastAsia"/>
+          <w:b/>
+          <w:bCs/>
+          <w:kern w:val="0"/>
+          <w:sz w:val="22"/>
+        </w:rPr>
+        <w:t xml:space="preserve"> </w:t>
+      </w:r>
+      <w:r>
+        <w:rPr>
+          <w:rFonts w:ascii="Tahoma" w:eastAsia="微软雅黑" w:hAnsi="Tahoma" w:hint="eastAsia"/>
+          <w:b/>
+          <w:bCs/>
+          <w:kern w:val="0"/>
+          <w:sz w:val="22"/>
+        </w:rPr>
+        <w:t>整体</w:t>
+      </w:r>
+      <w:r>
+        <w:rPr>
+          <w:rFonts w:ascii="Tahoma" w:eastAsia="微软雅黑" w:hAnsi="Tahoma" w:hint="eastAsia"/>
+          <w:b/>
+          <w:bCs/>
+          <w:kern w:val="0"/>
+          <w:sz w:val="22"/>
+        </w:rPr>
+        <w:t>设计</w:t>
+      </w:r>
+      <w:r>
+        <w:rPr>
+          <w:rFonts w:ascii="Tahoma" w:eastAsia="微软雅黑" w:hAnsi="Tahoma" w:hint="eastAsia"/>
+          <w:b/>
+          <w:bCs/>
+          <w:kern w:val="0"/>
+          <w:sz w:val="22"/>
+        </w:rPr>
+        <w:t>思路</w:t>
+      </w:r>
+      <w:r>
+        <w:rPr>
+          <w:rFonts w:ascii="Tahoma" w:eastAsia="微软雅黑" w:hAnsi="Tahoma" w:hint="eastAsia"/>
+          <w:b/>
+          <w:bCs/>
+          <w:kern w:val="0"/>
+          <w:sz w:val="22"/>
+        </w:rPr>
+        <w:t xml:space="preserve"> </w:t>
+      </w:r>
+      <w:r>
+        <w:rPr>
+          <w:rFonts w:ascii="Tahoma" w:eastAsia="微软雅黑" w:hAnsi="Tahoma" w:hint="eastAsia"/>
+          <w:b/>
+          <w:bCs/>
+          <w:kern w:val="0"/>
+          <w:sz w:val="22"/>
+        </w:rPr>
+        <w:t>和</w:t>
+      </w:r>
+      <w:r>
+        <w:rPr>
+          <w:rFonts w:ascii="Tahoma" w:eastAsia="微软雅黑" w:hAnsi="Tahoma" w:hint="eastAsia"/>
+          <w:b/>
+          <w:bCs/>
+          <w:kern w:val="0"/>
+          <w:sz w:val="22"/>
+        </w:rPr>
+        <w:t xml:space="preserve"> </w:t>
+      </w:r>
+      <w:r>
+        <w:rPr>
+          <w:rFonts w:ascii="Tahoma" w:eastAsia="微软雅黑" w:hAnsi="Tahoma" w:hint="eastAsia"/>
+          <w:b/>
+          <w:bCs/>
+          <w:kern w:val="0"/>
+          <w:sz w:val="22"/>
+        </w:rPr>
+        <w:t>解谜方法</w:t>
+      </w:r>
+      <w:r>
+        <w:rPr>
+          <w:rFonts w:ascii="Tahoma" w:eastAsia="微软雅黑" w:hAnsi="Tahoma" w:hint="eastAsia"/>
+          <w:b/>
+          <w:bCs/>
+          <w:kern w:val="0"/>
+          <w:sz w:val="22"/>
+        </w:rPr>
+        <w:t xml:space="preserve"> </w:t>
+      </w:r>
+      <w:r>
+        <w:rPr>
+          <w:rFonts w:ascii="Tahoma" w:eastAsia="微软雅黑" w:hAnsi="Tahoma" w:hint="eastAsia"/>
+          <w:b/>
+          <w:bCs/>
+          <w:kern w:val="0"/>
+          <w:sz w:val="22"/>
+        </w:rPr>
+        <w:t>。</w:t>
+      </w:r>
+    </w:p>
+    <w:p>
+      <w:pPr>
+        <w:widowControl/>
+        <w:snapToGrid w:val="0"/>
+        <w:jc w:val="left"/>
+        <w:rPr>
+          <w:rFonts w:ascii="Tahoma" w:eastAsia="微软雅黑" w:hAnsi="Tahoma"/>
+          <w:b/>
+          <w:bCs/>
+          <w:kern w:val="0"/>
+          <w:sz w:val="22"/>
+        </w:rPr>
+      </w:pPr>
+      <w:r>
+        <w:rPr>
+          <w:rFonts w:ascii="Tahoma" w:eastAsia="微软雅黑" w:hAnsi="Tahoma" w:hint="eastAsia"/>
+          <w:b/>
+          <w:bCs/>
+          <w:kern w:val="0"/>
+          <w:sz w:val="22"/>
+        </w:rPr>
+        <w:t>对于</w:t>
+      </w:r>
+      <w:r>
+        <w:rPr>
+          <w:rFonts w:ascii="Tahoma" w:eastAsia="微软雅黑" w:hAnsi="Tahoma" w:hint="eastAsia"/>
+          <w:b/>
+          <w:bCs/>
+          <w:kern w:val="0"/>
+          <w:sz w:val="22"/>
+        </w:rPr>
+        <w:t>举起物体的细节</w:t>
+      </w:r>
+      <w:r>
+        <w:rPr>
+          <w:rFonts w:ascii="Tahoma" w:eastAsia="微软雅黑" w:hAnsi="Tahoma" w:hint="eastAsia"/>
+          <w:b/>
+          <w:bCs/>
+          <w:kern w:val="0"/>
+          <w:sz w:val="22"/>
+        </w:rPr>
+        <w:t>，需要去看看：“</w:t>
+      </w:r>
+      <w:r>
+        <w:rPr>
+          <w:rFonts w:ascii="Tahoma" w:eastAsia="微软雅黑" w:hAnsi="Tahoma"/>
+          <w:b/>
+          <w:bCs/>
+          <w:kern w:val="0"/>
+          <w:sz w:val="22"/>
+        </w:rPr>
+        <w:t>10.</w:t>
+      </w:r>
+      <w:r>
+        <w:rPr>
+          <w:rFonts w:ascii="Tahoma" w:eastAsia="微软雅黑" w:hAnsi="Tahoma"/>
+          <w:b/>
+          <w:bCs/>
+          <w:kern w:val="0"/>
+          <w:sz w:val="22"/>
+        </w:rPr>
+        <w:t>互动</w:t>
+      </w:r>
+      <w:r>
+        <w:rPr>
+          <w:rFonts w:ascii="Tahoma" w:eastAsia="微软雅黑" w:hAnsi="Tahoma" w:hint="eastAsia"/>
+          <w:b/>
+          <w:bCs/>
+          <w:kern w:val="0"/>
+          <w:sz w:val="22"/>
+        </w:rPr>
+        <w:t xml:space="preserve"> &gt; </w:t>
+      </w:r>
+      <w:r>
+        <w:rPr>
+          <w:rFonts w:ascii="Tahoma" w:eastAsia="微软雅黑" w:hAnsi="Tahoma" w:hint="eastAsia"/>
+          <w:b/>
+          <w:bCs/>
+          <w:kern w:val="0"/>
+          <w:sz w:val="22"/>
+        </w:rPr>
+        <w:t>关于</w:t>
+      </w:r>
+      <w:r>
+        <w:rPr>
+          <w:rFonts w:ascii="Tahoma" w:eastAsia="微软雅黑" w:hAnsi="Tahoma" w:hint="eastAsia"/>
+          <w:b/>
+          <w:bCs/>
+          <w:kern w:val="0"/>
+          <w:sz w:val="22"/>
+        </w:rPr>
+        <w:t>举起花盆能力</w:t>
+      </w:r>
+      <w:r>
+        <w:rPr>
+          <w:rFonts w:ascii="Tahoma" w:eastAsia="微软雅黑" w:hAnsi="Tahoma"/>
+          <w:b/>
+          <w:bCs/>
+          <w:kern w:val="0"/>
+          <w:sz w:val="22"/>
+        </w:rPr>
+        <w:t>.docx</w:t>
+      </w:r>
+      <w:r>
+        <w:rPr>
+          <w:rFonts w:ascii="Tahoma" w:eastAsia="微软雅黑" w:hAnsi="Tahoma" w:hint="eastAsia"/>
+          <w:b/>
+          <w:bCs/>
+          <w:kern w:val="0"/>
+          <w:sz w:val="22"/>
+        </w:rPr>
+        <w:t>”</w:t>
+      </w:r>
+    </w:p>
+    <w:p>
+      <w:pPr>
+        <w:widowControl/>
+        <w:jc w:val="left"/>
+        <w:rPr>
+          <w:rFonts w:ascii="宋体" w:eastAsia="宋体" w:hAnsi="宋体" w:cs="宋体" w:hint="eastAsia"/>
+          <w:kern w:val="0"/>
+          <w:sz w:val="24"/>
+          <w:szCs w:val="24"/>
+        </w:rPr>
+      </w:pPr>
+    </w:p>
+    <w:p>
+      <w:pPr>
+        <w:widowControl/>
+        <w:jc w:val="left"/>
+        <w:rPr>
+          <w:rFonts w:ascii="宋体" w:eastAsia="宋体" w:hAnsi="宋体" w:cs="宋体" w:hint="eastAsia"/>
+          <w:kern w:val="0"/>
+          <w:sz w:val="24"/>
+          <w:szCs w:val="24"/>
+        </w:rPr>
+      </w:pPr>
+    </w:p>
+    <w:p>
+      <w:pPr>
+        <w:pStyle w:val="3"/>
+        <w:rPr>
+          <w:rFonts w:hint="eastAsia"/>
+        </w:rPr>
+      </w:pPr>
+      <w:r>
+        <w:rPr>
+          <w:rFonts w:hint="eastAsia"/>
+        </w:rPr>
+        <w:t>基础配置</w:t>
+      </w:r>
+    </w:p>
+    <w:p>
+      <w:pPr>
+        <w:widowControl/>
+        <w:adjustRightInd w:val="0"/>
+        <w:snapToGrid w:val="0"/>
+        <w:spacing w:after="200"/>
+        <w:jc w:val="left"/>
+        <w:rPr>
+          <w:rFonts w:ascii="Tahoma" w:eastAsia="微软雅黑" w:hAnsi="Tahoma"/>
+          <w:kern w:val="0"/>
+          <w:sz w:val="22"/>
+        </w:rPr>
+      </w:pPr>
+      <w:r>
+        <w:rPr>
+          <w:rFonts w:ascii="Tahoma" w:eastAsia="微软雅黑" w:hAnsi="Tahoma" w:hint="eastAsia"/>
+          <w:kern w:val="0"/>
+          <w:sz w:val="22"/>
+        </w:rPr>
+        <w:t>具体注意示例下面的地方：</w:t>
+      </w:r>
+    </w:p>
+    <w:p>
+      <w:pPr>
+        <w:pStyle w:val="4"/>
+        <w:rPr>
+          <w:rFonts w:hint="eastAsia"/>
+        </w:rPr>
+      </w:pPr>
+      <w:r>
+        <w:t>1</w:t>
+      </w:r>
+      <w:r>
+        <w:rPr>
+          <w:rFonts w:hint="eastAsia"/>
+        </w:rPr>
+        <w:t>）地形设计</w:t>
+      </w:r>
+    </w:p>
+    <w:p>
+      <w:pPr>
+        <w:widowControl/>
+        <w:adjustRightInd w:val="0"/>
+        <w:snapToGrid w:val="0"/>
+        <w:jc w:val="left"/>
+        <w:rPr>
+          <w:rFonts w:ascii="Tahoma" w:eastAsia="微软雅黑" w:hAnsi="Tahoma"/>
+          <w:kern w:val="0"/>
+          <w:sz w:val="22"/>
+        </w:rPr>
+      </w:pPr>
+      <w:r>
+        <w:rPr>
+          <w:rFonts w:ascii="Tahoma" w:eastAsia="微软雅黑" w:hAnsi="Tahoma" w:hint="eastAsia"/>
+          <w:kern w:val="0"/>
+          <w:sz w:val="22"/>
+        </w:rPr>
+        <w:t>你需要注意地形的入口和出口，通常入口和出口都很宽。</w:t>
+      </w:r>
+    </w:p>
+    <w:p>
+      <w:pPr>
+        <w:widowControl/>
+        <w:adjustRightInd w:val="0"/>
+        <w:snapToGrid w:val="0"/>
+        <w:jc w:val="left"/>
+        <w:rPr>
+          <w:rFonts w:ascii="Tahoma" w:eastAsia="微软雅黑" w:hAnsi="Tahoma"/>
+          <w:kern w:val="0"/>
+          <w:sz w:val="22"/>
+        </w:rPr>
+      </w:pPr>
+      <w:r>
+        <w:rPr>
+          <w:rFonts w:ascii="Tahoma" w:eastAsia="微软雅黑" w:hAnsi="Tahoma" w:hint="eastAsia"/>
+          <w:kern w:val="0"/>
+          <w:sz w:val="22"/>
+        </w:rPr>
+        <w:t>另外留意墙壁等地形</w:t>
+      </w:r>
+      <w:r>
+        <w:rPr>
+          <w:rFonts w:ascii="Tahoma" w:eastAsia="微软雅黑" w:hAnsi="Tahoma" w:hint="eastAsia"/>
+          <w:kern w:val="0"/>
+          <w:sz w:val="22"/>
+        </w:rPr>
+        <w:t>。</w:t>
+      </w:r>
+    </w:p>
+    <w:p>
+      <w:pPr>
+        <w:widowControl/>
+        <w:jc w:val="center"/>
+        <w:rPr>
+          <w:rFonts w:ascii="宋体" w:eastAsia="宋体" w:hAnsi="宋体" w:cs="宋体" w:hint="eastAsia"/>
+          <w:kern w:val="0"/>
+          <w:sz w:val="24"/>
+          <w:szCs w:val="24"/>
+        </w:rPr>
+      </w:pPr>
+      <w:r>
+        <w:rPr>
+          <w:rFonts w:ascii="宋体" w:eastAsia="宋体" w:hAnsi="宋体" w:cs="宋体"/>
+          <w:noProof/>
+          <w:kern w:val="0"/>
+          <w:sz w:val="24"/>
+          <w:szCs w:val="24"/>
+        </w:rPr>
+        <w:drawing>
+          <wp:inline distT="0" distB="0" distL="0" distR="0" wp14:anchorId="7E7DFD0F" wp14:editId="42621F6F">
             <wp:extent cx="3779520" cy="1827849"/>
             <wp:effectExtent l="0" t="0" r="0" b="1270"/>
             <wp:docPr id="4" name="图片 4"/>
@@ -1022,7 +2796,6 @@
         </w:rPr>
         <w:t>，都在地图</w:t>
       </w:r>
-      <w:proofErr w:type="gramStart"/>
       <w:r>
         <w:rPr>
           <w:rFonts w:ascii="Tahoma" w:eastAsia="微软雅黑" w:hAnsi="Tahoma"/>
@@ -1031,7 +2804,6 @@
         </w:rPr>
         <w:t>”</w:t>
       </w:r>
-      <w:proofErr w:type="gramEnd"/>
       <w:r>
         <w:rPr>
           <w:rFonts w:ascii="Tahoma" w:eastAsia="微软雅黑" w:hAnsi="Tahoma" w:hint="eastAsia"/>
@@ -1056,7 +2828,6 @@
         </w:rPr>
         <w:t>箱子</w:t>
       </w:r>
-      <w:proofErr w:type="gramStart"/>
       <w:r>
         <w:rPr>
           <w:rFonts w:ascii="Tahoma" w:eastAsia="微软雅黑" w:hAnsi="Tahoma"/>
@@ -1065,7 +2836,6 @@
         </w:rPr>
         <w:t>”</w:t>
       </w:r>
-      <w:proofErr w:type="gramEnd"/>
       <w:r>
         <w:rPr>
           <w:rFonts w:ascii="Tahoma" w:eastAsia="微软雅黑" w:hAnsi="Tahoma" w:hint="eastAsia"/>
@@ -1093,23 +2863,8 @@
           <w:kern w:val="0"/>
           <w:sz w:val="22"/>
         </w:rPr>
-        <w:t>这里主要需留意</w:t>
-      </w:r>
-      <w:r>
-        <w:rPr>
-          <w:rFonts w:ascii="Tahoma" w:eastAsia="微软雅黑" w:hAnsi="Tahoma" w:hint="eastAsia"/>
-          <w:kern w:val="0"/>
-          <w:sz w:val="22"/>
-        </w:rPr>
-        <w:t>四</w:t>
-      </w:r>
-      <w:r>
-        <w:rPr>
-          <w:rFonts w:ascii="Tahoma" w:eastAsia="微软雅黑" w:hAnsi="Tahoma" w:hint="eastAsia"/>
-          <w:kern w:val="0"/>
-          <w:sz w:val="22"/>
-        </w:rPr>
-        <w:t>类事件：</w:t>
+        <w:lastRenderedPageBreak/>
+        <w:t>这里主要需留意四类事件：</w:t>
       </w:r>
     </w:p>
     <w:p>
@@ -1138,25 +2893,7 @@
           <w:kern w:val="0"/>
           <w:sz w:val="22"/>
         </w:rPr>
-        <w:t>可推箱子（</w:t>
-      </w:r>
-      <w:proofErr w:type="gramStart"/>
-      <w:r>
-        <w:rPr>
-          <w:rFonts w:ascii="Tahoma" w:eastAsia="微软雅黑" w:hAnsi="Tahoma" w:hint="eastAsia"/>
-          <w:kern w:val="0"/>
-          <w:sz w:val="22"/>
-        </w:rPr>
-        <w:t>纯事件</w:t>
-      </w:r>
-      <w:proofErr w:type="gramEnd"/>
-      <w:r>
-        <w:rPr>
-          <w:rFonts w:ascii="Tahoma" w:eastAsia="微软雅黑" w:hAnsi="Tahoma" w:hint="eastAsia"/>
-          <w:kern w:val="0"/>
-          <w:sz w:val="22"/>
-        </w:rPr>
-        <w:t>编写）</w:t>
+        <w:t>可推箱子（纯事件编写）</w:t>
       </w:r>
     </w:p>
     <w:p>
@@ -1330,7 +3067,7 @@
           <w:szCs w:val="24"/>
         </w:rPr>
         <w:drawing>
-          <wp:inline distT="0" distB="0" distL="0" distR="0" wp14:anchorId="320EF989" wp14:editId="4DF7E17A">
+          <wp:inline distT="0" distB="0" distL="0" distR="0" wp14:anchorId="495CD03F" wp14:editId="08ADE272">
             <wp:extent cx="4390390" cy="2280296"/>
             <wp:effectExtent l="0" t="0" r="0" b="5715"/>
             <wp:docPr id="2" name="图片 2"/>
@@ -1347,7 +3084,7 @@
                     </pic:cNvPicPr>
                   </pic:nvPicPr>
                   <pic:blipFill>
-                    <a:blip r:embed="rId10">
+                    <a:blip r:embed="rId14">
                       <a:extLst>
                         <a:ext uri="{28A0092B-C50C-407E-A947-70E740481C1C}">
                           <a14:useLocalDpi xmlns:a14="http://schemas.microsoft.com/office/drawing/2010/main" val="0"/>
@@ -1414,7 +3151,6 @@
         <w:rPr>
           <w:rFonts w:hint="eastAsia"/>
         </w:rPr>
-        <w:lastRenderedPageBreak/>
         <w:t>3</w:t>
       </w:r>
       <w:r>
@@ -1480,18 +3216,8 @@
           <w:kern w:val="0"/>
           <w:sz w:val="22"/>
         </w:rPr>
-        <w:t>层级与</w:t>
-      </w:r>
-      <w:proofErr w:type="gramStart"/>
-      <w:r>
-        <w:rPr>
-          <w:rFonts w:ascii="Tahoma" w:eastAsia="微软雅黑" w:hAnsi="Tahoma" w:hint="eastAsia"/>
-          <w:kern w:val="0"/>
-          <w:sz w:val="22"/>
-        </w:rPr>
-        <w:t>堆叠级</w:t>
-      </w:r>
-      <w:proofErr w:type="gramEnd"/>
+        <w:t>层级与堆叠级</w:t>
+      </w:r>
       <w:r>
         <w:rPr>
           <w:rFonts w:ascii="Tahoma" w:eastAsia="微软雅黑" w:hAnsi="Tahoma" w:hint="eastAsia"/>
@@ -1516,7 +3242,7 @@
         <w:snapToGrid w:val="0"/>
         <w:jc w:val="left"/>
         <w:rPr>
-          <w:rFonts w:ascii="Tahoma" w:eastAsia="微软雅黑" w:hAnsi="Tahoma" w:hint="eastAsia"/>
+          <w:rFonts w:ascii="Tahoma" w:eastAsia="微软雅黑" w:hAnsi="Tahoma"/>
           <w:kern w:val="0"/>
           <w:sz w:val="22"/>
         </w:rPr>
@@ -1548,7 +3274,7 @@
           <w:noProof/>
         </w:rPr>
         <w:drawing>
-          <wp:inline distT="0" distB="0" distL="0" distR="0" wp14:anchorId="55396784" wp14:editId="15153B18">
+          <wp:inline distT="0" distB="0" distL="0" distR="0" wp14:anchorId="11D4F5ED" wp14:editId="31EB35A7">
             <wp:extent cx="1981200" cy="1316498"/>
             <wp:effectExtent l="0" t="0" r="0" b="0"/>
             <wp:docPr id="821286825" name="图片 1"/>
@@ -1565,7 +3291,7 @@
                     </pic:cNvPicPr>
                   </pic:nvPicPr>
                   <pic:blipFill>
-                    <a:blip r:embed="rId11">
+                    <a:blip r:embed="rId15">
                       <a:extLst>
                         <a:ext uri="{28A0092B-C50C-407E-A947-70E740481C1C}">
                           <a14:useLocalDpi xmlns:a14="http://schemas.microsoft.com/office/drawing/2010/main" val="0"/>
@@ -1610,7 +3336,7 @@
           <w:noProof/>
         </w:rPr>
         <w:drawing>
-          <wp:inline distT="0" distB="0" distL="0" distR="0" wp14:anchorId="0715AF5C" wp14:editId="034CF7DF">
+          <wp:inline distT="0" distB="0" distL="0" distR="0" wp14:anchorId="2776161F" wp14:editId="783B5D8E">
             <wp:extent cx="1577340" cy="1333500"/>
             <wp:effectExtent l="0" t="0" r="3810" b="0"/>
             <wp:docPr id="1786158247" name="图片 2"/>
@@ -1627,7 +3353,7 @@
                     </pic:cNvPicPr>
                   </pic:nvPicPr>
                   <pic:blipFill>
-                    <a:blip r:embed="rId12">
+                    <a:blip r:embed="rId16">
                       <a:extLst>
                         <a:ext uri="{28A0092B-C50C-407E-A947-70E740481C1C}">
                           <a14:useLocalDpi xmlns:a14="http://schemas.microsoft.com/office/drawing/2010/main" val="0"/>
@@ -1666,7 +3392,7 @@
         <w:snapToGrid w:val="0"/>
         <w:jc w:val="left"/>
         <w:rPr>
-          <w:rFonts w:ascii="Tahoma" w:eastAsia="微软雅黑" w:hAnsi="Tahoma" w:hint="eastAsia"/>
+          <w:rFonts w:ascii="Tahoma" w:eastAsia="微软雅黑" w:hAnsi="Tahoma"/>
           <w:kern w:val="0"/>
           <w:sz w:val="22"/>
         </w:rPr>
@@ -1697,7 +3423,7 @@
     </w:p>
     <w:p>
       <w:pPr>
-        <w:pStyle w:val="2"/>
+        <w:pStyle w:val="3"/>
         <w:rPr>
           <w:rFonts w:hint="eastAsia"/>
         </w:rPr>
@@ -1707,59 +3433,7 @@
           <w:rFonts w:hint="eastAsia"/>
         </w:rPr>
         <w:lastRenderedPageBreak/>
-        <w:t>箱子</w:t>
-      </w:r>
-      <w:r>
-        <w:rPr>
-          <w:rFonts w:hint="eastAsia"/>
-        </w:rPr>
-        <w:t>-谜题</w:t>
-      </w:r>
-      <w:r>
-        <w:rPr>
-          <w:rFonts w:hint="eastAsia"/>
-        </w:rPr>
-        <w:t>设计</w:t>
-      </w:r>
-    </w:p>
-    <w:p>
-      <w:pPr>
-        <w:pStyle w:val="3"/>
-        <w:rPr>
-          <w:rFonts w:hint="eastAsia"/>
-        </w:rPr>
-      </w:pPr>
-      <w:r>
-        <w:rPr>
-          <w:rFonts w:hint="eastAsia"/>
-        </w:rPr>
-        <w:t>设计</w:t>
-      </w:r>
-      <w:r>
-        <w:rPr>
-          <w:rFonts w:hint="eastAsia"/>
-        </w:rPr>
-        <w:t>简介</w:t>
-      </w:r>
-    </w:p>
-    <w:p>
-      <w:pPr>
-        <w:pStyle w:val="4"/>
-        <w:rPr>
-          <w:rFonts w:hint="eastAsia"/>
-        </w:rPr>
-      </w:pPr>
-      <w:r>
-        <w:rPr>
-          <w:rFonts w:hint="eastAsia"/>
-        </w:rPr>
-        <w:t>1）</w:t>
-      </w:r>
-      <w:r>
-        <w:rPr>
-          <w:rFonts w:hint="eastAsia"/>
-        </w:rPr>
-        <w:t>游戏规则</w:t>
+        <w:t>可推箱子</w:t>
       </w:r>
     </w:p>
     <w:p>
@@ -1780,1532 +3454,7 @@
           <w:kern w:val="0"/>
           <w:sz w:val="22"/>
         </w:rPr>
-        <w:t>道路旁放置一堆堵路的箱子。</w:t>
-      </w:r>
-    </w:p>
-    <w:p>
-      <w:pPr>
-        <w:widowControl/>
-        <w:adjustRightInd w:val="0"/>
-        <w:snapToGrid w:val="0"/>
-        <w:jc w:val="left"/>
-        <w:rPr>
-          <w:rFonts w:ascii="Tahoma" w:eastAsia="微软雅黑" w:hAnsi="Tahoma"/>
-          <w:kern w:val="0"/>
-          <w:sz w:val="22"/>
-        </w:rPr>
-      </w:pPr>
-      <w:r>
-        <w:rPr>
-          <w:rFonts w:ascii="Tahoma" w:eastAsia="微软雅黑" w:hAnsi="Tahoma" w:hint="eastAsia"/>
-          <w:kern w:val="0"/>
-          <w:sz w:val="22"/>
-        </w:rPr>
-        <w:t>玩家只需要考虑自己，通过推箱子开辟一条路。</w:t>
-      </w:r>
-      <w:r>
-        <w:rPr>
-          <w:rFonts w:ascii="Tahoma" w:eastAsia="微软雅黑" w:hAnsi="Tahoma" w:hint="eastAsia"/>
-          <w:kern w:val="0"/>
-          <w:sz w:val="22"/>
-        </w:rPr>
-        <w:t>(</w:t>
-      </w:r>
-      <w:r>
-        <w:rPr>
-          <w:rFonts w:ascii="Tahoma" w:eastAsia="微软雅黑" w:hAnsi="Tahoma" w:hint="eastAsia"/>
-          <w:kern w:val="0"/>
-          <w:sz w:val="22"/>
-        </w:rPr>
-        <w:t>迷宫中</w:t>
-      </w:r>
-      <w:r>
-        <w:rPr>
-          <w:rFonts w:ascii="Tahoma" w:eastAsia="微软雅黑" w:hAnsi="Tahoma" w:hint="eastAsia"/>
-          <w:kern w:val="0"/>
-          <w:sz w:val="22"/>
-        </w:rPr>
-        <w:t>极为</w:t>
-      </w:r>
-      <w:r>
-        <w:rPr>
-          <w:rFonts w:ascii="Tahoma" w:eastAsia="微软雅黑" w:hAnsi="Tahoma" w:hint="eastAsia"/>
-          <w:kern w:val="0"/>
-          <w:sz w:val="22"/>
-        </w:rPr>
-        <w:t>常见</w:t>
-      </w:r>
-      <w:r>
-        <w:rPr>
-          <w:rFonts w:ascii="Tahoma" w:eastAsia="微软雅黑" w:hAnsi="Tahoma"/>
-          <w:kern w:val="0"/>
-          <w:sz w:val="22"/>
-        </w:rPr>
-        <w:t>)</w:t>
-      </w:r>
-    </w:p>
-    <w:p>
-      <w:pPr>
-        <w:widowControl/>
-        <w:adjustRightInd w:val="0"/>
-        <w:snapToGrid w:val="0"/>
-        <w:jc w:val="left"/>
-        <w:rPr>
-          <w:rFonts w:ascii="Tahoma" w:eastAsia="微软雅黑" w:hAnsi="Tahoma"/>
-          <w:kern w:val="0"/>
-          <w:sz w:val="22"/>
-        </w:rPr>
-      </w:pPr>
-      <w:r>
-        <w:rPr>
-          <w:rFonts w:ascii="Tahoma" w:eastAsia="微软雅黑" w:hAnsi="Tahoma" w:hint="eastAsia"/>
-          <w:kern w:val="0"/>
-          <w:sz w:val="22"/>
-        </w:rPr>
-        <w:t>部分小箱子可以举起。</w:t>
-      </w:r>
-    </w:p>
-    <w:p>
-      <w:pPr>
-        <w:widowControl/>
-        <w:adjustRightInd w:val="0"/>
-        <w:snapToGrid w:val="0"/>
-        <w:jc w:val="left"/>
-        <w:rPr>
-          <w:rFonts w:ascii="Tahoma" w:eastAsia="微软雅黑" w:hAnsi="Tahoma"/>
-          <w:kern w:val="0"/>
-          <w:sz w:val="22"/>
-        </w:rPr>
-      </w:pPr>
-    </w:p>
-    <w:p>
-      <w:pPr>
-        <w:pStyle w:val="4"/>
-        <w:rPr>
-          <w:rFonts w:hint="eastAsia"/>
-        </w:rPr>
-      </w:pPr>
-      <w:r>
-        <w:t>2</w:t>
-      </w:r>
-      <w:r>
-        <w:rPr>
-          <w:rFonts w:hint="eastAsia"/>
-        </w:rPr>
-        <w:t>）难度分配</w:t>
-      </w:r>
-    </w:p>
-    <w:p>
-      <w:pPr>
-        <w:widowControl/>
-        <w:adjustRightInd w:val="0"/>
-        <w:snapToGrid w:val="0"/>
-        <w:jc w:val="left"/>
-        <w:rPr>
-          <w:rFonts w:ascii="Tahoma" w:eastAsia="微软雅黑" w:hAnsi="Tahoma"/>
-          <w:kern w:val="0"/>
-          <w:sz w:val="22"/>
-        </w:rPr>
-      </w:pPr>
-      <w:r>
-        <w:rPr>
-          <w:rFonts w:ascii="Tahoma" w:eastAsia="微软雅黑" w:hAnsi="Tahoma" w:hint="eastAsia"/>
-          <w:kern w:val="0"/>
-          <w:sz w:val="22"/>
-        </w:rPr>
-        <w:t>迷宫中的堵路会影响解谜难度。</w:t>
-      </w:r>
-    </w:p>
-    <w:p>
-      <w:pPr>
-        <w:widowControl/>
-        <w:adjustRightInd w:val="0"/>
-        <w:snapToGrid w:val="0"/>
-        <w:jc w:val="left"/>
-        <w:rPr>
-          <w:rFonts w:ascii="Tahoma" w:eastAsia="微软雅黑" w:hAnsi="Tahoma"/>
-          <w:kern w:val="0"/>
-          <w:sz w:val="22"/>
-        </w:rPr>
-      </w:pPr>
-      <w:r>
-        <w:rPr>
-          <w:rFonts w:ascii="Tahoma" w:eastAsia="微软雅黑" w:hAnsi="Tahoma" w:hint="eastAsia"/>
-          <w:kern w:val="0"/>
-          <w:sz w:val="22"/>
-        </w:rPr>
-        <w:t>斜向的箱子会影响解谜的难度</w:t>
-      </w:r>
-      <w:r>
-        <w:rPr>
-          <w:rFonts w:ascii="Tahoma" w:eastAsia="微软雅黑" w:hAnsi="Tahoma" w:hint="eastAsia"/>
-          <w:kern w:val="0"/>
-          <w:sz w:val="22"/>
-        </w:rPr>
-        <w:t>。</w:t>
-      </w:r>
-    </w:p>
-    <w:p>
-      <w:pPr>
-        <w:widowControl/>
-        <w:adjustRightInd w:val="0"/>
-        <w:snapToGrid w:val="0"/>
-        <w:jc w:val="left"/>
-        <w:rPr>
-          <w:rFonts w:ascii="Tahoma" w:eastAsia="微软雅黑" w:hAnsi="Tahoma"/>
-          <w:kern w:val="0"/>
-          <w:sz w:val="22"/>
-        </w:rPr>
-      </w:pPr>
-      <w:r>
-        <w:rPr>
-          <w:rFonts w:ascii="Tahoma" w:eastAsia="微软雅黑" w:hAnsi="Tahoma" w:hint="eastAsia"/>
-          <w:kern w:val="0"/>
-          <w:sz w:val="22"/>
-        </w:rPr>
-        <w:t>两个以上相连的箱子会加大解谜的难度。</w:t>
-      </w:r>
-    </w:p>
-    <w:p>
-      <w:pPr>
-        <w:widowControl/>
-        <w:adjustRightInd w:val="0"/>
-        <w:snapToGrid w:val="0"/>
-        <w:jc w:val="left"/>
-        <w:rPr>
-          <w:rFonts w:ascii="Tahoma" w:eastAsia="微软雅黑" w:hAnsi="Tahoma"/>
-          <w:color w:val="A6A6A6" w:themeColor="background1" w:themeShade="A6"/>
-          <w:kern w:val="0"/>
-          <w:sz w:val="22"/>
-        </w:rPr>
-      </w:pPr>
-      <w:r>
-        <w:rPr>
-          <w:rFonts w:ascii="Tahoma" w:eastAsia="微软雅黑" w:hAnsi="Tahoma" w:hint="eastAsia"/>
-          <w:kern w:val="0"/>
-          <w:sz w:val="22"/>
-        </w:rPr>
-        <w:t>可举起的小箱子可以使得解谜复杂度进一步上升。</w:t>
-      </w:r>
-    </w:p>
-    <w:p>
-      <w:pPr>
-        <w:widowControl/>
-        <w:adjustRightInd w:val="0"/>
-        <w:snapToGrid w:val="0"/>
-        <w:jc w:val="left"/>
-        <w:rPr>
-          <w:rFonts w:ascii="Tahoma" w:eastAsia="微软雅黑" w:hAnsi="Tahoma"/>
-          <w:kern w:val="0"/>
-          <w:sz w:val="22"/>
-        </w:rPr>
-      </w:pPr>
-    </w:p>
-    <w:p>
-      <w:pPr>
-        <w:pStyle w:val="4"/>
-        <w:rPr>
-          <w:rFonts w:hint="eastAsia"/>
-        </w:rPr>
-      </w:pPr>
-      <w:bookmarkStart w:id="0" w:name="_Hlk74556982"/>
-      <w:r>
-        <w:t>3</w:t>
-      </w:r>
-      <w:r>
-        <w:rPr>
-          <w:rFonts w:hint="eastAsia"/>
-        </w:rPr>
-        <w:t>）禁用能力</w:t>
-      </w:r>
-    </w:p>
-    <w:p>
-      <w:pPr>
-        <w:widowControl/>
-        <w:adjustRightInd w:val="0"/>
-        <w:snapToGrid w:val="0"/>
-        <w:jc w:val="left"/>
-        <w:rPr>
-          <w:rFonts w:ascii="Tahoma" w:eastAsia="微软雅黑" w:hAnsi="Tahoma"/>
-          <w:kern w:val="0"/>
-          <w:sz w:val="22"/>
-        </w:rPr>
-      </w:pPr>
-      <w:r>
-        <w:rPr>
-          <w:rFonts w:ascii="Tahoma" w:eastAsia="微软雅黑" w:hAnsi="Tahoma" w:hint="eastAsia"/>
-          <w:kern w:val="0"/>
-          <w:sz w:val="22"/>
-        </w:rPr>
-        <w:t>禁跳跃</w:t>
-      </w:r>
-      <w:r>
-        <w:rPr>
-          <w:rFonts w:ascii="Tahoma" w:eastAsia="微软雅黑" w:hAnsi="Tahoma" w:hint="eastAsia"/>
-          <w:kern w:val="0"/>
-          <w:sz w:val="22"/>
-        </w:rPr>
-        <w:t>。</w:t>
-      </w:r>
-      <w:bookmarkEnd w:id="0"/>
-    </w:p>
-    <w:p>
-      <w:pPr>
-        <w:widowControl/>
-        <w:adjustRightInd w:val="0"/>
-        <w:snapToGrid w:val="0"/>
-        <w:jc w:val="left"/>
-        <w:rPr>
-          <w:rFonts w:ascii="Tahoma" w:eastAsia="微软雅黑" w:hAnsi="Tahoma"/>
-          <w:kern w:val="0"/>
-          <w:sz w:val="22"/>
-        </w:rPr>
-      </w:pPr>
-    </w:p>
-    <w:p>
-      <w:pPr>
-        <w:pStyle w:val="4"/>
-        <w:rPr>
-          <w:rFonts w:hint="eastAsia"/>
-        </w:rPr>
-      </w:pPr>
-      <w:r>
-        <w:t>4</w:t>
-      </w:r>
-      <w:r>
-        <w:rPr>
-          <w:rFonts w:hint="eastAsia"/>
-        </w:rPr>
-        <w:t>）</w:t>
-      </w:r>
-      <w:proofErr w:type="gramStart"/>
-      <w:r>
-        <w:rPr>
-          <w:rFonts w:hint="eastAsia"/>
-        </w:rPr>
-        <w:t>卡关注意</w:t>
-      </w:r>
-      <w:proofErr w:type="gramEnd"/>
-      <w:r>
-        <w:rPr>
-          <w:rFonts w:hint="eastAsia"/>
-        </w:rPr>
-        <w:t>事项</w:t>
-      </w:r>
-    </w:p>
-    <w:p>
-      <w:pPr>
-        <w:widowControl/>
-        <w:adjustRightInd w:val="0"/>
-        <w:snapToGrid w:val="0"/>
-        <w:jc w:val="left"/>
-        <w:rPr>
-          <w:rFonts w:ascii="Tahoma" w:eastAsia="微软雅黑" w:hAnsi="Tahoma"/>
-          <w:kern w:val="0"/>
-          <w:sz w:val="22"/>
-        </w:rPr>
-      </w:pPr>
-      <w:r>
-        <w:rPr>
-          <w:rFonts w:ascii="Tahoma" w:eastAsia="微软雅黑" w:hAnsi="Tahoma" w:hint="eastAsia"/>
-          <w:kern w:val="0"/>
-          <w:sz w:val="22"/>
-        </w:rPr>
-        <w:t>这里使用了插件：</w:t>
-      </w:r>
-    </w:p>
-    <w:p>
-      <w:pPr>
-        <w:widowControl/>
-        <w:adjustRightInd w:val="0"/>
-        <w:snapToGrid w:val="0"/>
-        <w:ind w:firstLine="420"/>
-        <w:jc w:val="left"/>
-        <w:rPr>
-          <w:rFonts w:ascii="Tahoma" w:eastAsia="微软雅黑" w:hAnsi="Tahoma"/>
-          <w:kern w:val="0"/>
-          <w:sz w:val="22"/>
-        </w:rPr>
-      </w:pPr>
-      <w:r>
-        <w:rPr>
-          <w:rFonts w:ascii="Tahoma" w:eastAsia="微软雅黑" w:hAnsi="Tahoma"/>
-          <w:kern w:val="0"/>
-          <w:sz w:val="22"/>
-        </w:rPr>
-        <w:t>Drill_WindowMenuButton</w:t>
-      </w:r>
-      <w:r>
-        <w:rPr>
-          <w:rFonts w:ascii="Tahoma" w:eastAsia="微软雅黑" w:hAnsi="Tahoma"/>
-          <w:kern w:val="0"/>
-          <w:sz w:val="22"/>
-        </w:rPr>
-        <w:tab/>
-      </w:r>
-      <w:r>
-        <w:rPr>
-          <w:rFonts w:ascii="Tahoma" w:eastAsia="微软雅黑" w:hAnsi="Tahoma"/>
-          <w:kern w:val="0"/>
-          <w:sz w:val="22"/>
-        </w:rPr>
-        <w:tab/>
-      </w:r>
-      <w:r>
-        <w:rPr>
-          <w:rFonts w:ascii="Tahoma" w:eastAsia="微软雅黑" w:hAnsi="Tahoma"/>
-          <w:kern w:val="0"/>
-          <w:sz w:val="22"/>
-        </w:rPr>
-        <w:tab/>
-      </w:r>
-      <w:r>
-        <w:rPr>
-          <w:rFonts w:ascii="Tahoma" w:eastAsia="微软雅黑" w:hAnsi="Tahoma" w:hint="eastAsia"/>
-          <w:kern w:val="0"/>
-          <w:sz w:val="22"/>
-        </w:rPr>
-        <w:t>控件</w:t>
-      </w:r>
-      <w:r>
-        <w:rPr>
-          <w:rFonts w:ascii="Tahoma" w:eastAsia="微软雅黑" w:hAnsi="Tahoma"/>
-          <w:kern w:val="0"/>
-          <w:sz w:val="22"/>
-        </w:rPr>
-        <w:t xml:space="preserve"> - </w:t>
-      </w:r>
-      <w:r>
-        <w:rPr>
-          <w:rFonts w:ascii="Tahoma" w:eastAsia="微软雅黑" w:hAnsi="Tahoma" w:hint="eastAsia"/>
-          <w:kern w:val="0"/>
-          <w:sz w:val="22"/>
-        </w:rPr>
-        <w:t>主菜单选项按钮管理器</w:t>
-      </w:r>
-    </w:p>
-    <w:p>
-      <w:pPr>
-        <w:widowControl/>
-        <w:adjustRightInd w:val="0"/>
-        <w:snapToGrid w:val="0"/>
-        <w:jc w:val="left"/>
-        <w:rPr>
-          <w:rFonts w:ascii="Tahoma" w:eastAsia="微软雅黑" w:hAnsi="Tahoma"/>
-          <w:kern w:val="0"/>
-          <w:sz w:val="22"/>
-        </w:rPr>
-      </w:pPr>
-      <w:r>
-        <w:rPr>
-          <w:rFonts w:ascii="Tahoma" w:eastAsia="微软雅黑" w:hAnsi="Tahoma" w:hint="eastAsia"/>
-          <w:kern w:val="0"/>
-          <w:sz w:val="22"/>
-        </w:rPr>
-        <w:t>并连接到了公共事件：</w:t>
-      </w:r>
-      <w:r>
-        <w:rPr>
-          <w:rFonts w:ascii="Tahoma" w:eastAsia="微软雅黑" w:hAnsi="Tahoma" w:hint="eastAsia"/>
-          <w:kern w:val="0"/>
-          <w:sz w:val="22"/>
-        </w:rPr>
-        <w:t>“</w:t>
-      </w:r>
-      <w:r>
-        <w:rPr>
-          <w:rFonts w:ascii="Tahoma" w:eastAsia="微软雅黑" w:hAnsi="Tahoma" w:hint="eastAsia"/>
-          <w:kern w:val="0"/>
-          <w:sz w:val="22"/>
-        </w:rPr>
-        <w:t>箱子</w:t>
-      </w:r>
-      <w:r>
-        <w:rPr>
-          <w:rFonts w:ascii="Tahoma" w:eastAsia="微软雅黑" w:hAnsi="Tahoma" w:hint="eastAsia"/>
-          <w:kern w:val="0"/>
-          <w:sz w:val="22"/>
-        </w:rPr>
-        <w:t>卡关”。</w:t>
-      </w:r>
-    </w:p>
-    <w:p>
-      <w:pPr>
-        <w:widowControl/>
-        <w:adjustRightInd w:val="0"/>
-        <w:snapToGrid w:val="0"/>
-        <w:jc w:val="left"/>
-        <w:rPr>
-          <w:rFonts w:ascii="Tahoma" w:eastAsia="微软雅黑" w:hAnsi="Tahoma"/>
-          <w:kern w:val="0"/>
-          <w:sz w:val="22"/>
-        </w:rPr>
-      </w:pPr>
-      <w:r>
-        <w:rPr>
-          <w:rFonts w:ascii="Tahoma" w:eastAsia="微软雅黑" w:hAnsi="Tahoma" w:hint="eastAsia"/>
-          <w:kern w:val="0"/>
-          <w:sz w:val="22"/>
-        </w:rPr>
-        <w:t>玩家可以在菜单界面瞬间传回地图的开始点。</w:t>
-      </w:r>
-    </w:p>
-    <w:p>
-      <w:pPr>
-        <w:widowControl/>
-        <w:jc w:val="center"/>
-        <w:rPr>
-          <w:rFonts w:ascii="宋体" w:eastAsia="宋体" w:hAnsi="宋体" w:cs="宋体" w:hint="eastAsia"/>
-          <w:kern w:val="0"/>
-          <w:sz w:val="24"/>
-          <w:szCs w:val="24"/>
-        </w:rPr>
-      </w:pPr>
-      <w:r>
-        <w:rPr>
-          <w:rFonts w:ascii="宋体" w:eastAsia="宋体" w:hAnsi="宋体" w:cs="宋体"/>
-          <w:noProof/>
-          <w:kern w:val="0"/>
-          <w:sz w:val="24"/>
-          <w:szCs w:val="24"/>
-        </w:rPr>
-        <w:drawing>
-          <wp:inline distT="0" distB="0" distL="0" distR="0" wp14:anchorId="396E2FC7" wp14:editId="532BB817">
-            <wp:extent cx="2979420" cy="876300"/>
-            <wp:effectExtent l="0" t="0" r="0" b="0"/>
-            <wp:docPr id="13" name="图片 13"/>
-            <wp:cNvGraphicFramePr>
-              <a:graphicFrameLocks xmlns:a="http://schemas.openxmlformats.org/drawingml/2006/main" noChangeAspect="1"/>
-            </wp:cNvGraphicFramePr>
-            <a:graphic xmlns:a="http://schemas.openxmlformats.org/drawingml/2006/main">
-              <a:graphicData uri="http://schemas.openxmlformats.org/drawingml/2006/picture">
-                <pic:pic xmlns:pic="http://schemas.openxmlformats.org/drawingml/2006/picture">
-                  <pic:nvPicPr>
-                    <pic:cNvPr id="0" name="Picture 1"/>
-                    <pic:cNvPicPr>
-                      <a:picLocks noChangeAspect="1" noChangeArrowheads="1"/>
-                    </pic:cNvPicPr>
-                  </pic:nvPicPr>
-                  <pic:blipFill>
-                    <a:blip r:embed="rId13">
-                      <a:extLst>
-                        <a:ext uri="{28A0092B-C50C-407E-A947-70E740481C1C}">
-                          <a14:useLocalDpi xmlns:a14="http://schemas.microsoft.com/office/drawing/2010/main" val="0"/>
-                        </a:ext>
-                      </a:extLst>
-                    </a:blip>
-                    <a:srcRect/>
-                    <a:stretch>
-                      <a:fillRect/>
-                    </a:stretch>
-                  </pic:blipFill>
-                  <pic:spPr bwMode="auto">
-                    <a:xfrm>
-                      <a:off x="0" y="0"/>
-                      <a:ext cx="2979420" cy="876300"/>
-                    </a:xfrm>
-                    <a:prstGeom prst="rect">
-                      <a:avLst/>
-                    </a:prstGeom>
-                    <a:noFill/>
-                    <a:ln>
-                      <a:noFill/>
-                    </a:ln>
-                  </pic:spPr>
-                </pic:pic>
-              </a:graphicData>
-            </a:graphic>
-          </wp:inline>
-        </w:drawing>
-      </w:r>
-    </w:p>
-    <w:p>
-      <w:pPr>
-        <w:widowControl/>
-        <w:adjustRightInd w:val="0"/>
-        <w:snapToGrid w:val="0"/>
-        <w:jc w:val="left"/>
-        <w:rPr>
-          <w:rFonts w:ascii="Tahoma" w:eastAsia="微软雅黑" w:hAnsi="Tahoma"/>
-          <w:kern w:val="0"/>
-          <w:sz w:val="22"/>
-        </w:rPr>
-      </w:pPr>
-    </w:p>
-    <w:p>
-      <w:pPr>
-        <w:widowControl/>
-        <w:jc w:val="left"/>
-        <w:rPr>
-          <w:rFonts w:ascii="Tahoma" w:eastAsia="微软雅黑" w:hAnsi="Tahoma"/>
-          <w:kern w:val="0"/>
-          <w:sz w:val="22"/>
-        </w:rPr>
-      </w:pPr>
-      <w:r>
-        <w:rPr>
-          <w:rFonts w:ascii="Tahoma" w:eastAsia="微软雅黑" w:hAnsi="Tahoma"/>
-          <w:kern w:val="0"/>
-          <w:sz w:val="22"/>
-        </w:rPr>
-        <w:br w:type="page"/>
-      </w:r>
-    </w:p>
-    <w:p>
-      <w:pPr>
-        <w:pStyle w:val="3"/>
-        <w:rPr>
-          <w:rFonts w:hint="eastAsia"/>
-        </w:rPr>
-      </w:pPr>
-      <w:r>
-        <w:rPr>
-          <w:rFonts w:hint="eastAsia"/>
-        </w:rPr>
-        <w:lastRenderedPageBreak/>
-        <w:t>设计建议</w:t>
-      </w:r>
-    </w:p>
-    <w:p>
-      <w:pPr>
-        <w:pStyle w:val="4"/>
-        <w:rPr>
-          <w:rFonts w:hint="eastAsia"/>
-        </w:rPr>
-      </w:pPr>
-      <w:r>
-        <w:t>1</w:t>
-      </w:r>
-      <w:r>
-        <w:rPr>
-          <w:rFonts w:hint="eastAsia"/>
-        </w:rPr>
-        <w:t>）</w:t>
-      </w:r>
-      <w:r>
-        <w:rPr>
-          <w:rFonts w:hint="eastAsia"/>
-        </w:rPr>
-        <w:t>设计者视角</w:t>
-      </w:r>
-    </w:p>
-    <w:p>
-      <w:pPr>
-        <w:widowControl/>
-        <w:adjustRightInd w:val="0"/>
-        <w:snapToGrid w:val="0"/>
-        <w:jc w:val="left"/>
-        <w:rPr>
-          <w:rFonts w:ascii="Tahoma" w:eastAsia="微软雅黑" w:hAnsi="Tahoma"/>
-          <w:kern w:val="0"/>
-          <w:sz w:val="22"/>
-        </w:rPr>
-      </w:pPr>
-      <w:r>
-        <w:rPr>
-          <w:rFonts w:ascii="Tahoma" w:eastAsia="微软雅黑" w:hAnsi="Tahoma" w:hint="eastAsia"/>
-          <w:kern w:val="0"/>
-          <w:sz w:val="22"/>
-        </w:rPr>
-        <w:t>游戏中你可以先放几个箱子，然后控制角色走动。</w:t>
-      </w:r>
-    </w:p>
-    <w:p>
-      <w:pPr>
-        <w:widowControl/>
-        <w:adjustRightInd w:val="0"/>
-        <w:snapToGrid w:val="0"/>
-        <w:spacing w:after="200"/>
-        <w:jc w:val="left"/>
-        <w:rPr>
-          <w:rFonts w:ascii="Tahoma" w:eastAsia="微软雅黑" w:hAnsi="Tahoma"/>
-          <w:kern w:val="0"/>
-          <w:sz w:val="22"/>
-        </w:rPr>
-      </w:pPr>
-      <w:r>
-        <w:rPr>
-          <w:rFonts w:ascii="Tahoma" w:eastAsia="微软雅黑" w:hAnsi="Tahoma" w:hint="eastAsia"/>
-          <w:kern w:val="0"/>
-          <w:sz w:val="22"/>
-        </w:rPr>
-        <w:t>然后在合适的地方继续加箱子即可。</w:t>
-      </w:r>
-    </w:p>
-    <w:p>
-      <w:pPr>
-        <w:widowControl/>
-        <w:adjustRightInd w:val="0"/>
-        <w:snapToGrid w:val="0"/>
-        <w:jc w:val="left"/>
-        <w:rPr>
-          <w:rFonts w:ascii="Tahoma" w:eastAsia="微软雅黑" w:hAnsi="Tahoma"/>
-          <w:kern w:val="0"/>
-          <w:sz w:val="22"/>
-        </w:rPr>
-      </w:pPr>
-      <w:r>
-        <w:rPr>
-          <w:rFonts w:ascii="Tahoma" w:eastAsia="微软雅黑" w:hAnsi="Tahoma" w:hint="eastAsia"/>
-          <w:kern w:val="0"/>
-          <w:sz w:val="22"/>
-        </w:rPr>
-        <w:t>推箱子</w:t>
-      </w:r>
-      <w:r>
-        <w:rPr>
-          <w:rFonts w:ascii="Tahoma" w:eastAsia="微软雅黑" w:hAnsi="Tahoma" w:hint="eastAsia"/>
-          <w:kern w:val="0"/>
-          <w:sz w:val="22"/>
-        </w:rPr>
-        <w:t>游戏</w:t>
-      </w:r>
-      <w:r>
-        <w:rPr>
-          <w:rFonts w:ascii="Tahoma" w:eastAsia="微软雅黑" w:hAnsi="Tahoma" w:hint="eastAsia"/>
-          <w:kern w:val="0"/>
-          <w:sz w:val="22"/>
-        </w:rPr>
-        <w:t>是玩家逆推</w:t>
-      </w:r>
-      <w:r>
-        <w:rPr>
-          <w:rFonts w:ascii="Tahoma" w:eastAsia="微软雅黑" w:hAnsi="Tahoma" w:hint="eastAsia"/>
-          <w:kern w:val="0"/>
-          <w:sz w:val="22"/>
-        </w:rPr>
-        <w:t xml:space="preserve"> </w:t>
-      </w:r>
-      <w:r>
-        <w:rPr>
-          <w:rFonts w:ascii="Tahoma" w:eastAsia="微软雅黑" w:hAnsi="Tahoma" w:hint="eastAsia"/>
-          <w:kern w:val="0"/>
-          <w:sz w:val="22"/>
-        </w:rPr>
-        <w:t>设计者</w:t>
-      </w:r>
-      <w:r>
-        <w:rPr>
-          <w:rFonts w:ascii="Tahoma" w:eastAsia="微软雅黑" w:hAnsi="Tahoma" w:hint="eastAsia"/>
-          <w:kern w:val="0"/>
-          <w:sz w:val="22"/>
-        </w:rPr>
-        <w:t xml:space="preserve"> </w:t>
-      </w:r>
-      <w:r>
-        <w:rPr>
-          <w:rFonts w:ascii="Tahoma" w:eastAsia="微软雅黑" w:hAnsi="Tahoma" w:hint="eastAsia"/>
-          <w:kern w:val="0"/>
-          <w:sz w:val="22"/>
-        </w:rPr>
-        <w:t>摆箱子</w:t>
-      </w:r>
-      <w:r>
-        <w:rPr>
-          <w:rFonts w:ascii="Tahoma" w:eastAsia="微软雅黑" w:hAnsi="Tahoma" w:hint="eastAsia"/>
-          <w:kern w:val="0"/>
-          <w:sz w:val="22"/>
-        </w:rPr>
-        <w:t>前</w:t>
-      </w:r>
-      <w:r>
-        <w:rPr>
-          <w:rFonts w:ascii="Tahoma" w:eastAsia="微软雅黑" w:hAnsi="Tahoma" w:hint="eastAsia"/>
-          <w:kern w:val="0"/>
-          <w:sz w:val="22"/>
-        </w:rPr>
-        <w:t>的过程。</w:t>
-      </w:r>
-    </w:p>
-    <w:p>
-      <w:pPr>
-        <w:widowControl/>
-        <w:adjustRightInd w:val="0"/>
-        <w:snapToGrid w:val="0"/>
-        <w:jc w:val="left"/>
-        <w:rPr>
-          <w:rFonts w:ascii="Tahoma" w:eastAsia="微软雅黑" w:hAnsi="Tahoma"/>
-          <w:kern w:val="0"/>
-          <w:sz w:val="22"/>
-        </w:rPr>
-      </w:pPr>
-      <w:r>
-        <w:rPr>
-          <w:rFonts w:ascii="Tahoma" w:eastAsia="微软雅黑" w:hAnsi="Tahoma" w:hint="eastAsia"/>
-          <w:kern w:val="0"/>
-          <w:sz w:val="22"/>
-        </w:rPr>
-        <w:t>作为设计者，你可以提前知道箱子</w:t>
-      </w:r>
-      <w:r>
-        <w:rPr>
-          <w:rFonts w:ascii="Tahoma" w:eastAsia="微软雅黑" w:hAnsi="Tahoma" w:hint="eastAsia"/>
-          <w:kern w:val="0"/>
-          <w:sz w:val="22"/>
-        </w:rPr>
-        <w:t>移动后形成的路线</w:t>
-      </w:r>
-      <w:r>
-        <w:rPr>
-          <w:rFonts w:ascii="Tahoma" w:eastAsia="微软雅黑" w:hAnsi="Tahoma" w:hint="eastAsia"/>
-          <w:kern w:val="0"/>
-          <w:sz w:val="22"/>
-        </w:rPr>
-        <w:t>，确认路线后，再</w:t>
-      </w:r>
-      <w:r>
-        <w:rPr>
-          <w:rFonts w:ascii="Tahoma" w:eastAsia="微软雅黑" w:hAnsi="Tahoma" w:hint="eastAsia"/>
-          <w:kern w:val="0"/>
-          <w:sz w:val="22"/>
-        </w:rPr>
-        <w:t>往其它路线</w:t>
-      </w:r>
-      <w:r>
-        <w:rPr>
-          <w:rFonts w:ascii="Tahoma" w:eastAsia="微软雅黑" w:hAnsi="Tahoma" w:hint="eastAsia"/>
-          <w:kern w:val="0"/>
-          <w:sz w:val="22"/>
-        </w:rPr>
-        <w:t>加堵路箱子，</w:t>
-      </w:r>
-      <w:r>
-        <w:rPr>
-          <w:rFonts w:ascii="Tahoma" w:eastAsia="微软雅黑" w:hAnsi="Tahoma" w:hint="eastAsia"/>
-          <w:kern w:val="0"/>
-          <w:sz w:val="22"/>
-        </w:rPr>
-        <w:t>确保只有这一个路线解法</w:t>
-      </w:r>
-      <w:r>
-        <w:rPr>
-          <w:rFonts w:ascii="Tahoma" w:eastAsia="微软雅黑" w:hAnsi="Tahoma" w:hint="eastAsia"/>
-          <w:kern w:val="0"/>
-          <w:sz w:val="22"/>
-        </w:rPr>
-        <w:t>就可以了。</w:t>
-      </w:r>
-    </w:p>
-    <w:p>
-      <w:pPr>
-        <w:rPr>
-          <w:rFonts w:hint="eastAsia"/>
-        </w:rPr>
-      </w:pPr>
-    </w:p>
-    <w:p>
-      <w:pPr>
-        <w:pStyle w:val="4"/>
-        <w:rPr>
-          <w:rFonts w:hint="eastAsia"/>
-        </w:rPr>
-      </w:pPr>
-      <w:r>
-        <w:t>2</w:t>
-      </w:r>
-      <w:r>
-        <w:rPr>
-          <w:rFonts w:hint="eastAsia"/>
-        </w:rPr>
-        <w:t>）关卡安排建议</w:t>
-      </w:r>
-    </w:p>
-    <w:p>
-      <w:pPr>
-        <w:snapToGrid w:val="0"/>
-        <w:rPr>
-          <w:rFonts w:ascii="Tahoma" w:eastAsia="微软雅黑" w:hAnsi="Tahoma"/>
-          <w:kern w:val="0"/>
-          <w:sz w:val="22"/>
-        </w:rPr>
-      </w:pPr>
-      <w:r>
-        <w:rPr>
-          <w:rFonts w:ascii="Tahoma" w:eastAsia="微软雅黑" w:hAnsi="Tahoma" w:hint="eastAsia"/>
-          <w:kern w:val="0"/>
-          <w:sz w:val="22"/>
-        </w:rPr>
-        <w:t>如果你需要在你的游戏中添加该解谜类型，</w:t>
-      </w:r>
-    </w:p>
-    <w:p>
-      <w:pPr>
-        <w:snapToGrid w:val="0"/>
-        <w:rPr>
-          <w:rFonts w:ascii="Tahoma" w:eastAsia="微软雅黑" w:hAnsi="Tahoma"/>
-          <w:kern w:val="0"/>
-          <w:sz w:val="22"/>
-        </w:rPr>
-      </w:pPr>
-      <w:r>
-        <w:rPr>
-          <w:rFonts w:ascii="Tahoma" w:eastAsia="微软雅黑" w:hAnsi="Tahoma" w:hint="eastAsia"/>
-          <w:kern w:val="0"/>
-          <w:sz w:val="22"/>
-        </w:rPr>
-        <w:t>这些关卡可以被切分成许多小的迷宫解谜，</w:t>
-      </w:r>
-      <w:r>
-        <w:rPr>
-          <w:rFonts w:ascii="Tahoma" w:eastAsia="微软雅黑" w:hAnsi="Tahoma" w:hint="eastAsia"/>
-          <w:kern w:val="0"/>
-          <w:sz w:val="22"/>
-        </w:rPr>
-        <w:t>难度最大</w:t>
-      </w:r>
-      <w:r>
-        <w:rPr>
-          <w:rFonts w:ascii="Tahoma" w:eastAsia="微软雅黑" w:hAnsi="Tahoma" w:hint="eastAsia"/>
-          <w:kern w:val="0"/>
-          <w:sz w:val="22"/>
-        </w:rPr>
-        <w:t>到</w:t>
-      </w:r>
-      <w:r>
-        <w:rPr>
-          <w:rFonts w:ascii="Tahoma" w:eastAsia="微软雅黑" w:hAnsi="Tahoma" w:hint="eastAsia"/>
-          <w:kern w:val="0"/>
-          <w:sz w:val="22"/>
-        </w:rPr>
-        <w:t>第</w:t>
-      </w:r>
-      <w:r>
-        <w:rPr>
-          <w:rFonts w:ascii="Tahoma" w:eastAsia="微软雅黑" w:hAnsi="Tahoma" w:hint="eastAsia"/>
-          <w:kern w:val="0"/>
-          <w:sz w:val="22"/>
-        </w:rPr>
-        <w:t>五</w:t>
-      </w:r>
-      <w:r>
-        <w:rPr>
-          <w:rFonts w:ascii="Tahoma" w:eastAsia="微软雅黑" w:hAnsi="Tahoma" w:hint="eastAsia"/>
-          <w:kern w:val="0"/>
-          <w:sz w:val="22"/>
-        </w:rPr>
-        <w:t>关</w:t>
-      </w:r>
-      <w:r>
-        <w:rPr>
-          <w:rFonts w:ascii="Tahoma" w:eastAsia="微软雅黑" w:hAnsi="Tahoma" w:hint="eastAsia"/>
-          <w:kern w:val="0"/>
-          <w:sz w:val="22"/>
-        </w:rPr>
-        <w:t>，作为</w:t>
-      </w:r>
-      <w:r>
-        <w:rPr>
-          <w:rFonts w:ascii="Tahoma" w:eastAsia="微软雅黑" w:hAnsi="Tahoma" w:hint="eastAsia"/>
-          <w:kern w:val="0"/>
-          <w:sz w:val="22"/>
-        </w:rPr>
-        <w:t xml:space="preserve"> </w:t>
-      </w:r>
-      <w:r>
-        <w:rPr>
-          <w:rFonts w:ascii="Tahoma" w:eastAsia="微软雅黑" w:hAnsi="Tahoma" w:hint="eastAsia"/>
-          <w:kern w:val="0"/>
-          <w:sz w:val="22"/>
-        </w:rPr>
-        <w:t>支线或主线谜题</w:t>
-      </w:r>
-      <w:r>
-        <w:rPr>
-          <w:rFonts w:ascii="Tahoma" w:eastAsia="微软雅黑" w:hAnsi="Tahoma" w:hint="eastAsia"/>
-          <w:kern w:val="0"/>
-          <w:sz w:val="22"/>
-        </w:rPr>
-        <w:t xml:space="preserve"> </w:t>
-      </w:r>
-      <w:r>
-        <w:rPr>
-          <w:rFonts w:ascii="Tahoma" w:eastAsia="微软雅黑" w:hAnsi="Tahoma" w:hint="eastAsia"/>
-          <w:kern w:val="0"/>
-          <w:sz w:val="22"/>
-        </w:rPr>
-        <w:t>。</w:t>
-      </w:r>
-    </w:p>
-    <w:p>
-      <w:pPr>
-        <w:snapToGrid w:val="0"/>
-        <w:rPr>
-          <w:rFonts w:ascii="Tahoma" w:eastAsia="微软雅黑" w:hAnsi="Tahoma"/>
-          <w:kern w:val="0"/>
-          <w:sz w:val="22"/>
-        </w:rPr>
-      </w:pPr>
-      <w:r>
-        <w:rPr>
-          <w:rFonts w:ascii="Tahoma" w:eastAsia="微软雅黑" w:hAnsi="Tahoma" w:hint="eastAsia"/>
-          <w:kern w:val="0"/>
-          <w:sz w:val="22"/>
-        </w:rPr>
-        <w:t>第六关的设计误导程度太高，所以最多作为</w:t>
-      </w:r>
-      <w:r>
-        <w:rPr>
-          <w:rFonts w:ascii="Tahoma" w:eastAsia="微软雅黑" w:hAnsi="Tahoma" w:hint="eastAsia"/>
-          <w:kern w:val="0"/>
-          <w:sz w:val="22"/>
-        </w:rPr>
-        <w:t xml:space="preserve"> </w:t>
-      </w:r>
-      <w:r>
-        <w:rPr>
-          <w:rFonts w:ascii="Tahoma" w:eastAsia="微软雅黑" w:hAnsi="Tahoma" w:hint="eastAsia"/>
-          <w:kern w:val="0"/>
-          <w:sz w:val="22"/>
-        </w:rPr>
-        <w:t>小支线或奖励成就</w:t>
-      </w:r>
-      <w:r>
-        <w:rPr>
-          <w:rFonts w:ascii="Tahoma" w:eastAsia="微软雅黑" w:hAnsi="Tahoma" w:hint="eastAsia"/>
-          <w:kern w:val="0"/>
-          <w:sz w:val="22"/>
-        </w:rPr>
-        <w:t xml:space="preserve"> </w:t>
-      </w:r>
-      <w:r>
-        <w:rPr>
-          <w:rFonts w:ascii="Tahoma" w:eastAsia="微软雅黑" w:hAnsi="Tahoma" w:hint="eastAsia"/>
-          <w:kern w:val="0"/>
-          <w:sz w:val="22"/>
-        </w:rPr>
-        <w:t>即可。</w:t>
-      </w:r>
-    </w:p>
-    <w:p>
-      <w:pPr>
-        <w:rPr>
-          <w:rFonts w:ascii="Tahoma" w:eastAsia="微软雅黑" w:hAnsi="Tahoma"/>
-          <w:kern w:val="0"/>
-          <w:sz w:val="22"/>
-        </w:rPr>
-      </w:pPr>
-      <w:r>
-        <w:rPr>
-          <w:rFonts w:ascii="Tahoma" w:eastAsia="微软雅黑" w:hAnsi="Tahoma" w:hint="eastAsia"/>
-          <w:kern w:val="0"/>
-          <w:sz w:val="22"/>
-        </w:rPr>
-        <w:t>此解谜游戏的设计建议最多出现两次，平时的箱子都不要</w:t>
-      </w:r>
-      <w:r>
-        <w:rPr>
-          <w:rFonts w:ascii="Tahoma" w:eastAsia="微软雅黑" w:hAnsi="Tahoma" w:hint="eastAsia"/>
-          <w:kern w:val="0"/>
-          <w:sz w:val="22"/>
-        </w:rPr>
-        <w:t>刻意挡住玩家的道</w:t>
-      </w:r>
-      <w:r>
-        <w:rPr>
-          <w:rFonts w:ascii="Tahoma" w:eastAsia="微软雅黑" w:hAnsi="Tahoma" w:hint="eastAsia"/>
-          <w:kern w:val="0"/>
-          <w:sz w:val="22"/>
-        </w:rPr>
-        <w:t>。</w:t>
-      </w:r>
-    </w:p>
-    <w:p>
-      <w:pPr>
-        <w:rPr>
-          <w:rFonts w:ascii="Tahoma" w:eastAsia="微软雅黑" w:hAnsi="Tahoma"/>
-          <w:kern w:val="0"/>
-          <w:sz w:val="22"/>
-        </w:rPr>
-      </w:pPr>
-    </w:p>
-    <w:p>
-      <w:pPr>
-        <w:pStyle w:val="4"/>
-        <w:rPr>
-          <w:rFonts w:hint="eastAsia"/>
-        </w:rPr>
-      </w:pPr>
-      <w:r>
-        <w:rPr>
-          <w:rFonts w:hint="eastAsia"/>
-        </w:rPr>
-        <w:t>3</w:t>
-      </w:r>
-      <w:r>
-        <w:rPr>
-          <w:rFonts w:hint="eastAsia"/>
-        </w:rPr>
-        <w:t>）</w:t>
-      </w:r>
-      <w:r>
-        <w:rPr>
-          <w:rFonts w:hint="eastAsia"/>
-        </w:rPr>
-        <w:t>灵感来源</w:t>
-      </w:r>
-    </w:p>
-    <w:p>
-      <w:pPr>
-        <w:snapToGrid w:val="0"/>
-        <w:rPr>
-          <w:rFonts w:ascii="Tahoma" w:eastAsia="微软雅黑" w:hAnsi="Tahoma"/>
-          <w:kern w:val="0"/>
-          <w:sz w:val="22"/>
-        </w:rPr>
-      </w:pPr>
-      <w:r>
-        <w:rPr>
-          <w:rFonts w:ascii="Tahoma" w:eastAsia="微软雅黑" w:hAnsi="Tahoma" w:hint="eastAsia"/>
-          <w:kern w:val="0"/>
-          <w:sz w:val="22"/>
-        </w:rPr>
-        <w:t>箱子设计的灵感来源相当早，早到作者我制作</w:t>
-      </w:r>
-      <w:proofErr w:type="gramStart"/>
-      <w:r>
-        <w:rPr>
-          <w:rFonts w:ascii="Tahoma" w:eastAsia="微软雅黑" w:hAnsi="Tahoma" w:hint="eastAsia"/>
-          <w:kern w:val="0"/>
-          <w:sz w:val="22"/>
-        </w:rPr>
-        <w:t>黑历史</w:t>
-      </w:r>
-      <w:proofErr w:type="gramEnd"/>
-      <w:r>
-        <w:rPr>
-          <w:rFonts w:ascii="Tahoma" w:eastAsia="微软雅黑" w:hAnsi="Tahoma" w:hint="eastAsia"/>
-          <w:kern w:val="0"/>
-          <w:sz w:val="22"/>
-        </w:rPr>
-        <w:t>的时期：</w:t>
-      </w:r>
-      <w:r>
-        <w:rPr>
-          <w:rFonts w:ascii="Tahoma" w:eastAsia="微软雅黑" w:hAnsi="Tahoma" w:hint="eastAsia"/>
-          <w:kern w:val="0"/>
-          <w:sz w:val="22"/>
-        </w:rPr>
-        <w:t>2017</w:t>
-      </w:r>
-      <w:r>
-        <w:rPr>
-          <w:rFonts w:ascii="Tahoma" w:eastAsia="微软雅黑" w:hAnsi="Tahoma" w:hint="eastAsia"/>
-          <w:kern w:val="0"/>
-          <w:sz w:val="22"/>
-        </w:rPr>
-        <w:t>年</w:t>
-      </w:r>
-      <w:r>
-        <w:rPr>
-          <w:rFonts w:ascii="Tahoma" w:eastAsia="微软雅黑" w:hAnsi="Tahoma" w:hint="eastAsia"/>
-          <w:kern w:val="0"/>
-          <w:sz w:val="22"/>
-        </w:rPr>
-        <w:t>11</w:t>
-      </w:r>
-      <w:r>
-        <w:rPr>
-          <w:rFonts w:ascii="Tahoma" w:eastAsia="微软雅黑" w:hAnsi="Tahoma" w:hint="eastAsia"/>
-          <w:kern w:val="0"/>
-          <w:sz w:val="22"/>
-        </w:rPr>
-        <w:t>月。</w:t>
-      </w:r>
-    </w:p>
-    <w:p>
-      <w:pPr>
-        <w:snapToGrid w:val="0"/>
-        <w:rPr>
-          <w:rFonts w:ascii="Tahoma" w:eastAsia="微软雅黑" w:hAnsi="Tahoma"/>
-          <w:kern w:val="0"/>
-          <w:sz w:val="22"/>
-        </w:rPr>
-      </w:pPr>
-      <w:r>
-        <w:rPr>
-          <w:rFonts w:ascii="Tahoma" w:eastAsia="微软雅黑" w:hAnsi="Tahoma" w:hint="eastAsia"/>
-          <w:kern w:val="0"/>
-          <w:sz w:val="22"/>
-        </w:rPr>
-        <w:t>当时因为</w:t>
-      </w:r>
-      <w:r>
-        <w:rPr>
-          <w:rFonts w:ascii="Tahoma" w:eastAsia="微软雅黑" w:hAnsi="Tahoma" w:hint="eastAsia"/>
-          <w:kern w:val="0"/>
-          <w:sz w:val="22"/>
-        </w:rPr>
-        <w:t>箱子</w:t>
-      </w:r>
-      <w:r>
-        <w:rPr>
-          <w:rFonts w:ascii="Tahoma" w:eastAsia="微软雅黑" w:hAnsi="Tahoma" w:hint="eastAsia"/>
-          <w:kern w:val="0"/>
-          <w:sz w:val="22"/>
-        </w:rPr>
-        <w:t>事件的</w:t>
-      </w:r>
-      <w:r>
-        <w:rPr>
-          <w:rFonts w:ascii="Tahoma" w:eastAsia="微软雅黑" w:hAnsi="Tahoma" w:hint="eastAsia"/>
-          <w:kern w:val="0"/>
-          <w:sz w:val="22"/>
-        </w:rPr>
-        <w:t>设计非常简单，确定</w:t>
-      </w:r>
-      <w:proofErr w:type="gramStart"/>
-      <w:r>
-        <w:rPr>
-          <w:rFonts w:ascii="Tahoma" w:eastAsia="微软雅黑" w:hAnsi="Tahoma" w:hint="eastAsia"/>
-          <w:kern w:val="0"/>
-          <w:sz w:val="22"/>
-        </w:rPr>
-        <w:t>键事件</w:t>
-      </w:r>
-      <w:proofErr w:type="gramEnd"/>
-      <w:r>
-        <w:rPr>
-          <w:rFonts w:ascii="Tahoma" w:eastAsia="微软雅黑" w:hAnsi="Tahoma" w:hint="eastAsia"/>
-          <w:kern w:val="0"/>
-          <w:sz w:val="22"/>
-        </w:rPr>
-        <w:t>后，事件向前移动即可，</w:t>
-      </w:r>
-    </w:p>
-    <w:p>
-      <w:pPr>
-        <w:snapToGrid w:val="0"/>
-        <w:rPr>
-          <w:rFonts w:ascii="Tahoma" w:eastAsia="微软雅黑" w:hAnsi="Tahoma"/>
-          <w:kern w:val="0"/>
-          <w:sz w:val="22"/>
-        </w:rPr>
-      </w:pPr>
-      <w:r>
-        <w:rPr>
-          <w:rFonts w:ascii="Tahoma" w:eastAsia="微软雅黑" w:hAnsi="Tahoma" w:hint="eastAsia"/>
-          <w:kern w:val="0"/>
-          <w:sz w:val="22"/>
-        </w:rPr>
-        <w:t>于是作者我设计了下图的最初原型。</w:t>
-      </w:r>
-      <w:r>
-        <w:rPr>
-          <w:rFonts w:ascii="Tahoma" w:eastAsia="微软雅黑" w:hAnsi="Tahoma" w:hint="eastAsia"/>
-          <w:kern w:val="0"/>
-          <w:sz w:val="22"/>
-        </w:rPr>
-        <w:t>（绿色的事件是弹簧，能左跳右跳，</w:t>
-      </w:r>
-      <w:proofErr w:type="gramStart"/>
-      <w:r>
-        <w:rPr>
-          <w:rFonts w:ascii="Tahoma" w:eastAsia="微软雅黑" w:hAnsi="Tahoma" w:hint="eastAsia"/>
-          <w:kern w:val="0"/>
-          <w:sz w:val="22"/>
-        </w:rPr>
-        <w:t>防卡关</w:t>
-      </w:r>
-      <w:proofErr w:type="gramEnd"/>
-      <w:r>
-        <w:rPr>
-          <w:rFonts w:ascii="Tahoma" w:eastAsia="微软雅黑" w:hAnsi="Tahoma" w:hint="eastAsia"/>
-          <w:kern w:val="0"/>
-          <w:sz w:val="22"/>
-        </w:rPr>
-        <w:t>用）</w:t>
-      </w:r>
-    </w:p>
-    <w:p>
-      <w:pPr>
-        <w:snapToGrid w:val="0"/>
-        <w:jc w:val="center"/>
-        <w:rPr>
-          <w:rFonts w:ascii="Tahoma" w:eastAsia="微软雅黑" w:hAnsi="Tahoma"/>
-          <w:kern w:val="0"/>
-          <w:sz w:val="22"/>
-        </w:rPr>
-      </w:pPr>
-      <w:r>
-        <w:rPr>
-          <w:rFonts w:ascii="Tahoma" w:eastAsia="微软雅黑" w:hAnsi="Tahoma" w:hint="eastAsia"/>
-          <w:noProof/>
-          <w:kern w:val="0"/>
-          <w:sz w:val="22"/>
-        </w:rPr>
-        <w:drawing>
-          <wp:inline distT="0" distB="0" distL="0" distR="0" wp14:anchorId="263F8FA5" wp14:editId="2F6F5CBC">
-            <wp:extent cx="4245026" cy="1749425"/>
-            <wp:effectExtent l="0" t="0" r="3175" b="3175"/>
-            <wp:docPr id="57200736" name="图片 1"/>
-            <wp:cNvGraphicFramePr>
-              <a:graphicFrameLocks xmlns:a="http://schemas.openxmlformats.org/drawingml/2006/main" noChangeAspect="1"/>
-            </wp:cNvGraphicFramePr>
-            <a:graphic xmlns:a="http://schemas.openxmlformats.org/drawingml/2006/main">
-              <a:graphicData uri="http://schemas.openxmlformats.org/drawingml/2006/picture">
-                <pic:pic xmlns:pic="http://schemas.openxmlformats.org/drawingml/2006/picture">
-                  <pic:nvPicPr>
-                    <pic:cNvPr id="0" name="Picture 1"/>
-                    <pic:cNvPicPr>
-                      <a:picLocks noChangeAspect="1" noChangeArrowheads="1"/>
-                    </pic:cNvPicPr>
-                  </pic:nvPicPr>
-                  <pic:blipFill>
-                    <a:blip r:embed="rId14">
-                      <a:extLst>
-                        <a:ext uri="{28A0092B-C50C-407E-A947-70E740481C1C}">
-                          <a14:useLocalDpi xmlns:a14="http://schemas.microsoft.com/office/drawing/2010/main" val="0"/>
-                        </a:ext>
-                      </a:extLst>
-                    </a:blip>
-                    <a:srcRect/>
-                    <a:stretch>
-                      <a:fillRect/>
-                    </a:stretch>
-                  </pic:blipFill>
-                  <pic:spPr bwMode="auto">
-                    <a:xfrm>
-                      <a:off x="0" y="0"/>
-                      <a:ext cx="4253860" cy="1753066"/>
-                    </a:xfrm>
-                    <a:prstGeom prst="rect">
-                      <a:avLst/>
-                    </a:prstGeom>
-                    <a:noFill/>
-                    <a:ln>
-                      <a:noFill/>
-                    </a:ln>
-                  </pic:spPr>
-                </pic:pic>
-              </a:graphicData>
-            </a:graphic>
-          </wp:inline>
-        </w:drawing>
-      </w:r>
-    </w:p>
-    <w:p>
-      <w:pPr>
-        <w:snapToGrid w:val="0"/>
-        <w:rPr>
-          <w:rFonts w:ascii="Tahoma" w:eastAsia="微软雅黑" w:hAnsi="Tahoma"/>
-          <w:kern w:val="0"/>
-          <w:sz w:val="22"/>
-        </w:rPr>
-      </w:pPr>
-      <w:r>
-        <w:rPr>
-          <w:rFonts w:ascii="Tahoma" w:eastAsia="微软雅黑" w:hAnsi="Tahoma" w:hint="eastAsia"/>
-          <w:kern w:val="0"/>
-          <w:sz w:val="22"/>
-        </w:rPr>
-        <w:t>由于</w:t>
-      </w:r>
-      <w:proofErr w:type="gramStart"/>
-      <w:r>
-        <w:rPr>
-          <w:rFonts w:ascii="Tahoma" w:eastAsia="微软雅黑" w:hAnsi="Tahoma" w:hint="eastAsia"/>
-          <w:kern w:val="0"/>
-          <w:sz w:val="22"/>
-        </w:rPr>
-        <w:t>黑历史</w:t>
-      </w:r>
-      <w:proofErr w:type="gramEnd"/>
-      <w:r>
-        <w:rPr>
-          <w:rFonts w:ascii="Tahoma" w:eastAsia="微软雅黑" w:hAnsi="Tahoma" w:hint="eastAsia"/>
-          <w:kern w:val="0"/>
-          <w:sz w:val="22"/>
-        </w:rPr>
-        <w:t>没人玩，这些箱子解谜也就石沉大海了。</w:t>
-      </w:r>
-    </w:p>
-    <w:p>
-      <w:pPr>
-        <w:snapToGrid w:val="0"/>
-        <w:rPr>
-          <w:rFonts w:ascii="Tahoma" w:eastAsia="微软雅黑" w:hAnsi="Tahoma"/>
-          <w:kern w:val="0"/>
-          <w:sz w:val="22"/>
-        </w:rPr>
-      </w:pPr>
-      <w:r>
-        <w:rPr>
-          <w:rFonts w:ascii="Tahoma" w:eastAsia="微软雅黑" w:hAnsi="Tahoma" w:hint="eastAsia"/>
-          <w:kern w:val="0"/>
-          <w:sz w:val="22"/>
-        </w:rPr>
-        <w:t>后来的</w:t>
-      </w:r>
-      <w:r>
-        <w:rPr>
-          <w:rFonts w:ascii="Tahoma" w:eastAsia="微软雅黑" w:hAnsi="Tahoma" w:hint="eastAsia"/>
-          <w:kern w:val="0"/>
-          <w:sz w:val="22"/>
-        </w:rPr>
-        <w:t>2018</w:t>
-      </w:r>
-      <w:r>
-        <w:rPr>
-          <w:rFonts w:ascii="Tahoma" w:eastAsia="微软雅黑" w:hAnsi="Tahoma" w:hint="eastAsia"/>
-          <w:kern w:val="0"/>
-          <w:sz w:val="22"/>
-        </w:rPr>
-        <w:t>年</w:t>
-      </w:r>
-      <w:r>
-        <w:rPr>
-          <w:rFonts w:ascii="Tahoma" w:eastAsia="微软雅黑" w:hAnsi="Tahoma" w:hint="eastAsia"/>
-          <w:kern w:val="0"/>
-          <w:sz w:val="22"/>
-        </w:rPr>
-        <w:t>10</w:t>
-      </w:r>
-      <w:r>
-        <w:rPr>
-          <w:rFonts w:ascii="Tahoma" w:eastAsia="微软雅黑" w:hAnsi="Tahoma" w:hint="eastAsia"/>
-          <w:kern w:val="0"/>
-          <w:sz w:val="22"/>
-        </w:rPr>
-        <w:t>月，我开始写插件，</w:t>
-      </w:r>
-      <w:r>
-        <w:rPr>
-          <w:rFonts w:ascii="Tahoma" w:eastAsia="微软雅黑" w:hAnsi="Tahoma" w:hint="eastAsia"/>
-          <w:kern w:val="0"/>
-          <w:sz w:val="22"/>
-        </w:rPr>
-        <w:t>就想到</w:t>
-      </w:r>
-      <w:r>
-        <w:rPr>
-          <w:rFonts w:ascii="Tahoma" w:eastAsia="微软雅黑" w:hAnsi="Tahoma" w:hint="eastAsia"/>
-          <w:kern w:val="0"/>
-          <w:sz w:val="22"/>
-        </w:rPr>
-        <w:t>把这些我设计过的解谜，单独搬出来。</w:t>
-      </w:r>
-    </w:p>
-    <w:p>
-      <w:pPr>
-        <w:snapToGrid w:val="0"/>
-        <w:rPr>
-          <w:rFonts w:ascii="Tahoma" w:eastAsia="微软雅黑" w:hAnsi="Tahoma"/>
-          <w:kern w:val="0"/>
-          <w:sz w:val="22"/>
-        </w:rPr>
-      </w:pPr>
-      <w:r>
-        <w:rPr>
-          <w:rFonts w:ascii="Tahoma" w:eastAsia="微软雅黑" w:hAnsi="Tahoma" w:hint="eastAsia"/>
-          <w:kern w:val="0"/>
-          <w:sz w:val="22"/>
-        </w:rPr>
-        <w:t>于是就</w:t>
-      </w:r>
-      <w:r>
-        <w:rPr>
-          <w:rFonts w:ascii="Tahoma" w:eastAsia="微软雅黑" w:hAnsi="Tahoma" w:hint="eastAsia"/>
-          <w:kern w:val="0"/>
-          <w:sz w:val="22"/>
-        </w:rPr>
-        <w:t>有了现在的箱子解谜。</w:t>
-      </w:r>
-    </w:p>
-    <w:p>
-      <w:pPr>
-        <w:snapToGrid w:val="0"/>
-        <w:rPr>
-          <w:rFonts w:ascii="Tahoma" w:eastAsia="微软雅黑" w:hAnsi="Tahoma"/>
-          <w:kern w:val="0"/>
-          <w:sz w:val="22"/>
-        </w:rPr>
-      </w:pPr>
-    </w:p>
-    <w:p>
-      <w:pPr>
-        <w:widowControl/>
-        <w:jc w:val="left"/>
-        <w:rPr>
-          <w:rFonts w:ascii="Tahoma" w:eastAsia="微软雅黑" w:hAnsi="Tahoma"/>
-          <w:kern w:val="0"/>
-          <w:sz w:val="22"/>
-        </w:rPr>
-      </w:pPr>
-      <w:r>
-        <w:rPr>
-          <w:rFonts w:ascii="Tahoma" w:eastAsia="微软雅黑" w:hAnsi="Tahoma"/>
-          <w:kern w:val="0"/>
-          <w:sz w:val="22"/>
-        </w:rPr>
-        <w:br w:type="page"/>
-      </w:r>
-    </w:p>
-    <w:p>
-      <w:pPr>
-        <w:pStyle w:val="3"/>
-        <w:rPr>
-          <w:rFonts w:hint="eastAsia"/>
-        </w:rPr>
-      </w:pPr>
-      <w:r>
-        <w:rPr>
-          <w:rFonts w:hint="eastAsia"/>
-        </w:rPr>
-        <w:lastRenderedPageBreak/>
-        <w:t>箱子的类型</w:t>
-      </w:r>
-    </w:p>
-    <w:p>
-      <w:pPr>
-        <w:pStyle w:val="4"/>
-        <w:rPr>
-          <w:rFonts w:hint="eastAsia"/>
-        </w:rPr>
-      </w:pPr>
-      <w:r>
-        <w:rPr>
-          <w:rFonts w:hint="eastAsia"/>
-        </w:rPr>
-        <w:t>1）可推箱子</w:t>
-      </w:r>
-    </w:p>
-    <w:p>
-      <w:pPr>
-        <w:widowControl/>
-        <w:adjustRightInd w:val="0"/>
-        <w:snapToGrid w:val="0"/>
-        <w:jc w:val="left"/>
-        <w:rPr>
-          <w:rFonts w:ascii="Tahoma" w:eastAsia="微软雅黑" w:hAnsi="Tahoma"/>
-          <w:kern w:val="0"/>
-          <w:sz w:val="22"/>
-        </w:rPr>
-      </w:pPr>
-      <w:r>
-        <w:rPr>
-          <w:rFonts w:ascii="Tahoma" w:eastAsia="微软雅黑" w:hAnsi="Tahoma" w:hint="eastAsia"/>
-          <w:kern w:val="0"/>
-          <w:sz w:val="22"/>
-        </w:rPr>
-        <w:t>这类箱子由</w:t>
-      </w:r>
-      <w:proofErr w:type="gramStart"/>
-      <w:r>
-        <w:rPr>
-          <w:rFonts w:ascii="Tahoma" w:eastAsia="微软雅黑" w:hAnsi="Tahoma" w:hint="eastAsia"/>
-          <w:kern w:val="0"/>
-          <w:sz w:val="22"/>
-        </w:rPr>
-        <w:t>纯事件</w:t>
-      </w:r>
-      <w:proofErr w:type="gramEnd"/>
-      <w:r>
-        <w:rPr>
-          <w:rFonts w:ascii="Tahoma" w:eastAsia="微软雅黑" w:hAnsi="Tahoma" w:hint="eastAsia"/>
-          <w:kern w:val="0"/>
-          <w:sz w:val="22"/>
-        </w:rPr>
-        <w:t>写，玩家按确定键，箱子才移动一步。</w:t>
+        <w:t>这类箱子由纯事件写，玩家按确定键，箱子才移动一步。</w:t>
       </w:r>
     </w:p>
     <w:p>
@@ -3345,7 +3494,7 @@
                     </pic:cNvPicPr>
                   </pic:nvPicPr>
                   <pic:blipFill>
-                    <a:blip r:embed="rId15">
+                    <a:blip r:embed="rId17">
                       <a:extLst>
                         <a:ext uri="{28A0092B-C50C-407E-A947-70E740481C1C}">
                           <a14:useLocalDpi xmlns:a14="http://schemas.microsoft.com/office/drawing/2010/main" val="0"/>
@@ -3409,7 +3558,7 @@
                     </pic:cNvPicPr>
                   </pic:nvPicPr>
                   <pic:blipFill>
-                    <a:blip r:embed="rId16">
+                    <a:blip r:embed="rId18">
                       <a:extLst>
                         <a:ext uri="{28A0092B-C50C-407E-A947-70E740481C1C}">
                           <a14:useLocalDpi xmlns:a14="http://schemas.microsoft.com/office/drawing/2010/main" val="0"/>
@@ -3509,25 +3658,7 @@
           <w:kern w:val="0"/>
           <w:sz w:val="22"/>
         </w:rPr>
-        <w:t>处于对角位置时，如果用下面的</w:t>
-      </w:r>
-      <w:proofErr w:type="gramStart"/>
-      <w:r>
-        <w:rPr>
-          <w:rFonts w:ascii="Tahoma" w:eastAsia="微软雅黑" w:hAnsi="Tahoma" w:hint="eastAsia"/>
-          <w:kern w:val="0"/>
-          <w:sz w:val="22"/>
-        </w:rPr>
-        <w:t>纯事件</w:t>
-      </w:r>
-      <w:proofErr w:type="gramEnd"/>
-      <w:r>
-        <w:rPr>
-          <w:rFonts w:ascii="Tahoma" w:eastAsia="微软雅黑" w:hAnsi="Tahoma" w:hint="eastAsia"/>
-          <w:kern w:val="0"/>
-          <w:sz w:val="22"/>
-        </w:rPr>
-        <w:t>指令，推动会出现偏差。</w:t>
+        <w:t>处于对角位置时，如果用下面的纯事件指令，推动会出现偏差。</w:t>
       </w:r>
     </w:p>
     <w:p>
@@ -3565,7 +3696,7 @@
                     </pic:cNvPicPr>
                   </pic:nvPicPr>
                   <pic:blipFill>
-                    <a:blip r:embed="rId17">
+                    <a:blip r:embed="rId19">
                       <a:extLst>
                         <a:ext uri="{28A0092B-C50C-407E-A947-70E740481C1C}">
                           <a14:useLocalDpi xmlns:a14="http://schemas.microsoft.com/office/drawing/2010/main" val="0"/>
@@ -3629,7 +3760,7 @@
                     </pic:cNvPicPr>
                   </pic:nvPicPr>
                   <pic:blipFill>
-                    <a:blip r:embed="rId18">
+                    <a:blip r:embed="rId20">
                       <a:extLst>
                         <a:ext uri="{28A0092B-C50C-407E-A947-70E740481C1C}">
                           <a14:useLocalDpi xmlns:a14="http://schemas.microsoft.com/office/drawing/2010/main" val="0"/>
@@ -3722,7 +3853,7 @@
                     </pic:cNvPicPr>
                   </pic:nvPicPr>
                   <pic:blipFill>
-                    <a:blip r:embed="rId19">
+                    <a:blip r:embed="rId21">
                       <a:extLst>
                         <a:ext uri="{28A0092B-C50C-407E-A947-70E740481C1C}">
                           <a14:useLocalDpi xmlns:a14="http://schemas.microsoft.com/office/drawing/2010/main" val="0"/>
@@ -3769,20 +3900,17 @@
     </w:p>
     <w:p>
       <w:pPr>
-        <w:pStyle w:val="4"/>
-        <w:rPr>
-          <w:rFonts w:hint="eastAsia"/>
-        </w:rPr>
-      </w:pPr>
-      <w:r>
+        <w:pStyle w:val="3"/>
+        <w:rPr>
+          <w:rFonts w:hint="eastAsia"/>
+        </w:rPr>
+      </w:pPr>
+      <w:r>
+        <w:rPr>
+          <w:rFonts w:hint="eastAsia"/>
+        </w:rPr>
         <w:lastRenderedPageBreak/>
-        <w:t>2</w:t>
-      </w:r>
-      <w:r>
-        <w:rPr>
-          <w:rFonts w:hint="eastAsia"/>
-        </w:rPr>
-        <w:t>）可举起箱子</w:t>
+        <w:t>可举起箱子</w:t>
       </w:r>
     </w:p>
     <w:p>
@@ -3875,7 +4003,7 @@
                     </pic:cNvPicPr>
                   </pic:nvPicPr>
                   <pic:blipFill>
-                    <a:blip r:embed="rId20">
+                    <a:blip r:embed="rId22">
                       <a:extLst>
                         <a:ext uri="{28A0092B-C50C-407E-A947-70E740481C1C}">
                           <a14:useLocalDpi xmlns:a14="http://schemas.microsoft.com/office/drawing/2010/main" val="0"/>
@@ -3941,7 +4069,7 @@
                     </pic:cNvPicPr>
                   </pic:nvPicPr>
                   <pic:blipFill>
-                    <a:blip r:embed="rId21">
+                    <a:blip r:embed="rId23">
                       <a:extLst>
                         <a:ext uri="{28A0092B-C50C-407E-A947-70E740481C1C}">
                           <a14:useLocalDpi xmlns:a14="http://schemas.microsoft.com/office/drawing/2010/main" val="0"/>
@@ -3986,19 +4114,16 @@
     </w:p>
     <w:p>
       <w:pPr>
-        <w:pStyle w:val="4"/>
-        <w:rPr>
-          <w:rFonts w:hint="eastAsia"/>
-        </w:rPr>
-      </w:pPr>
-      <w:r>
-        <w:t>3</w:t>
-      </w:r>
-      <w:r>
-        <w:rPr>
-          <w:rFonts w:hint="eastAsia"/>
-        </w:rPr>
-        <w:t>）可破坏箱子</w:t>
+        <w:pStyle w:val="3"/>
+        <w:rPr>
+          <w:rFonts w:hint="eastAsia"/>
+        </w:rPr>
+      </w:pPr>
+      <w:r>
+        <w:rPr>
+          <w:rFonts w:hint="eastAsia"/>
+        </w:rPr>
+        <w:t>可破坏箱子</w:t>
       </w:r>
     </w:p>
     <w:p>
@@ -4089,53 +4214,32 @@
           <w:kern w:val="0"/>
           <w:sz w:val="22"/>
         </w:rPr>
-        <w:t>从解谜角度来说，可破坏箱子和</w:t>
-      </w:r>
-      <w:proofErr w:type="gramStart"/>
-      <w:r>
-        <w:rPr>
-          <w:rFonts w:ascii="Tahoma" w:eastAsia="微软雅黑" w:hAnsi="Tahoma" w:hint="eastAsia"/>
-          <w:kern w:val="0"/>
-          <w:sz w:val="22"/>
-        </w:rPr>
-        <w:t>可</w:t>
-      </w:r>
-      <w:proofErr w:type="gramEnd"/>
-      <w:r>
-        <w:rPr>
-          <w:rFonts w:ascii="Tahoma" w:eastAsia="微软雅黑" w:hAnsi="Tahoma" w:hint="eastAsia"/>
-          <w:kern w:val="0"/>
-          <w:sz w:val="22"/>
-        </w:rPr>
-        <w:t>推箱子性质一样。只提供堵路的复杂度。</w:t>
-      </w:r>
-    </w:p>
-    <w:p>
-      <w:pPr>
-        <w:widowControl/>
-        <w:jc w:val="left"/>
-        <w:rPr>
-          <w:rFonts w:ascii="Tahoma" w:eastAsia="微软雅黑" w:hAnsi="Tahoma"/>
-          <w:kern w:val="0"/>
-          <w:sz w:val="22"/>
-        </w:rPr>
-      </w:pPr>
-    </w:p>
-    <w:p>
-      <w:pPr>
-        <w:pStyle w:val="4"/>
-        <w:rPr>
-          <w:rFonts w:hint="eastAsia"/>
-        </w:rPr>
-      </w:pPr>
-      <w:r>
-        <w:t>4</w:t>
-      </w:r>
-      <w:r>
-        <w:rPr>
-          <w:rFonts w:hint="eastAsia"/>
-        </w:rPr>
-        <w:t>）大箱子</w:t>
+        <w:t>从解谜角度来说，可破坏箱子和可推箱子性质一样。只提供堵路的复杂度。</w:t>
+      </w:r>
+    </w:p>
+    <w:p>
+      <w:pPr>
+        <w:widowControl/>
+        <w:jc w:val="left"/>
+        <w:rPr>
+          <w:rFonts w:ascii="Tahoma" w:eastAsia="微软雅黑" w:hAnsi="Tahoma"/>
+          <w:kern w:val="0"/>
+          <w:sz w:val="22"/>
+        </w:rPr>
+      </w:pPr>
+    </w:p>
+    <w:p>
+      <w:pPr>
+        <w:pStyle w:val="3"/>
+        <w:rPr>
+          <w:rFonts w:hint="eastAsia"/>
+        </w:rPr>
+      </w:pPr>
+      <w:r>
+        <w:rPr>
+          <w:rFonts w:hint="eastAsia"/>
+        </w:rPr>
+        <w:t>大箱子</w:t>
       </w:r>
     </w:p>
     <w:p>
@@ -4267,7 +4371,7 @@
         <w:widowControl/>
         <w:jc w:val="left"/>
         <w:rPr>
-          <w:rFonts w:ascii="Tahoma" w:eastAsia="微软雅黑" w:hAnsi="Tahoma"/>
+          <w:rFonts w:ascii="Tahoma" w:eastAsia="微软雅黑" w:hAnsi="Tahoma" w:hint="eastAsia"/>
           <w:kern w:val="0"/>
           <w:sz w:val="22"/>
         </w:rPr>
@@ -4288,20 +4392,12 @@
           <w:rFonts w:hint="eastAsia"/>
         </w:rPr>
       </w:pPr>
-      <w:bookmarkStart w:id="1" w:name="_基础规律"/>
-      <w:bookmarkEnd w:id="1"/>
       <w:r>
         <w:rPr>
           <w:rFonts w:hint="eastAsia"/>
         </w:rPr>
         <w:lastRenderedPageBreak/>
-        <w:t>箱子</w:t>
-      </w:r>
-      <w:r>
-        <w:rPr>
-          <w:rFonts w:hint="eastAsia"/>
-        </w:rPr>
-        <w:t>-谜题解法</w:t>
+        <w:t>===推搬箱子 - 注意事项===</w:t>
       </w:r>
     </w:p>
     <w:p>
@@ -4315,119 +4411,91 @@
         <w:rPr>
           <w:rFonts w:hint="eastAsia"/>
         </w:rPr>
-        <w:t>空位</w:t>
-      </w:r>
-      <w:r>
-        <w:rPr>
-          <w:rFonts w:hint="eastAsia"/>
-        </w:rPr>
-        <w:t>预判</w:t>
-      </w:r>
-      <w:r>
-        <w:rPr>
-          <w:rFonts w:hint="eastAsia"/>
-        </w:rPr>
-        <w:t>法</w:t>
-      </w:r>
-    </w:p>
-    <w:p>
-      <w:pPr>
-        <w:snapToGrid w:val="0"/>
-        <w:rPr>
-          <w:rFonts w:ascii="Tahoma" w:eastAsia="微软雅黑" w:hAnsi="Tahoma"/>
-          <w:kern w:val="0"/>
-          <w:sz w:val="22"/>
-        </w:rPr>
-      </w:pPr>
-      <w:r>
-        <w:rPr>
-          <w:rFonts w:ascii="Tahoma" w:eastAsia="微软雅黑" w:hAnsi="Tahoma" w:hint="eastAsia"/>
-          <w:kern w:val="0"/>
-          <w:sz w:val="22"/>
-        </w:rPr>
-        <w:t>解谜堵路箱子时，有一个比较明显的特点，就是没有往回推的箱子。</w:t>
-      </w:r>
-    </w:p>
-    <w:p>
-      <w:pPr>
-        <w:snapToGrid w:val="0"/>
-        <w:rPr>
-          <w:rFonts w:ascii="Tahoma" w:eastAsia="微软雅黑" w:hAnsi="Tahoma"/>
-          <w:kern w:val="0"/>
-          <w:sz w:val="22"/>
-        </w:rPr>
-      </w:pPr>
-      <w:r>
-        <w:rPr>
-          <w:rFonts w:ascii="Tahoma" w:eastAsia="微软雅黑" w:hAnsi="Tahoma" w:hint="eastAsia"/>
-          <w:kern w:val="0"/>
-          <w:sz w:val="22"/>
-        </w:rPr>
-        <w:t>那么，现有的空位，极有可能是真实解的实际落脚点。</w:t>
-      </w:r>
-    </w:p>
-    <w:p>
-      <w:pPr>
-        <w:snapToGrid w:val="0"/>
-        <w:rPr>
-          <w:rFonts w:ascii="Tahoma" w:eastAsia="微软雅黑" w:hAnsi="Tahoma"/>
-          <w:color w:val="0070C0"/>
-          <w:kern w:val="0"/>
-          <w:sz w:val="22"/>
-        </w:rPr>
-      </w:pPr>
-      <w:r>
-        <w:rPr>
-          <w:rFonts w:ascii="Tahoma" w:eastAsia="微软雅黑" w:hAnsi="Tahoma" w:hint="eastAsia"/>
-          <w:color w:val="0070C0"/>
-          <w:kern w:val="0"/>
-          <w:sz w:val="22"/>
-        </w:rPr>
-        <w:t>这里需要遵循先考虑上下，再考虑向右。</w:t>
-      </w:r>
-    </w:p>
-    <w:p>
-      <w:pPr>
-        <w:snapToGrid w:val="0"/>
-        <w:rPr>
-          <w:rFonts w:ascii="Tahoma" w:eastAsia="微软雅黑" w:hAnsi="Tahoma"/>
-          <w:kern w:val="0"/>
-          <w:sz w:val="22"/>
-        </w:rPr>
-      </w:pPr>
-      <w:r>
-        <w:rPr>
-          <w:rFonts w:ascii="Tahoma" w:eastAsia="微软雅黑" w:hAnsi="Tahoma" w:hint="eastAsia"/>
-          <w:kern w:val="0"/>
-          <w:sz w:val="22"/>
-        </w:rPr>
-        <w:t>比如，下图的箱子，上下推就可以排除。</w:t>
-      </w:r>
-    </w:p>
-    <w:p>
-      <w:pPr>
-        <w:widowControl/>
+        <w:t>行走图问题</w:t>
+      </w:r>
+    </w:p>
+    <w:p>
+      <w:pPr>
+        <w:widowControl/>
+        <w:snapToGrid w:val="0"/>
+        <w:jc w:val="left"/>
+        <w:rPr>
+          <w:rFonts w:ascii="Tahoma" w:eastAsia="微软雅黑" w:hAnsi="Tahoma"/>
+          <w:kern w:val="0"/>
+          <w:sz w:val="22"/>
+        </w:rPr>
+      </w:pPr>
+      <w:r>
+        <w:rPr>
+          <w:rFonts w:ascii="Tahoma" w:eastAsia="微软雅黑" w:hAnsi="Tahoma" w:hint="eastAsia"/>
+          <w:kern w:val="0"/>
+          <w:sz w:val="22"/>
+        </w:rPr>
+        <w:t>推箱子有一个地方没设计好。</w:t>
+      </w:r>
+    </w:p>
+    <w:p>
+      <w:pPr>
+        <w:widowControl/>
+        <w:snapToGrid w:val="0"/>
+        <w:jc w:val="left"/>
+        <w:rPr>
+          <w:rFonts w:ascii="Tahoma" w:eastAsia="微软雅黑" w:hAnsi="Tahoma"/>
+          <w:kern w:val="0"/>
+          <w:sz w:val="22"/>
+        </w:rPr>
+      </w:pPr>
+      <w:r>
+        <w:rPr>
+          <w:rFonts w:ascii="Tahoma" w:eastAsia="微软雅黑" w:hAnsi="Tahoma" w:hint="eastAsia"/>
+          <w:kern w:val="0"/>
+          <w:sz w:val="22"/>
+        </w:rPr>
+        <w:t>就是你推了箱子之后，箱子自己会往前走一步，而玩家留在原地。</w:t>
+      </w:r>
+    </w:p>
+    <w:p>
+      <w:pPr>
+        <w:widowControl/>
+        <w:snapToGrid w:val="0"/>
+        <w:jc w:val="left"/>
+        <w:rPr>
+          <w:rFonts w:ascii="Tahoma" w:eastAsia="微软雅黑" w:hAnsi="Tahoma" w:hint="eastAsia"/>
+          <w:kern w:val="0"/>
+          <w:sz w:val="22"/>
+        </w:rPr>
+      </w:pPr>
+      <w:r>
+        <w:rPr>
+          <w:rFonts w:ascii="Tahoma" w:eastAsia="微软雅黑" w:hAnsi="Tahoma" w:hint="eastAsia"/>
+          <w:kern w:val="0"/>
+          <w:sz w:val="22"/>
+        </w:rPr>
+        <w:t>这不符合现实逻辑。</w:t>
+      </w:r>
+    </w:p>
+    <w:p>
+      <w:pPr>
+        <w:widowControl/>
+        <w:snapToGrid w:val="0"/>
         <w:jc w:val="center"/>
         <w:rPr>
-          <w:rFonts w:ascii="宋体" w:eastAsia="宋体" w:hAnsi="宋体" w:cs="宋体" w:hint="eastAsia"/>
-          <w:kern w:val="0"/>
-          <w:sz w:val="24"/>
-          <w:szCs w:val="24"/>
-        </w:rPr>
-      </w:pPr>
-      <w:r>
-        <w:rPr>
-          <w:rFonts w:ascii="宋体" w:eastAsia="宋体" w:hAnsi="宋体" w:cs="宋体"/>
-          <w:noProof/>
-          <w:kern w:val="0"/>
-          <w:sz w:val="24"/>
-          <w:szCs w:val="24"/>
+          <w:rFonts w:ascii="Tahoma" w:eastAsia="微软雅黑" w:hAnsi="Tahoma"/>
+          <w:kern w:val="0"/>
+          <w:sz w:val="22"/>
+        </w:rPr>
+      </w:pPr>
+      <w:r>
+        <w:rPr>
+          <w:rFonts w:ascii="Tahoma" w:eastAsia="微软雅黑" w:hAnsi="Tahoma"/>
+          <w:kern w:val="0"/>
+          <w:sz w:val="22"/>
         </w:rPr>
         <w:drawing>
-          <wp:inline distT="0" distB="0" distL="0" distR="0" wp14:anchorId="5D946229" wp14:editId="798BB3A7">
-            <wp:extent cx="3665220" cy="2020570"/>
+          <wp:inline distT="0" distB="0" distL="0" distR="0" wp14:anchorId="4319539D" wp14:editId="3DA995D0">
+            <wp:extent cx="2781300" cy="1204734"/>
             <wp:effectExtent l="0" t="0" r="0" b="0"/>
-            <wp:docPr id="12" name="图片 12"/>
+            <wp:docPr id="1705943540" name="图片 1705943540"/>
             <wp:cNvGraphicFramePr>
               <a:graphicFrameLocks xmlns:a="http://schemas.openxmlformats.org/drawingml/2006/main" noChangeAspect="1"/>
             </wp:cNvGraphicFramePr>
@@ -4435,13 +4503,13 @@
               <a:graphicData uri="http://schemas.openxmlformats.org/drawingml/2006/picture">
                 <pic:pic xmlns:pic="http://schemas.openxmlformats.org/drawingml/2006/picture">
                   <pic:nvPicPr>
-                    <pic:cNvPr id="0" name="Picture 24"/>
+                    <pic:cNvPr id="0" name="Picture 7"/>
                     <pic:cNvPicPr>
                       <a:picLocks noChangeAspect="1" noChangeArrowheads="1"/>
                     </pic:cNvPicPr>
                   </pic:nvPicPr>
                   <pic:blipFill>
-                    <a:blip r:embed="rId22">
+                    <a:blip r:embed="rId18">
                       <a:extLst>
                         <a:ext uri="{28A0092B-C50C-407E-A947-70E740481C1C}">
                           <a14:useLocalDpi xmlns:a14="http://schemas.microsoft.com/office/drawing/2010/main" val="0"/>
@@ -4456,7 +4524,7 @@
                   <pic:spPr bwMode="auto">
                     <a:xfrm>
                       <a:off x="0" y="0"/>
-                      <a:ext cx="3667635" cy="2021901"/>
+                      <a:ext cx="2789474" cy="1208274"/>
                     </a:xfrm>
                     <a:prstGeom prst="rect">
                       <a:avLst/>
@@ -4475,134 +4543,97 @@
     </w:p>
     <w:p>
       <w:pPr>
-        <w:snapToGrid w:val="0"/>
-        <w:rPr>
-          <w:rFonts w:ascii="Tahoma" w:eastAsia="微软雅黑" w:hAnsi="Tahoma"/>
-          <w:kern w:val="0"/>
-          <w:sz w:val="22"/>
-        </w:rPr>
-      </w:pPr>
-      <w:r>
-        <w:rPr>
-          <w:rFonts w:ascii="Tahoma" w:eastAsia="微软雅黑" w:hAnsi="Tahoma" w:hint="eastAsia"/>
-          <w:kern w:val="0"/>
-          <w:sz w:val="22"/>
-        </w:rPr>
-        <w:t>如果</w:t>
-      </w:r>
-      <w:r>
-        <w:rPr>
-          <w:rFonts w:ascii="Tahoma" w:eastAsia="微软雅黑" w:hAnsi="Tahoma" w:hint="eastAsia"/>
-          <w:kern w:val="0"/>
-          <w:sz w:val="22"/>
-        </w:rPr>
-        <w:t>遇到</w:t>
-      </w:r>
-      <w:r>
-        <w:rPr>
-          <w:rFonts w:ascii="Tahoma" w:eastAsia="微软雅黑" w:hAnsi="Tahoma" w:hint="eastAsia"/>
-          <w:kern w:val="0"/>
-          <w:sz w:val="22"/>
-        </w:rPr>
-        <w:t>了</w:t>
-      </w:r>
-      <w:r>
-        <w:rPr>
-          <w:rFonts w:ascii="Tahoma" w:eastAsia="微软雅黑" w:hAnsi="Tahoma" w:hint="eastAsia"/>
-          <w:kern w:val="0"/>
-          <w:sz w:val="22"/>
-        </w:rPr>
-        <w:t>阶梯状的</w:t>
-      </w:r>
-      <w:r>
-        <w:rPr>
-          <w:rFonts w:ascii="Tahoma" w:eastAsia="微软雅黑" w:hAnsi="Tahoma" w:hint="eastAsia"/>
-          <w:kern w:val="0"/>
-          <w:sz w:val="22"/>
-        </w:rPr>
-        <w:t>箱子，对角判断空位即可。</w:t>
-      </w:r>
-    </w:p>
-    <w:p>
-      <w:pPr>
-        <w:widowControl/>
-        <w:jc w:val="center"/>
-        <w:rPr>
-          <w:rFonts w:ascii="宋体" w:eastAsia="宋体" w:hAnsi="宋体" w:cs="宋体" w:hint="eastAsia"/>
-          <w:kern w:val="0"/>
-          <w:sz w:val="24"/>
-          <w:szCs w:val="24"/>
-        </w:rPr>
-      </w:pPr>
-      <w:r>
-        <w:rPr>
-          <w:rFonts w:ascii="宋体" w:eastAsia="宋体" w:hAnsi="宋体" w:cs="宋体"/>
-          <w:noProof/>
-          <w:kern w:val="0"/>
-          <w:sz w:val="24"/>
-          <w:szCs w:val="24"/>
-        </w:rPr>
-        <w:drawing>
-          <wp:inline distT="0" distB="0" distL="0" distR="0" wp14:anchorId="58C28DBD" wp14:editId="55E06975">
-            <wp:extent cx="3390900" cy="2631087"/>
-            <wp:effectExtent l="0" t="0" r="0" b="0"/>
-            <wp:docPr id="11" name="图片 11"/>
-            <wp:cNvGraphicFramePr>
-              <a:graphicFrameLocks xmlns:a="http://schemas.openxmlformats.org/drawingml/2006/main" noChangeAspect="1"/>
-            </wp:cNvGraphicFramePr>
-            <a:graphic xmlns:a="http://schemas.openxmlformats.org/drawingml/2006/main">
-              <a:graphicData uri="http://schemas.openxmlformats.org/drawingml/2006/picture">
-                <pic:pic xmlns:pic="http://schemas.openxmlformats.org/drawingml/2006/picture">
-                  <pic:nvPicPr>
-                    <pic:cNvPr id="0" name="Picture 22"/>
-                    <pic:cNvPicPr>
-                      <a:picLocks noChangeAspect="1" noChangeArrowheads="1"/>
-                    </pic:cNvPicPr>
-                  </pic:nvPicPr>
-                  <pic:blipFill>
-                    <a:blip r:embed="rId23">
-                      <a:extLst>
-                        <a:ext uri="{28A0092B-C50C-407E-A947-70E740481C1C}">
-                          <a14:useLocalDpi xmlns:a14="http://schemas.microsoft.com/office/drawing/2010/main" val="0"/>
-                        </a:ext>
-                      </a:extLst>
-                    </a:blip>
-                    <a:srcRect/>
-                    <a:stretch>
-                      <a:fillRect/>
-                    </a:stretch>
-                  </pic:blipFill>
-                  <pic:spPr bwMode="auto">
-                    <a:xfrm>
-                      <a:off x="0" y="0"/>
-                      <a:ext cx="3393193" cy="2632866"/>
-                    </a:xfrm>
-                    <a:prstGeom prst="rect">
-                      <a:avLst/>
-                    </a:prstGeom>
-                    <a:noFill/>
-                    <a:ln>
-                      <a:noFill/>
-                    </a:ln>
-                  </pic:spPr>
-                </pic:pic>
-              </a:graphicData>
-            </a:graphic>
-          </wp:inline>
-        </w:drawing>
-      </w:r>
-    </w:p>
-    <w:p>
-      <w:pPr>
-        <w:rPr>
-          <w:rFonts w:hint="eastAsia"/>
-        </w:rPr>
-      </w:pPr>
-    </w:p>
-    <w:p>
-      <w:pPr>
-        <w:rPr>
-          <w:rFonts w:hint="eastAsia"/>
+        <w:widowControl/>
+        <w:snapToGrid w:val="0"/>
+        <w:jc w:val="left"/>
+        <w:rPr>
+          <w:rFonts w:ascii="Tahoma" w:eastAsia="微软雅黑" w:hAnsi="Tahoma"/>
+          <w:kern w:val="0"/>
+          <w:sz w:val="22"/>
+        </w:rPr>
+      </w:pPr>
+      <w:r>
+        <w:rPr>
+          <w:rFonts w:ascii="Tahoma" w:eastAsia="微软雅黑" w:hAnsi="Tahoma" w:hint="eastAsia"/>
+          <w:kern w:val="0"/>
+          <w:sz w:val="22"/>
+        </w:rPr>
+        <w:t>但要专门设计玩家和箱子同步移动，又是个非常麻烦的事情。</w:t>
+      </w:r>
+    </w:p>
+    <w:p>
+      <w:pPr>
+        <w:widowControl/>
+        <w:snapToGrid w:val="0"/>
+        <w:jc w:val="left"/>
+        <w:rPr>
+          <w:rFonts w:ascii="Tahoma" w:eastAsia="微软雅黑" w:hAnsi="Tahoma"/>
+          <w:kern w:val="0"/>
+          <w:sz w:val="22"/>
+        </w:rPr>
+      </w:pPr>
+      <w:r>
+        <w:rPr>
+          <w:rFonts w:ascii="Tahoma" w:eastAsia="微软雅黑" w:hAnsi="Tahoma" w:hint="eastAsia"/>
+          <w:kern w:val="0"/>
+          <w:sz w:val="22"/>
+        </w:rPr>
+        <w:t>最后，</w:t>
+      </w:r>
+      <w:r>
+        <w:rPr>
+          <w:rFonts w:ascii="Tahoma" w:eastAsia="微软雅黑" w:hAnsi="Tahoma" w:hint="eastAsia"/>
+          <w:kern w:val="0"/>
+          <w:sz w:val="22"/>
+        </w:rPr>
+        <w:t>这个细节</w:t>
+      </w:r>
+      <w:r>
+        <w:rPr>
+          <w:rFonts w:ascii="Tahoma" w:eastAsia="微软雅黑" w:hAnsi="Tahoma" w:hint="eastAsia"/>
+          <w:kern w:val="0"/>
+          <w:sz w:val="22"/>
+        </w:rPr>
+        <w:t>就被忽视了</w:t>
+      </w:r>
+      <w:r>
+        <w:rPr>
+          <w:rFonts w:ascii="Tahoma" w:eastAsia="微软雅黑" w:hAnsi="Tahoma" w:hint="eastAsia"/>
+          <w:kern w:val="0"/>
+          <w:sz w:val="22"/>
+        </w:rPr>
+        <w:t>。</w:t>
+      </w:r>
+    </w:p>
+    <w:p>
+      <w:pPr>
+        <w:widowControl/>
+        <w:snapToGrid w:val="0"/>
+        <w:jc w:val="left"/>
+        <w:rPr>
+          <w:rFonts w:ascii="Tahoma" w:eastAsia="微软雅黑" w:hAnsi="Tahoma" w:hint="eastAsia"/>
+          <w:kern w:val="0"/>
+          <w:sz w:val="22"/>
+        </w:rPr>
+      </w:pPr>
+      <w:r>
+        <w:rPr>
+          <w:rFonts w:ascii="Tahoma" w:eastAsia="微软雅黑" w:hAnsi="Tahoma" w:hint="eastAsia"/>
+          <w:kern w:val="0"/>
+          <w:sz w:val="22"/>
+        </w:rPr>
+        <w:t>（包括作者我，也偷懒了）</w:t>
+      </w:r>
+    </w:p>
+    <w:p>
+      <w:pPr>
+        <w:widowControl/>
+        <w:snapToGrid w:val="0"/>
+        <w:jc w:val="left"/>
+        <w:rPr>
+          <w:rFonts w:ascii="Tahoma" w:eastAsia="微软雅黑" w:hAnsi="Tahoma" w:hint="eastAsia"/>
+          <w:kern w:val="0"/>
+          <w:sz w:val="22"/>
         </w:rPr>
       </w:pPr>
     </w:p>
